--- a/实验1-CT重建/第一组_实验一_尚舒林、王颢天、胡竣斐、何毕阳.docx
+++ b/实验1-CT重建/第一组_实验一_尚舒林、王颢天、胡竣斐、何毕阳.docx
@@ -482,26 +482,29 @@
           <w:szCs w:val="21"/>
           <w14:ligatures w14:val="none"/>
         </w:rPr>
-        <w:t>（</w:t>
+        <w:t>(</w:t>
       </w:r>
       <w:r>
         <w:rPr>
           <w:rFonts w:hAnsi="宋体" w:hint="eastAsia"/>
           <w:b/>
-          <w:sz w:val="21"/>
-          <w:szCs w:val="21"/>
-          <w14:ligatures w14:val="none"/>
-        </w:rPr>
-        <w:t>学号）</w:t>
-      </w:r>
-      <w:r>
-        <w:rPr>
-          <w:rFonts w:hAnsi="宋体"/>
-          <w:sz w:val="21"/>
-          <w:szCs w:val="21"/>
-          <w14:ligatures w14:val="none"/>
-        </w:rPr>
-        <w:t>：</w:t>
+          <w:bCs/>
+          <w:sz w:val="21"/>
+          <w:szCs w:val="21"/>
+          <w14:ligatures w14:val="none"/>
+        </w:rPr>
+        <w:t>学号</w:t>
+      </w:r>
+      <w:r>
+        <w:rPr>
+          <w:rFonts w:hAnsi="宋体" w:hint="eastAsia"/>
+          <w:b/>
+          <w:bCs/>
+          <w:sz w:val="21"/>
+          <w:szCs w:val="21"/>
+          <w14:ligatures w14:val="none"/>
+        </w:rPr>
+        <w:t>):</w:t>
       </w:r>
       <w:r>
         <w:rPr>
@@ -620,7 +623,18 @@
           <w:szCs w:val="21"/>
           <w14:ligatures w14:val="none"/>
         </w:rPr>
-        <w:t>小组成员（</w:t>
+        <w:t>小组成员</w:t>
+      </w:r>
+      <w:r>
+        <w:rPr>
+          <w:rFonts w:hint="eastAsia"/>
+          <w:b/>
+          <w:bCs/>
+          <w:sz w:val="21"/>
+          <w:szCs w:val="21"/>
+          <w14:ligatures w14:val="none"/>
+        </w:rPr>
+        <w:t>(</w:t>
       </w:r>
       <w:r>
         <w:rPr>
@@ -637,20 +651,12 @@
         <w:rPr>
           <w:rFonts w:hAnsi="宋体" w:hint="eastAsia"/>
           <w:b/>
-          <w:sz w:val="21"/>
-          <w:szCs w:val="21"/>
-          <w14:ligatures w14:val="none"/>
-        </w:rPr>
-        <w:t>）</w:t>
-      </w:r>
-      <w:r>
-        <w:rPr>
-          <w:rFonts w:hint="eastAsia"/>
-          <w:sz w:val="21"/>
-          <w:szCs w:val="21"/>
-          <w14:ligatures w14:val="none"/>
-        </w:rPr>
-        <w:t>：</w:t>
+          <w:bCs/>
+          <w:sz w:val="21"/>
+          <w:szCs w:val="21"/>
+          <w14:ligatures w14:val="none"/>
+        </w:rPr>
+        <w:t>):</w:t>
       </w:r>
       <w:r>
         <w:rPr>
@@ -1106,9 +1112,6 @@
     <w:p>
       <w:pPr>
         <w:ind w:firstLine="420"/>
-        <w:rPr>
-          <w:rFonts w:hint="eastAsia"/>
-        </w:rPr>
       </w:pPr>
       <w:r>
         <w:t>Python 3.9+</w:t>
@@ -1735,10 +1738,10 @@
             <v:path o:extrusionok="f" gradientshapeok="t" o:connecttype="rect"/>
             <o:lock v:ext="edit" aspectratio="t"/>
           </v:shapetype>
-          <v:shape id="_x0000_i1025" type="#_x0000_t75" style="width:155.65pt;height:23.25pt" o:ole="">
+          <v:shape id="_x0000_i1025" type="#_x0000_t75" style="width:155.7pt;height:23.4pt" o:ole="">
             <v:imagedata r:id="rId7" o:title=""/>
           </v:shape>
-          <o:OLEObject Type="Embed" ProgID="Equation.3" ShapeID="_x0000_i1025" DrawAspect="Content" ObjectID="_1831652894" r:id="rId8"/>
+          <o:OLEObject Type="Embed" ProgID="Equation.3" ShapeID="_x0000_i1025" DrawAspect="Content" ObjectID="_1832065150" r:id="rId8"/>
         </w:object>
       </w:r>
       <w:r>
@@ -3363,6 +3366,16 @@
         <w:ind w:firstLine="0"/>
         <w:jc w:val="left"/>
         <w:rPr>
+          <w:rFonts w:ascii="Segoe UI" w:hAnsi="Segoe UI" w:cs="Segoe UI"/>
+          <w:color w:val="000000"/>
+          <w:kern w:val="0"/>
+          <w:sz w:val="21"/>
+          <w:szCs w:val="21"/>
+          <w14:ligatures w14:val="none"/>
+        </w:rPr>
+      </w:pPr>
+      <w:r>
+        <w:rPr>
           <w:rFonts w:ascii="Segoe UI" w:hAnsi="Segoe UI" w:cs="Segoe UI" w:hint="eastAsia"/>
           <w:color w:val="000000"/>
           <w:kern w:val="0"/>
@@ -3370,7 +3383,8 @@
           <w:szCs w:val="21"/>
           <w14:ligatures w14:val="none"/>
         </w:rPr>
-      </w:pPr>
+        <w:t xml:space="preserve">    # 1. </w:t>
+      </w:r>
       <w:r>
         <w:rPr>
           <w:rFonts w:ascii="Segoe UI" w:hAnsi="Segoe UI" w:cs="Segoe UI" w:hint="eastAsia"/>
@@ -3380,7 +3394,7 @@
           <w:szCs w:val="21"/>
           <w14:ligatures w14:val="none"/>
         </w:rPr>
-        <w:t xml:space="preserve">    # 1. </w:t>
+        <w:t>椭圆参数</w:t>
       </w:r>
       <w:r>
         <w:rPr>
@@ -3391,8 +3405,213 @@
           <w:szCs w:val="21"/>
           <w14:ligatures w14:val="none"/>
         </w:rPr>
-        <w:t>椭圆参数</w:t>
-      </w:r>
+        <w:t>: [x0, y0, a, b, angle_deg, rho]</w:t>
+      </w:r>
+    </w:p>
+    <w:p>
+      <w:pPr>
+        <w:widowControl/>
+        <w:spacing w:line="240" w:lineRule="auto"/>
+        <w:ind w:firstLine="0"/>
+        <w:jc w:val="left"/>
+        <w:rPr>
+          <w:rFonts w:ascii="Segoe UI" w:hAnsi="Segoe UI" w:cs="Segoe UI"/>
+          <w:color w:val="000000"/>
+          <w:kern w:val="0"/>
+          <w:sz w:val="21"/>
+          <w:szCs w:val="21"/>
+          <w14:ligatures w14:val="none"/>
+        </w:rPr>
+      </w:pPr>
+      <w:r>
+        <w:rPr>
+          <w:rFonts w:ascii="Segoe UI" w:hAnsi="Segoe UI" w:cs="Segoe UI"/>
+          <w:color w:val="000000"/>
+          <w:kern w:val="0"/>
+          <w:sz w:val="21"/>
+          <w:szCs w:val="21"/>
+          <w14:ligatures w14:val="none"/>
+        </w:rPr>
+        <w:t xml:space="preserve">    ellipses = [</w:t>
+      </w:r>
+    </w:p>
+    <w:p>
+      <w:pPr>
+        <w:widowControl/>
+        <w:spacing w:line="240" w:lineRule="auto"/>
+        <w:ind w:firstLine="0"/>
+        <w:jc w:val="left"/>
+        <w:rPr>
+          <w:rFonts w:ascii="Segoe UI" w:hAnsi="Segoe UI" w:cs="Segoe UI"/>
+          <w:color w:val="000000"/>
+          <w:kern w:val="0"/>
+          <w:sz w:val="21"/>
+          <w:szCs w:val="21"/>
+          <w14:ligatures w14:val="none"/>
+        </w:rPr>
+      </w:pPr>
+      <w:r>
+        <w:rPr>
+          <w:rFonts w:ascii="Segoe UI" w:hAnsi="Segoe UI" w:cs="Segoe UI"/>
+          <w:color w:val="000000"/>
+          <w:kern w:val="0"/>
+          <w:sz w:val="21"/>
+          <w:szCs w:val="21"/>
+          <w14:ligatures w14:val="none"/>
+        </w:rPr>
+        <w:t xml:space="preserve">        [0.0, 0.0, 0.92, 0.69, 90, 4.0], [0.0, -0.0184, 0.874, 0.6624, 90, -1.98],</w:t>
+      </w:r>
+    </w:p>
+    <w:p>
+      <w:pPr>
+        <w:widowControl/>
+        <w:spacing w:line="240" w:lineRule="auto"/>
+        <w:ind w:firstLine="0"/>
+        <w:jc w:val="left"/>
+        <w:rPr>
+          <w:rFonts w:ascii="Segoe UI" w:hAnsi="Segoe UI" w:cs="Segoe UI"/>
+          <w:color w:val="000000"/>
+          <w:kern w:val="0"/>
+          <w:sz w:val="21"/>
+          <w:szCs w:val="21"/>
+          <w14:ligatures w14:val="none"/>
+        </w:rPr>
+      </w:pPr>
+      <w:r>
+        <w:rPr>
+          <w:rFonts w:ascii="Segoe UI" w:hAnsi="Segoe UI" w:cs="Segoe UI"/>
+          <w:color w:val="000000"/>
+          <w:kern w:val="0"/>
+          <w:sz w:val="21"/>
+          <w:szCs w:val="21"/>
+          <w14:ligatures w14:val="none"/>
+        </w:rPr>
+        <w:t xml:space="preserve">        [0.22, 0.0, 0.31, 0.11, 72, -1.2], [-0.22, 0.0, 0.41, 0.16, 108, -1.2],</w:t>
+      </w:r>
+    </w:p>
+    <w:p>
+      <w:pPr>
+        <w:widowControl/>
+        <w:spacing w:line="240" w:lineRule="auto"/>
+        <w:ind w:firstLine="0"/>
+        <w:jc w:val="left"/>
+        <w:rPr>
+          <w:rFonts w:ascii="Segoe UI" w:hAnsi="Segoe UI" w:cs="Segoe UI"/>
+          <w:color w:val="000000"/>
+          <w:kern w:val="0"/>
+          <w:sz w:val="21"/>
+          <w:szCs w:val="21"/>
+          <w14:ligatures w14:val="none"/>
+        </w:rPr>
+      </w:pPr>
+      <w:r>
+        <w:rPr>
+          <w:rFonts w:ascii="Segoe UI" w:hAnsi="Segoe UI" w:cs="Segoe UI"/>
+          <w:color w:val="000000"/>
+          <w:kern w:val="0"/>
+          <w:sz w:val="21"/>
+          <w:szCs w:val="21"/>
+          <w14:ligatures w14:val="none"/>
+        </w:rPr>
+        <w:t xml:space="preserve">        [0.0, 0.35, 0.25, 0.21, 90, 1.1], [0.0, 0.1, 0.046, 0.046, 0, 1.1],</w:t>
+      </w:r>
+    </w:p>
+    <w:p>
+      <w:pPr>
+        <w:widowControl/>
+        <w:spacing w:line="240" w:lineRule="auto"/>
+        <w:ind w:firstLine="0"/>
+        <w:jc w:val="left"/>
+        <w:rPr>
+          <w:rFonts w:ascii="Segoe UI" w:hAnsi="Segoe UI" w:cs="Segoe UI"/>
+          <w:color w:val="000000"/>
+          <w:kern w:val="0"/>
+          <w:sz w:val="21"/>
+          <w:szCs w:val="21"/>
+          <w14:ligatures w14:val="none"/>
+        </w:rPr>
+      </w:pPr>
+      <w:r>
+        <w:rPr>
+          <w:rFonts w:ascii="Segoe UI" w:hAnsi="Segoe UI" w:cs="Segoe UI"/>
+          <w:color w:val="000000"/>
+          <w:kern w:val="0"/>
+          <w:sz w:val="21"/>
+          <w:szCs w:val="21"/>
+          <w14:ligatures w14:val="none"/>
+        </w:rPr>
+        <w:t xml:space="preserve">        [0.0, -0.1, 0.046, 0.046, 0, 1.1], [-0.08, -0.605, 0.046, 0.023, 0, 1.1],</w:t>
+      </w:r>
+    </w:p>
+    <w:p>
+      <w:pPr>
+        <w:widowControl/>
+        <w:spacing w:line="240" w:lineRule="auto"/>
+        <w:ind w:firstLine="0"/>
+        <w:jc w:val="left"/>
+        <w:rPr>
+          <w:rFonts w:ascii="Segoe UI" w:hAnsi="Segoe UI" w:cs="Segoe UI"/>
+          <w:color w:val="000000"/>
+          <w:kern w:val="0"/>
+          <w:sz w:val="21"/>
+          <w:szCs w:val="21"/>
+          <w14:ligatures w14:val="none"/>
+        </w:rPr>
+      </w:pPr>
+      <w:r>
+        <w:rPr>
+          <w:rFonts w:ascii="Segoe UI" w:hAnsi="Segoe UI" w:cs="Segoe UI"/>
+          <w:color w:val="000000"/>
+          <w:kern w:val="0"/>
+          <w:sz w:val="21"/>
+          <w:szCs w:val="21"/>
+          <w14:ligatures w14:val="none"/>
+        </w:rPr>
+        <w:t xml:space="preserve">        [0.0, -0.605, 0.023, 0.023, 0, 1.1], [0.06, -0.605, 0.046, 0.023, 90, 1.1]</w:t>
+      </w:r>
+    </w:p>
+    <w:p>
+      <w:pPr>
+        <w:widowControl/>
+        <w:spacing w:line="240" w:lineRule="auto"/>
+        <w:ind w:firstLine="0"/>
+        <w:jc w:val="left"/>
+        <w:rPr>
+          <w:rFonts w:ascii="Segoe UI" w:hAnsi="Segoe UI" w:cs="Segoe UI"/>
+          <w:color w:val="000000"/>
+          <w:kern w:val="0"/>
+          <w:sz w:val="21"/>
+          <w:szCs w:val="21"/>
+          <w14:ligatures w14:val="none"/>
+        </w:rPr>
+      </w:pPr>
+      <w:r>
+        <w:rPr>
+          <w:rFonts w:ascii="Segoe UI" w:hAnsi="Segoe UI" w:cs="Segoe UI"/>
+          <w:color w:val="000000"/>
+          <w:kern w:val="0"/>
+          <w:sz w:val="21"/>
+          <w:szCs w:val="21"/>
+          <w14:ligatures w14:val="none"/>
+        </w:rPr>
+        <w:t xml:space="preserve">    ]</w:t>
+      </w:r>
+    </w:p>
+    <w:p>
+      <w:pPr>
+        <w:widowControl/>
+        <w:spacing w:line="240" w:lineRule="auto"/>
+        <w:ind w:firstLine="0"/>
+        <w:jc w:val="left"/>
+        <w:rPr>
+          <w:rFonts w:ascii="Segoe UI" w:hAnsi="Segoe UI" w:cs="Segoe UI"/>
+          <w:color w:val="000000"/>
+          <w:kern w:val="0"/>
+          <w:sz w:val="21"/>
+          <w:szCs w:val="21"/>
+          <w14:ligatures w14:val="none"/>
+        </w:rPr>
+      </w:pPr>
       <w:r>
         <w:rPr>
           <w:rFonts w:ascii="Segoe UI" w:hAnsi="Segoe UI" w:cs="Segoe UI" w:hint="eastAsia"/>
@@ -3402,7 +3621,29 @@
           <w:szCs w:val="21"/>
           <w14:ligatures w14:val="none"/>
         </w:rPr>
-        <w:t>: [x0, y0, a, b, angle_deg, rho]</w:t>
+        <w:t xml:space="preserve">    # 2. </w:t>
+      </w:r>
+      <w:r>
+        <w:rPr>
+          <w:rFonts w:ascii="Segoe UI" w:hAnsi="Segoe UI" w:cs="Segoe UI" w:hint="eastAsia"/>
+          <w:color w:val="000000"/>
+          <w:kern w:val="0"/>
+          <w:sz w:val="21"/>
+          <w:szCs w:val="21"/>
+          <w14:ligatures w14:val="none"/>
+        </w:rPr>
+        <w:t>生成归一化坐标网格</w:t>
+      </w:r>
+      <w:r>
+        <w:rPr>
+          <w:rFonts w:ascii="Segoe UI" w:hAnsi="Segoe UI" w:cs="Segoe UI" w:hint="eastAsia"/>
+          <w:color w:val="000000"/>
+          <w:kern w:val="0"/>
+          <w:sz w:val="21"/>
+          <w:szCs w:val="21"/>
+          <w14:ligatures w14:val="none"/>
+        </w:rPr>
+        <w:t xml:space="preserve"> [-1, 1]</w:t>
       </w:r>
     </w:p>
     <w:p>
@@ -3429,7 +3670,7 @@
           <w:szCs w:val="21"/>
           <w14:ligatures w14:val="none"/>
         </w:rPr>
-        <w:t xml:space="preserve">    ellipses = [</w:t>
+        <w:t xml:space="preserve">    y, x = np.ogrid[-1:1:size * 1j, -1:1:size * 1j]</w:t>
       </w:r>
     </w:p>
     <w:p>
@@ -3456,7 +3697,7 @@
           <w:szCs w:val="21"/>
           <w14:ligatures w14:val="none"/>
         </w:rPr>
-        <w:t xml:space="preserve">        [0.0, 0.0, 0.92, 0.69, 90, 4.0], [0.0, -0.0184, 0.874, 0.6624, 90, -1.98],</w:t>
+        <w:t xml:space="preserve">    phantom = np.zeros((size, size), dtype=np.float32)</w:t>
       </w:r>
     </w:p>
     <w:p>
@@ -3476,14 +3717,25 @@
       </w:pPr>
       <w:r>
         <w:rPr>
-          <w:rFonts w:ascii="Segoe UI" w:hAnsi="Segoe UI" w:cs="Segoe UI"/>
-          <w:color w:val="000000"/>
-          <w:kern w:val="0"/>
-          <w:sz w:val="21"/>
-          <w:szCs w:val="21"/>
-          <w14:ligatures w14:val="none"/>
-        </w:rPr>
-        <w:t xml:space="preserve">        [0.22, 0.0, 0.31, 0.11, 72, -1.2], [-0.22, 0.0, 0.41, 0.16, 108, -1.2],</w:t>
+          <w:rFonts w:ascii="Segoe UI" w:hAnsi="Segoe UI" w:cs="Segoe UI" w:hint="eastAsia"/>
+          <w:color w:val="000000"/>
+          <w:kern w:val="0"/>
+          <w:sz w:val="21"/>
+          <w:szCs w:val="21"/>
+          <w14:ligatures w14:val="none"/>
+        </w:rPr>
+        <w:t xml:space="preserve">    # 3. </w:t>
+      </w:r>
+      <w:r>
+        <w:rPr>
+          <w:rFonts w:ascii="Segoe UI" w:hAnsi="Segoe UI" w:cs="Segoe UI" w:hint="eastAsia"/>
+          <w:color w:val="000000"/>
+          <w:kern w:val="0"/>
+          <w:sz w:val="21"/>
+          <w:szCs w:val="21"/>
+          <w14:ligatures w14:val="none"/>
+        </w:rPr>
+        <w:t>绘制并叠加椭圆</w:t>
       </w:r>
     </w:p>
     <w:p>
@@ -3510,7 +3762,7 @@
           <w:szCs w:val="21"/>
           <w14:ligatures w14:val="none"/>
         </w:rPr>
-        <w:t xml:space="preserve">        [0.0, 0.35, 0.25, 0.21, 90, 1.1], [0.0, 0.1, 0.046, 0.046, 0, 1.1],</w:t>
+        <w:t xml:space="preserve">    for x0, y0, a, b, angle_deg, gray_val in ellipses:</w:t>
       </w:r>
     </w:p>
     <w:p>
@@ -3537,7 +3789,7 @@
           <w:szCs w:val="21"/>
           <w14:ligatures w14:val="none"/>
         </w:rPr>
-        <w:t xml:space="preserve">        [0.0, -0.1, 0.046, 0.046, 0, 1.1], [-0.08, -0.605, 0.046, 0.023, 0, 1.1],</w:t>
+        <w:t xml:space="preserve">        theta = np.deg2rad(angle_deg)</w:t>
       </w:r>
     </w:p>
     <w:p>
@@ -3548,255 +3800,6 @@
         <w:jc w:val="left"/>
         <w:rPr>
           <w:rFonts w:ascii="Segoe UI" w:hAnsi="Segoe UI" w:cs="Segoe UI"/>
-          <w:color w:val="000000"/>
-          <w:kern w:val="0"/>
-          <w:sz w:val="21"/>
-          <w:szCs w:val="21"/>
-          <w14:ligatures w14:val="none"/>
-        </w:rPr>
-      </w:pPr>
-      <w:r>
-        <w:rPr>
-          <w:rFonts w:ascii="Segoe UI" w:hAnsi="Segoe UI" w:cs="Segoe UI"/>
-          <w:color w:val="000000"/>
-          <w:kern w:val="0"/>
-          <w:sz w:val="21"/>
-          <w:szCs w:val="21"/>
-          <w14:ligatures w14:val="none"/>
-        </w:rPr>
-        <w:t xml:space="preserve">        [0.0, -0.605, 0.023, 0.023, 0, 1.1], [0.06, -0.605, 0.046, 0.023, 90, 1.1]</w:t>
-      </w:r>
-    </w:p>
-    <w:p>
-      <w:pPr>
-        <w:widowControl/>
-        <w:spacing w:line="240" w:lineRule="auto"/>
-        <w:ind w:firstLine="0"/>
-        <w:jc w:val="left"/>
-        <w:rPr>
-          <w:rFonts w:ascii="Segoe UI" w:hAnsi="Segoe UI" w:cs="Segoe UI" w:hint="eastAsia"/>
-          <w:color w:val="000000"/>
-          <w:kern w:val="0"/>
-          <w:sz w:val="21"/>
-          <w:szCs w:val="21"/>
-          <w14:ligatures w14:val="none"/>
-        </w:rPr>
-      </w:pPr>
-      <w:r>
-        <w:rPr>
-          <w:rFonts w:ascii="Segoe UI" w:hAnsi="Segoe UI" w:cs="Segoe UI"/>
-          <w:color w:val="000000"/>
-          <w:kern w:val="0"/>
-          <w:sz w:val="21"/>
-          <w:szCs w:val="21"/>
-          <w14:ligatures w14:val="none"/>
-        </w:rPr>
-        <w:t xml:space="preserve">    ]</w:t>
-      </w:r>
-    </w:p>
-    <w:p>
-      <w:pPr>
-        <w:widowControl/>
-        <w:spacing w:line="240" w:lineRule="auto"/>
-        <w:ind w:firstLine="0"/>
-        <w:jc w:val="left"/>
-        <w:rPr>
-          <w:rFonts w:ascii="Segoe UI" w:hAnsi="Segoe UI" w:cs="Segoe UI" w:hint="eastAsia"/>
-          <w:color w:val="000000"/>
-          <w:kern w:val="0"/>
-          <w:sz w:val="21"/>
-          <w:szCs w:val="21"/>
-          <w14:ligatures w14:val="none"/>
-        </w:rPr>
-      </w:pPr>
-      <w:r>
-        <w:rPr>
-          <w:rFonts w:ascii="Segoe UI" w:hAnsi="Segoe UI" w:cs="Segoe UI" w:hint="eastAsia"/>
-          <w:color w:val="000000"/>
-          <w:kern w:val="0"/>
-          <w:sz w:val="21"/>
-          <w:szCs w:val="21"/>
-          <w14:ligatures w14:val="none"/>
-        </w:rPr>
-        <w:t xml:space="preserve">    # 2. </w:t>
-      </w:r>
-      <w:r>
-        <w:rPr>
-          <w:rFonts w:ascii="Segoe UI" w:hAnsi="Segoe UI" w:cs="Segoe UI" w:hint="eastAsia"/>
-          <w:color w:val="000000"/>
-          <w:kern w:val="0"/>
-          <w:sz w:val="21"/>
-          <w:szCs w:val="21"/>
-          <w14:ligatures w14:val="none"/>
-        </w:rPr>
-        <w:t>生成归一化坐标网格</w:t>
-      </w:r>
-      <w:r>
-        <w:rPr>
-          <w:rFonts w:ascii="Segoe UI" w:hAnsi="Segoe UI" w:cs="Segoe UI" w:hint="eastAsia"/>
-          <w:color w:val="000000"/>
-          <w:kern w:val="0"/>
-          <w:sz w:val="21"/>
-          <w:szCs w:val="21"/>
-          <w14:ligatures w14:val="none"/>
-        </w:rPr>
-        <w:t xml:space="preserve"> [-1, 1]</w:t>
-      </w:r>
-    </w:p>
-    <w:p>
-      <w:pPr>
-        <w:widowControl/>
-        <w:spacing w:line="240" w:lineRule="auto"/>
-        <w:ind w:firstLine="0"/>
-        <w:jc w:val="left"/>
-        <w:rPr>
-          <w:rFonts w:ascii="Segoe UI" w:hAnsi="Segoe UI" w:cs="Segoe UI"/>
-          <w:color w:val="000000"/>
-          <w:kern w:val="0"/>
-          <w:sz w:val="21"/>
-          <w:szCs w:val="21"/>
-          <w14:ligatures w14:val="none"/>
-        </w:rPr>
-      </w:pPr>
-      <w:r>
-        <w:rPr>
-          <w:rFonts w:ascii="Segoe UI" w:hAnsi="Segoe UI" w:cs="Segoe UI"/>
-          <w:color w:val="000000"/>
-          <w:kern w:val="0"/>
-          <w:sz w:val="21"/>
-          <w:szCs w:val="21"/>
-          <w14:ligatures w14:val="none"/>
-        </w:rPr>
-        <w:t xml:space="preserve">    y, x = np.ogrid[-1:1:size * 1j, -1:1:size * 1j]</w:t>
-      </w:r>
-    </w:p>
-    <w:p>
-      <w:pPr>
-        <w:widowControl/>
-        <w:spacing w:line="240" w:lineRule="auto"/>
-        <w:ind w:firstLine="0"/>
-        <w:jc w:val="left"/>
-        <w:rPr>
-          <w:rFonts w:ascii="Segoe UI" w:hAnsi="Segoe UI" w:cs="Segoe UI" w:hint="eastAsia"/>
-          <w:color w:val="000000"/>
-          <w:kern w:val="0"/>
-          <w:sz w:val="21"/>
-          <w:szCs w:val="21"/>
-          <w14:ligatures w14:val="none"/>
-        </w:rPr>
-      </w:pPr>
-      <w:r>
-        <w:rPr>
-          <w:rFonts w:ascii="Segoe UI" w:hAnsi="Segoe UI" w:cs="Segoe UI"/>
-          <w:color w:val="000000"/>
-          <w:kern w:val="0"/>
-          <w:sz w:val="21"/>
-          <w:szCs w:val="21"/>
-          <w14:ligatures w14:val="none"/>
-        </w:rPr>
-        <w:t xml:space="preserve">    phantom = np.zeros((size, size), dtype=np.float32)</w:t>
-      </w:r>
-    </w:p>
-    <w:p>
-      <w:pPr>
-        <w:widowControl/>
-        <w:spacing w:line="240" w:lineRule="auto"/>
-        <w:ind w:firstLine="0"/>
-        <w:jc w:val="left"/>
-        <w:rPr>
-          <w:rFonts w:ascii="Segoe UI" w:hAnsi="Segoe UI" w:cs="Segoe UI" w:hint="eastAsia"/>
-          <w:color w:val="000000"/>
-          <w:kern w:val="0"/>
-          <w:sz w:val="21"/>
-          <w:szCs w:val="21"/>
-          <w14:ligatures w14:val="none"/>
-        </w:rPr>
-      </w:pPr>
-      <w:r>
-        <w:rPr>
-          <w:rFonts w:ascii="Segoe UI" w:hAnsi="Segoe UI" w:cs="Segoe UI" w:hint="eastAsia"/>
-          <w:color w:val="000000"/>
-          <w:kern w:val="0"/>
-          <w:sz w:val="21"/>
-          <w:szCs w:val="21"/>
-          <w14:ligatures w14:val="none"/>
-        </w:rPr>
-        <w:t xml:space="preserve">    # 3. </w:t>
-      </w:r>
-      <w:r>
-        <w:rPr>
-          <w:rFonts w:ascii="Segoe UI" w:hAnsi="Segoe UI" w:cs="Segoe UI" w:hint="eastAsia"/>
-          <w:color w:val="000000"/>
-          <w:kern w:val="0"/>
-          <w:sz w:val="21"/>
-          <w:szCs w:val="21"/>
-          <w14:ligatures w14:val="none"/>
-        </w:rPr>
-        <w:t>绘制并叠加椭圆</w:t>
-      </w:r>
-    </w:p>
-    <w:p>
-      <w:pPr>
-        <w:widowControl/>
-        <w:spacing w:line="240" w:lineRule="auto"/>
-        <w:ind w:firstLine="0"/>
-        <w:jc w:val="left"/>
-        <w:rPr>
-          <w:rFonts w:ascii="Segoe UI" w:hAnsi="Segoe UI" w:cs="Segoe UI"/>
-          <w:color w:val="000000"/>
-          <w:kern w:val="0"/>
-          <w:sz w:val="21"/>
-          <w:szCs w:val="21"/>
-          <w14:ligatures w14:val="none"/>
-        </w:rPr>
-      </w:pPr>
-      <w:r>
-        <w:rPr>
-          <w:rFonts w:ascii="Segoe UI" w:hAnsi="Segoe UI" w:cs="Segoe UI"/>
-          <w:color w:val="000000"/>
-          <w:kern w:val="0"/>
-          <w:sz w:val="21"/>
-          <w:szCs w:val="21"/>
-          <w14:ligatures w14:val="none"/>
-        </w:rPr>
-        <w:t xml:space="preserve">    for x0, y0, a, b, angle_deg, gray_val in ellipses:</w:t>
-      </w:r>
-    </w:p>
-    <w:p>
-      <w:pPr>
-        <w:widowControl/>
-        <w:spacing w:line="240" w:lineRule="auto"/>
-        <w:ind w:firstLine="0"/>
-        <w:jc w:val="left"/>
-        <w:rPr>
-          <w:rFonts w:ascii="Segoe UI" w:hAnsi="Segoe UI" w:cs="Segoe UI"/>
-          <w:color w:val="000000"/>
-          <w:kern w:val="0"/>
-          <w:sz w:val="21"/>
-          <w:szCs w:val="21"/>
-          <w14:ligatures w14:val="none"/>
-        </w:rPr>
-      </w:pPr>
-      <w:r>
-        <w:rPr>
-          <w:rFonts w:ascii="Segoe UI" w:hAnsi="Segoe UI" w:cs="Segoe UI"/>
-          <w:color w:val="000000"/>
-          <w:kern w:val="0"/>
-          <w:sz w:val="21"/>
-          <w:szCs w:val="21"/>
-          <w14:ligatures w14:val="none"/>
-        </w:rPr>
-        <w:t xml:space="preserve">        theta = np.deg2rad(angle_deg)</w:t>
-      </w:r>
-    </w:p>
-    <w:p>
-      <w:pPr>
-        <w:widowControl/>
-        <w:spacing w:line="240" w:lineRule="auto"/>
-        <w:ind w:firstLine="0"/>
-        <w:jc w:val="left"/>
-        <w:rPr>
-          <w:rFonts w:ascii="Segoe UI" w:hAnsi="Segoe UI" w:cs="Segoe UI" w:hint="eastAsia"/>
           <w:color w:val="000000"/>
           <w:kern w:val="0"/>
           <w:sz w:val="21"/>
@@ -3889,6 +3892,16 @@
         <w:ind w:firstLine="0"/>
         <w:jc w:val="left"/>
         <w:rPr>
+          <w:rFonts w:ascii="Segoe UI" w:hAnsi="Segoe UI" w:cs="Segoe UI"/>
+          <w:color w:val="000000"/>
+          <w:kern w:val="0"/>
+          <w:sz w:val="21"/>
+          <w:szCs w:val="21"/>
+          <w14:ligatures w14:val="none"/>
+        </w:rPr>
+      </w:pPr>
+      <w:r>
+        <w:rPr>
           <w:rFonts w:ascii="Segoe UI" w:hAnsi="Segoe UI" w:cs="Segoe UI" w:hint="eastAsia"/>
           <w:color w:val="000000"/>
           <w:kern w:val="0"/>
@@ -3896,7 +3909,8 @@
           <w:szCs w:val="21"/>
           <w14:ligatures w14:val="none"/>
         </w:rPr>
-      </w:pPr>
+        <w:t xml:space="preserve">        # </w:t>
+      </w:r>
       <w:r>
         <w:rPr>
           <w:rFonts w:ascii="Segoe UI" w:hAnsi="Segoe UI" w:cs="Segoe UI" w:hint="eastAsia"/>
@@ -3906,6 +3920,934 @@
           <w:szCs w:val="21"/>
           <w14:ligatures w14:val="none"/>
         </w:rPr>
+        <w:t>叠加符合椭圆方程区域的灰度值</w:t>
+      </w:r>
+    </w:p>
+    <w:p>
+      <w:pPr>
+        <w:widowControl/>
+        <w:spacing w:line="240" w:lineRule="auto"/>
+        <w:ind w:firstLine="0"/>
+        <w:jc w:val="left"/>
+        <w:rPr>
+          <w:rFonts w:ascii="Segoe UI" w:hAnsi="Segoe UI" w:cs="Segoe UI"/>
+          <w:color w:val="000000"/>
+          <w:kern w:val="0"/>
+          <w:sz w:val="21"/>
+          <w:szCs w:val="21"/>
+          <w14:ligatures w14:val="none"/>
+        </w:rPr>
+      </w:pPr>
+      <w:r>
+        <w:rPr>
+          <w:rFonts w:ascii="Segoe UI" w:hAnsi="Segoe UI" w:cs="Segoe UI"/>
+          <w:color w:val="000000"/>
+          <w:kern w:val="0"/>
+          <w:sz w:val="21"/>
+          <w:szCs w:val="21"/>
+          <w14:ligatures w14:val="none"/>
+        </w:rPr>
+        <w:t xml:space="preserve">        phantom[(xr / a) ** 2 + (yr / b) ** 2 &lt;= 1.0] += gray_val</w:t>
+      </w:r>
+    </w:p>
+    <w:p>
+      <w:pPr>
+        <w:widowControl/>
+        <w:spacing w:line="240" w:lineRule="auto"/>
+        <w:ind w:firstLine="0"/>
+        <w:jc w:val="left"/>
+        <w:rPr>
+          <w:rFonts w:ascii="Segoe UI" w:hAnsi="Segoe UI" w:cs="Segoe UI"/>
+          <w:color w:val="000000"/>
+          <w:kern w:val="0"/>
+          <w:sz w:val="21"/>
+          <w:szCs w:val="21"/>
+          <w14:ligatures w14:val="none"/>
+        </w:rPr>
+      </w:pPr>
+      <w:r>
+        <w:rPr>
+          <w:rFonts w:ascii="Segoe UI" w:hAnsi="Segoe UI" w:cs="Segoe UI" w:hint="eastAsia"/>
+          <w:color w:val="000000"/>
+          <w:kern w:val="0"/>
+          <w:sz w:val="21"/>
+          <w:szCs w:val="21"/>
+          <w14:ligatures w14:val="none"/>
+        </w:rPr>
+        <w:t xml:space="preserve">    # 4. </w:t>
+      </w:r>
+      <w:r>
+        <w:rPr>
+          <w:rFonts w:ascii="Segoe UI" w:hAnsi="Segoe UI" w:cs="Segoe UI" w:hint="eastAsia"/>
+          <w:color w:val="000000"/>
+          <w:kern w:val="0"/>
+          <w:sz w:val="21"/>
+          <w:szCs w:val="21"/>
+          <w14:ligatures w14:val="none"/>
+        </w:rPr>
+        <w:t>归一化到</w:t>
+      </w:r>
+      <w:r>
+        <w:rPr>
+          <w:rFonts w:ascii="Segoe UI" w:hAnsi="Segoe UI" w:cs="Segoe UI" w:hint="eastAsia"/>
+          <w:color w:val="000000"/>
+          <w:kern w:val="0"/>
+          <w:sz w:val="21"/>
+          <w:szCs w:val="21"/>
+          <w14:ligatures w14:val="none"/>
+        </w:rPr>
+        <w:t xml:space="preserve"> 0-255</w:t>
+      </w:r>
+    </w:p>
+    <w:p>
+      <w:pPr>
+        <w:widowControl/>
+        <w:spacing w:line="240" w:lineRule="auto"/>
+        <w:ind w:firstLine="0"/>
+        <w:jc w:val="left"/>
+        <w:rPr>
+          <w:rFonts w:ascii="Segoe UI" w:hAnsi="Segoe UI" w:cs="Segoe UI"/>
+          <w:color w:val="000000"/>
+          <w:kern w:val="0"/>
+          <w:sz w:val="21"/>
+          <w:szCs w:val="21"/>
+          <w14:ligatures w14:val="none"/>
+        </w:rPr>
+      </w:pPr>
+      <w:r>
+        <w:rPr>
+          <w:rFonts w:ascii="Segoe UI" w:hAnsi="Segoe UI" w:cs="Segoe UI"/>
+          <w:color w:val="000000"/>
+          <w:kern w:val="0"/>
+          <w:sz w:val="21"/>
+          <w:szCs w:val="21"/>
+          <w14:ligatures w14:val="none"/>
+        </w:rPr>
+        <w:t xml:space="preserve">    p_min, p_max = phantom.min(), phantom.max()</w:t>
+      </w:r>
+    </w:p>
+    <w:p>
+      <w:pPr>
+        <w:widowControl/>
+        <w:spacing w:line="240" w:lineRule="auto"/>
+        <w:ind w:firstLine="0"/>
+        <w:jc w:val="left"/>
+        <w:rPr>
+          <w:rFonts w:ascii="Segoe UI" w:hAnsi="Segoe UI" w:cs="Segoe UI"/>
+          <w:color w:val="000000"/>
+          <w:kern w:val="0"/>
+          <w:sz w:val="21"/>
+          <w:szCs w:val="21"/>
+          <w14:ligatures w14:val="none"/>
+        </w:rPr>
+      </w:pPr>
+      <w:r>
+        <w:rPr>
+          <w:rFonts w:ascii="Segoe UI" w:hAnsi="Segoe UI" w:cs="Segoe UI"/>
+          <w:color w:val="000000"/>
+          <w:kern w:val="0"/>
+          <w:sz w:val="21"/>
+          <w:szCs w:val="21"/>
+          <w14:ligatures w14:val="none"/>
+        </w:rPr>
+        <w:t xml:space="preserve">    if p_max - p_min &gt; 1e-6:</w:t>
+      </w:r>
+    </w:p>
+    <w:p>
+      <w:pPr>
+        <w:widowControl/>
+        <w:spacing w:line="240" w:lineRule="auto"/>
+        <w:ind w:firstLine="0"/>
+        <w:jc w:val="left"/>
+        <w:rPr>
+          <w:rFonts w:ascii="Segoe UI" w:hAnsi="Segoe UI" w:cs="Segoe UI"/>
+          <w:color w:val="000000"/>
+          <w:kern w:val="0"/>
+          <w:sz w:val="21"/>
+          <w:szCs w:val="21"/>
+          <w14:ligatures w14:val="none"/>
+        </w:rPr>
+      </w:pPr>
+      <w:r>
+        <w:rPr>
+          <w:rFonts w:ascii="Segoe UI" w:hAnsi="Segoe UI" w:cs="Segoe UI"/>
+          <w:color w:val="000000"/>
+          <w:kern w:val="0"/>
+          <w:sz w:val="21"/>
+          <w:szCs w:val="21"/>
+          <w14:ligatures w14:val="none"/>
+        </w:rPr>
+        <w:t xml:space="preserve">        phantom = (phantom - p_min) / (p_max - p_min) * 255.0</w:t>
+      </w:r>
+    </w:p>
+    <w:p>
+      <w:pPr>
+        <w:widowControl/>
+        <w:spacing w:line="240" w:lineRule="auto"/>
+        <w:ind w:firstLine="0"/>
+        <w:jc w:val="left"/>
+        <w:rPr>
+          <w:rFonts w:ascii="Segoe UI" w:hAnsi="Segoe UI" w:cs="Segoe UI"/>
+          <w:color w:val="000000"/>
+          <w:kern w:val="0"/>
+          <w:sz w:val="21"/>
+          <w:szCs w:val="21"/>
+          <w14:ligatures w14:val="none"/>
+        </w:rPr>
+      </w:pPr>
+      <w:r>
+        <w:rPr>
+          <w:rFonts w:ascii="Segoe UI" w:hAnsi="Segoe UI" w:cs="Segoe UI"/>
+          <w:color w:val="000000"/>
+          <w:kern w:val="0"/>
+          <w:sz w:val="21"/>
+          <w:szCs w:val="21"/>
+          <w14:ligatures w14:val="none"/>
+        </w:rPr>
+        <w:t xml:space="preserve">    return phantom</w:t>
+      </w:r>
+    </w:p>
+    <w:p>
+      <w:pPr>
+        <w:ind w:firstLine="0"/>
+      </w:pPr>
+      <w:r>
+        <w:rPr>
+          <w:rFonts w:hint="eastAsia"/>
+        </w:rPr>
+        <w:t>2.</w:t>
+      </w:r>
+      <w:r>
+        <w:rPr>
+          <w:rFonts w:hint="eastAsia"/>
+        </w:rPr>
+        <w:t xml:space="preserve"> </w:t>
+      </w:r>
+      <w:bookmarkStart w:id="1" w:name="OLE_LINK1"/>
+      <w:r>
+        <w:rPr>
+          <w:rFonts w:hint="eastAsia"/>
+        </w:rPr>
+        <w:t>产生反投影数据</w:t>
+      </w:r>
+      <w:r>
+        <w:rPr>
+          <w:rFonts w:hint="eastAsia"/>
+        </w:rPr>
+        <w:t>（投影线动画）</w:t>
+      </w:r>
+    </w:p>
+    <w:bookmarkEnd w:id="1"/>
+    <w:p>
+      <w:pPr>
+        <w:ind w:firstLine="0"/>
+      </w:pPr>
+    </w:p>
+    <w:p>
+      <w:pPr>
+        <w:ind w:firstLine="0"/>
+      </w:pPr>
+      <w:r>
+        <w:rPr>
+          <w:rFonts w:hint="eastAsia"/>
+        </w:rPr>
+        <w:t>3.</w:t>
+      </w:r>
+      <w:r>
+        <w:rPr>
+          <w:rFonts w:hint="eastAsia"/>
+        </w:rPr>
+        <w:t xml:space="preserve"> </w:t>
+      </w:r>
+      <w:r>
+        <w:rPr>
+          <w:rFonts w:hint="eastAsia"/>
+        </w:rPr>
+        <w:t>直接反投影</w:t>
+      </w:r>
+      <w:r>
+        <w:rPr>
+          <w:rFonts w:hint="eastAsia"/>
+        </w:rPr>
+        <w:t>函数</w:t>
+      </w:r>
+    </w:p>
+    <w:p>
+      <w:pPr>
+        <w:widowControl/>
+        <w:spacing w:line="240" w:lineRule="auto"/>
+        <w:ind w:firstLine="0"/>
+        <w:jc w:val="left"/>
+        <w:rPr>
+          <w:rFonts w:ascii="Segoe UI" w:hAnsi="Segoe UI" w:cs="Segoe UI"/>
+          <w:color w:val="000000"/>
+          <w:kern w:val="0"/>
+          <w:sz w:val="21"/>
+          <w:szCs w:val="21"/>
+          <w14:ligatures w14:val="none"/>
+        </w:rPr>
+      </w:pPr>
+      <w:r>
+        <w:rPr>
+          <w:rFonts w:ascii="Segoe UI" w:hAnsi="Segoe UI" w:cs="Segoe UI"/>
+          <w:color w:val="000000"/>
+          <w:kern w:val="0"/>
+          <w:sz w:val="21"/>
+          <w:szCs w:val="21"/>
+          <w14:ligatures w14:val="none"/>
+        </w:rPr>
+        <w:t>def direct_backprojection_core(sinogram, angles):</w:t>
+      </w:r>
+    </w:p>
+    <w:p>
+      <w:pPr>
+        <w:widowControl/>
+        <w:spacing w:line="240" w:lineRule="auto"/>
+        <w:ind w:firstLine="0"/>
+        <w:jc w:val="left"/>
+        <w:rPr>
+          <w:rFonts w:ascii="Segoe UI" w:hAnsi="Segoe UI" w:cs="Segoe UI"/>
+          <w:color w:val="000000"/>
+          <w:kern w:val="0"/>
+          <w:sz w:val="21"/>
+          <w:szCs w:val="21"/>
+          <w14:ligatures w14:val="none"/>
+        </w:rPr>
+      </w:pPr>
+      <w:r>
+        <w:rPr>
+          <w:rFonts w:ascii="Segoe UI" w:hAnsi="Segoe UI" w:cs="Segoe UI"/>
+          <w:color w:val="000000"/>
+          <w:kern w:val="0"/>
+          <w:sz w:val="21"/>
+          <w:szCs w:val="21"/>
+          <w14:ligatures w14:val="none"/>
+        </w:rPr>
+        <w:t xml:space="preserve">    """</w:t>
+      </w:r>
+    </w:p>
+    <w:p>
+      <w:pPr>
+        <w:widowControl/>
+        <w:spacing w:line="240" w:lineRule="auto"/>
+        <w:ind w:firstLine="0"/>
+        <w:jc w:val="left"/>
+        <w:rPr>
+          <w:rFonts w:ascii="Segoe UI" w:hAnsi="Segoe UI" w:cs="Segoe UI"/>
+          <w:color w:val="000000"/>
+          <w:kern w:val="0"/>
+          <w:sz w:val="21"/>
+          <w:szCs w:val="21"/>
+          <w14:ligatures w14:val="none"/>
+        </w:rPr>
+      </w:pPr>
+      <w:r>
+        <w:rPr>
+          <w:rFonts w:ascii="Segoe UI" w:hAnsi="Segoe UI" w:cs="Segoe UI" w:hint="eastAsia"/>
+          <w:color w:val="000000"/>
+          <w:kern w:val="0"/>
+          <w:sz w:val="21"/>
+          <w:szCs w:val="21"/>
+          <w14:ligatures w14:val="none"/>
+        </w:rPr>
+        <w:t xml:space="preserve">    </w:t>
+      </w:r>
+      <w:r>
+        <w:rPr>
+          <w:rFonts w:ascii="Segoe UI" w:hAnsi="Segoe UI" w:cs="Segoe UI" w:hint="eastAsia"/>
+          <w:color w:val="000000"/>
+          <w:kern w:val="0"/>
+          <w:sz w:val="21"/>
+          <w:szCs w:val="21"/>
+          <w14:ligatures w14:val="none"/>
+        </w:rPr>
+        <w:t>直接反投影核心逻辑</w:t>
+      </w:r>
+    </w:p>
+    <w:p>
+      <w:pPr>
+        <w:widowControl/>
+        <w:spacing w:line="240" w:lineRule="auto"/>
+        <w:ind w:firstLine="0"/>
+        <w:jc w:val="left"/>
+        <w:rPr>
+          <w:rFonts w:ascii="Segoe UI" w:hAnsi="Segoe UI" w:cs="Segoe UI"/>
+          <w:color w:val="000000"/>
+          <w:kern w:val="0"/>
+          <w:sz w:val="21"/>
+          <w:szCs w:val="21"/>
+          <w14:ligatures w14:val="none"/>
+        </w:rPr>
+      </w:pPr>
+      <w:r>
+        <w:rPr>
+          <w:rFonts w:ascii="Segoe UI" w:hAnsi="Segoe UI" w:cs="Segoe UI" w:hint="eastAsia"/>
+          <w:color w:val="000000"/>
+          <w:kern w:val="0"/>
+          <w:sz w:val="21"/>
+          <w:szCs w:val="21"/>
+          <w14:ligatures w14:val="none"/>
+        </w:rPr>
+        <w:t xml:space="preserve">    :param sinogram: </w:t>
+      </w:r>
+      <w:r>
+        <w:rPr>
+          <w:rFonts w:ascii="Segoe UI" w:hAnsi="Segoe UI" w:cs="Segoe UI" w:hint="eastAsia"/>
+          <w:color w:val="000000"/>
+          <w:kern w:val="0"/>
+          <w:sz w:val="21"/>
+          <w:szCs w:val="21"/>
+          <w14:ligatures w14:val="none"/>
+        </w:rPr>
+        <w:t>投影数据</w:t>
+      </w:r>
+      <w:r>
+        <w:rPr>
+          <w:rFonts w:ascii="Segoe UI" w:hAnsi="Segoe UI" w:cs="Segoe UI" w:hint="eastAsia"/>
+          <w:color w:val="000000"/>
+          <w:kern w:val="0"/>
+          <w:sz w:val="21"/>
+          <w:szCs w:val="21"/>
+          <w14:ligatures w14:val="none"/>
+        </w:rPr>
+        <w:t xml:space="preserve"> (</w:t>
+      </w:r>
+      <w:r>
+        <w:rPr>
+          <w:rFonts w:ascii="Segoe UI" w:hAnsi="Segoe UI" w:cs="Segoe UI" w:hint="eastAsia"/>
+          <w:color w:val="000000"/>
+          <w:kern w:val="0"/>
+          <w:sz w:val="21"/>
+          <w:szCs w:val="21"/>
+          <w14:ligatures w14:val="none"/>
+        </w:rPr>
+        <w:t>角度数</w:t>
+      </w:r>
+      <w:r>
+        <w:rPr>
+          <w:rFonts w:ascii="Segoe UI" w:hAnsi="Segoe UI" w:cs="Segoe UI" w:hint="eastAsia"/>
+          <w:color w:val="000000"/>
+          <w:kern w:val="0"/>
+          <w:sz w:val="21"/>
+          <w:szCs w:val="21"/>
+          <w14:ligatures w14:val="none"/>
+        </w:rPr>
+        <w:t xml:space="preserve">, </w:t>
+      </w:r>
+      <w:r>
+        <w:rPr>
+          <w:rFonts w:ascii="Segoe UI" w:hAnsi="Segoe UI" w:cs="Segoe UI" w:hint="eastAsia"/>
+          <w:color w:val="000000"/>
+          <w:kern w:val="0"/>
+          <w:sz w:val="21"/>
+          <w:szCs w:val="21"/>
+          <w14:ligatures w14:val="none"/>
+        </w:rPr>
+        <w:t>探测器数</w:t>
+      </w:r>
+      <w:r>
+        <w:rPr>
+          <w:rFonts w:ascii="Segoe UI" w:hAnsi="Segoe UI" w:cs="Segoe UI" w:hint="eastAsia"/>
+          <w:color w:val="000000"/>
+          <w:kern w:val="0"/>
+          <w:sz w:val="21"/>
+          <w:szCs w:val="21"/>
+          <w14:ligatures w14:val="none"/>
+        </w:rPr>
+        <w:t>)</w:t>
+      </w:r>
+    </w:p>
+    <w:p>
+      <w:pPr>
+        <w:widowControl/>
+        <w:spacing w:line="240" w:lineRule="auto"/>
+        <w:ind w:firstLine="0"/>
+        <w:jc w:val="left"/>
+        <w:rPr>
+          <w:rFonts w:ascii="Segoe UI" w:hAnsi="Segoe UI" w:cs="Segoe UI"/>
+          <w:color w:val="000000"/>
+          <w:kern w:val="0"/>
+          <w:sz w:val="21"/>
+          <w:szCs w:val="21"/>
+          <w14:ligatures w14:val="none"/>
+        </w:rPr>
+      </w:pPr>
+      <w:r>
+        <w:rPr>
+          <w:rFonts w:ascii="Segoe UI" w:hAnsi="Segoe UI" w:cs="Segoe UI" w:hint="eastAsia"/>
+          <w:color w:val="000000"/>
+          <w:kern w:val="0"/>
+          <w:sz w:val="21"/>
+          <w:szCs w:val="21"/>
+          <w14:ligatures w14:val="none"/>
+        </w:rPr>
+        <w:t xml:space="preserve">    :param angles: </w:t>
+      </w:r>
+      <w:r>
+        <w:rPr>
+          <w:rFonts w:ascii="Segoe UI" w:hAnsi="Segoe UI" w:cs="Segoe UI" w:hint="eastAsia"/>
+          <w:color w:val="000000"/>
+          <w:kern w:val="0"/>
+          <w:sz w:val="21"/>
+          <w:szCs w:val="21"/>
+          <w14:ligatures w14:val="none"/>
+        </w:rPr>
+        <w:t>投影角度</w:t>
+      </w:r>
+      <w:r>
+        <w:rPr>
+          <w:rFonts w:ascii="Segoe UI" w:hAnsi="Segoe UI" w:cs="Segoe UI" w:hint="eastAsia"/>
+          <w:color w:val="000000"/>
+          <w:kern w:val="0"/>
+          <w:sz w:val="21"/>
+          <w:szCs w:val="21"/>
+          <w14:ligatures w14:val="none"/>
+        </w:rPr>
+        <w:t xml:space="preserve"> (</w:t>
+      </w:r>
+      <w:r>
+        <w:rPr>
+          <w:rFonts w:ascii="Segoe UI" w:hAnsi="Segoe UI" w:cs="Segoe UI" w:hint="eastAsia"/>
+          <w:color w:val="000000"/>
+          <w:kern w:val="0"/>
+          <w:sz w:val="21"/>
+          <w:szCs w:val="21"/>
+          <w14:ligatures w14:val="none"/>
+        </w:rPr>
+        <w:t>弧度</w:t>
+      </w:r>
+      <w:r>
+        <w:rPr>
+          <w:rFonts w:ascii="Segoe UI" w:hAnsi="Segoe UI" w:cs="Segoe UI" w:hint="eastAsia"/>
+          <w:color w:val="000000"/>
+          <w:kern w:val="0"/>
+          <w:sz w:val="21"/>
+          <w:szCs w:val="21"/>
+          <w14:ligatures w14:val="none"/>
+        </w:rPr>
+        <w:t>)</w:t>
+      </w:r>
+    </w:p>
+    <w:p>
+      <w:pPr>
+        <w:widowControl/>
+        <w:spacing w:line="240" w:lineRule="auto"/>
+        <w:ind w:firstLine="0"/>
+        <w:jc w:val="left"/>
+        <w:rPr>
+          <w:rFonts w:ascii="Segoe UI" w:hAnsi="Segoe UI" w:cs="Segoe UI"/>
+          <w:color w:val="000000"/>
+          <w:kern w:val="0"/>
+          <w:sz w:val="21"/>
+          <w:szCs w:val="21"/>
+          <w14:ligatures w14:val="none"/>
+        </w:rPr>
+      </w:pPr>
+      <w:r>
+        <w:rPr>
+          <w:rFonts w:ascii="Segoe UI" w:hAnsi="Segoe UI" w:cs="Segoe UI"/>
+          <w:color w:val="000000"/>
+          <w:kern w:val="0"/>
+          <w:sz w:val="21"/>
+          <w:szCs w:val="21"/>
+          <w14:ligatures w14:val="none"/>
+        </w:rPr>
+        <w:t xml:space="preserve">    """</w:t>
+      </w:r>
+    </w:p>
+    <w:p>
+      <w:pPr>
+        <w:widowControl/>
+        <w:spacing w:line="240" w:lineRule="auto"/>
+        <w:ind w:firstLine="0"/>
+        <w:jc w:val="left"/>
+        <w:rPr>
+          <w:rFonts w:ascii="Segoe UI" w:hAnsi="Segoe UI" w:cs="Segoe UI"/>
+          <w:color w:val="000000"/>
+          <w:kern w:val="0"/>
+          <w:sz w:val="21"/>
+          <w:szCs w:val="21"/>
+          <w14:ligatures w14:val="none"/>
+        </w:rPr>
+      </w:pPr>
+      <w:r>
+        <w:rPr>
+          <w:rFonts w:ascii="Segoe UI" w:hAnsi="Segoe UI" w:cs="Segoe UI"/>
+          <w:color w:val="000000"/>
+          <w:kern w:val="0"/>
+          <w:sz w:val="21"/>
+          <w:szCs w:val="21"/>
+          <w14:ligatures w14:val="none"/>
+        </w:rPr>
+        <w:t xml:space="preserve">    num_angles, num_detectors = sinogram.shape</w:t>
+      </w:r>
+    </w:p>
+    <w:p>
+      <w:pPr>
+        <w:widowControl/>
+        <w:spacing w:line="240" w:lineRule="auto"/>
+        <w:ind w:firstLine="0"/>
+        <w:jc w:val="left"/>
+        <w:rPr>
+          <w:rFonts w:ascii="Segoe UI" w:hAnsi="Segoe UI" w:cs="Segoe UI"/>
+          <w:color w:val="000000"/>
+          <w:kern w:val="0"/>
+          <w:sz w:val="21"/>
+          <w:szCs w:val="21"/>
+          <w14:ligatures w14:val="none"/>
+        </w:rPr>
+      </w:pPr>
+      <w:r>
+        <w:rPr>
+          <w:rFonts w:ascii="Segoe UI" w:hAnsi="Segoe UI" w:cs="Segoe UI"/>
+          <w:color w:val="000000"/>
+          <w:kern w:val="0"/>
+          <w:sz w:val="21"/>
+          <w:szCs w:val="21"/>
+          <w14:ligatures w14:val="none"/>
+        </w:rPr>
+        <w:t xml:space="preserve">    img_size = num_detectors</w:t>
+      </w:r>
+    </w:p>
+    <w:p>
+      <w:pPr>
+        <w:widowControl/>
+        <w:spacing w:line="240" w:lineRule="auto"/>
+        <w:ind w:firstLine="0"/>
+        <w:jc w:val="left"/>
+        <w:rPr>
+          <w:rFonts w:ascii="Segoe UI" w:hAnsi="Segoe UI" w:cs="Segoe UI"/>
+          <w:color w:val="000000"/>
+          <w:kern w:val="0"/>
+          <w:sz w:val="21"/>
+          <w:szCs w:val="21"/>
+          <w14:ligatures w14:val="none"/>
+        </w:rPr>
+      </w:pPr>
+      <w:r>
+        <w:rPr>
+          <w:rFonts w:ascii="Segoe UI" w:hAnsi="Segoe UI" w:cs="Segoe UI"/>
+          <w:color w:val="000000"/>
+          <w:kern w:val="0"/>
+          <w:sz w:val="21"/>
+          <w:szCs w:val="21"/>
+          <w14:ligatures w14:val="none"/>
+        </w:rPr>
+        <w:t xml:space="preserve">    recon_img = np.zeros((img_size, img_size), dtype=np.float32)</w:t>
+      </w:r>
+    </w:p>
+    <w:p>
+      <w:pPr>
+        <w:widowControl/>
+        <w:spacing w:line="240" w:lineRule="auto"/>
+        <w:ind w:firstLine="0"/>
+        <w:jc w:val="left"/>
+        <w:rPr>
+          <w:rFonts w:ascii="Segoe UI" w:hAnsi="Segoe UI" w:cs="Segoe UI"/>
+          <w:color w:val="000000"/>
+          <w:kern w:val="0"/>
+          <w:sz w:val="21"/>
+          <w:szCs w:val="21"/>
+          <w14:ligatures w14:val="none"/>
+        </w:rPr>
+      </w:pPr>
+      <w:r>
+        <w:rPr>
+          <w:rFonts w:ascii="Segoe UI" w:hAnsi="Segoe UI" w:cs="Segoe UI" w:hint="eastAsia"/>
+          <w:color w:val="000000"/>
+          <w:kern w:val="0"/>
+          <w:sz w:val="21"/>
+          <w:szCs w:val="21"/>
+          <w14:ligatures w14:val="none"/>
+        </w:rPr>
+        <w:t xml:space="preserve">    # 1. </w:t>
+      </w:r>
+      <w:r>
+        <w:rPr>
+          <w:rFonts w:ascii="Segoe UI" w:hAnsi="Segoe UI" w:cs="Segoe UI" w:hint="eastAsia"/>
+          <w:color w:val="000000"/>
+          <w:kern w:val="0"/>
+          <w:sz w:val="21"/>
+          <w:szCs w:val="21"/>
+          <w14:ligatures w14:val="none"/>
+        </w:rPr>
+        <w:t>生成图像坐标网格</w:t>
+      </w:r>
+      <w:r>
+        <w:rPr>
+          <w:rFonts w:ascii="Segoe UI" w:hAnsi="Segoe UI" w:cs="Segoe UI" w:hint="eastAsia"/>
+          <w:color w:val="000000"/>
+          <w:kern w:val="0"/>
+          <w:sz w:val="21"/>
+          <w:szCs w:val="21"/>
+          <w14:ligatures w14:val="none"/>
+        </w:rPr>
+        <w:t xml:space="preserve"> (</w:t>
+      </w:r>
+      <w:r>
+        <w:rPr>
+          <w:rFonts w:ascii="Segoe UI" w:hAnsi="Segoe UI" w:cs="Segoe UI" w:hint="eastAsia"/>
+          <w:color w:val="000000"/>
+          <w:kern w:val="0"/>
+          <w:sz w:val="21"/>
+          <w:szCs w:val="21"/>
+          <w14:ligatures w14:val="none"/>
+        </w:rPr>
+        <w:t>中心为原点</w:t>
+      </w:r>
+      <w:r>
+        <w:rPr>
+          <w:rFonts w:ascii="Segoe UI" w:hAnsi="Segoe UI" w:cs="Segoe UI" w:hint="eastAsia"/>
+          <w:color w:val="000000"/>
+          <w:kern w:val="0"/>
+          <w:sz w:val="21"/>
+          <w:szCs w:val="21"/>
+          <w14:ligatures w14:val="none"/>
+        </w:rPr>
+        <w:t>)</w:t>
+      </w:r>
+    </w:p>
+    <w:p>
+      <w:pPr>
+        <w:widowControl/>
+        <w:spacing w:line="240" w:lineRule="auto"/>
+        <w:ind w:firstLine="0"/>
+        <w:jc w:val="left"/>
+        <w:rPr>
+          <w:rFonts w:ascii="Segoe UI" w:hAnsi="Segoe UI" w:cs="Segoe UI"/>
+          <w:color w:val="000000"/>
+          <w:kern w:val="0"/>
+          <w:sz w:val="21"/>
+          <w:szCs w:val="21"/>
+          <w14:ligatures w14:val="none"/>
+        </w:rPr>
+      </w:pPr>
+      <w:r>
+        <w:rPr>
+          <w:rFonts w:ascii="Segoe UI" w:hAnsi="Segoe UI" w:cs="Segoe UI"/>
+          <w:color w:val="000000"/>
+          <w:kern w:val="0"/>
+          <w:sz w:val="21"/>
+          <w:szCs w:val="21"/>
+          <w14:ligatures w14:val="none"/>
+        </w:rPr>
+        <w:t xml:space="preserve">    coords = np.arange(img_size) - img_size / 2</w:t>
+      </w:r>
+    </w:p>
+    <w:p>
+      <w:pPr>
+        <w:widowControl/>
+        <w:spacing w:line="240" w:lineRule="auto"/>
+        <w:ind w:firstLine="0"/>
+        <w:jc w:val="left"/>
+        <w:rPr>
+          <w:rFonts w:ascii="Segoe UI" w:hAnsi="Segoe UI" w:cs="Segoe UI"/>
+          <w:color w:val="000000"/>
+          <w:kern w:val="0"/>
+          <w:sz w:val="21"/>
+          <w:szCs w:val="21"/>
+          <w14:ligatures w14:val="none"/>
+        </w:rPr>
+      </w:pPr>
+      <w:r>
+        <w:rPr>
+          <w:rFonts w:ascii="Segoe UI" w:hAnsi="Segoe UI" w:cs="Segoe UI"/>
+          <w:color w:val="000000"/>
+          <w:kern w:val="0"/>
+          <w:sz w:val="21"/>
+          <w:szCs w:val="21"/>
+          <w14:ligatures w14:val="none"/>
+        </w:rPr>
+        <w:t xml:space="preserve">    x_grid, y_grid = np.meshgrid(coords, coords)</w:t>
+      </w:r>
+    </w:p>
+    <w:p>
+      <w:pPr>
+        <w:widowControl/>
+        <w:spacing w:line="240" w:lineRule="auto"/>
+        <w:ind w:firstLine="0"/>
+        <w:jc w:val="left"/>
+        <w:rPr>
+          <w:rFonts w:ascii="Segoe UI" w:hAnsi="Segoe UI" w:cs="Segoe UI"/>
+          <w:color w:val="000000"/>
+          <w:kern w:val="0"/>
+          <w:sz w:val="21"/>
+          <w:szCs w:val="21"/>
+          <w14:ligatures w14:val="none"/>
+        </w:rPr>
+      </w:pPr>
+      <w:r>
+        <w:rPr>
+          <w:rFonts w:ascii="Segoe UI" w:hAnsi="Segoe UI" w:cs="Segoe UI" w:hint="eastAsia"/>
+          <w:color w:val="000000"/>
+          <w:kern w:val="0"/>
+          <w:sz w:val="21"/>
+          <w:szCs w:val="21"/>
+          <w14:ligatures w14:val="none"/>
+        </w:rPr>
+        <w:t xml:space="preserve">    # 2. </w:t>
+      </w:r>
+      <w:r>
+        <w:rPr>
+          <w:rFonts w:ascii="Segoe UI" w:hAnsi="Segoe UI" w:cs="Segoe UI" w:hint="eastAsia"/>
+          <w:color w:val="000000"/>
+          <w:kern w:val="0"/>
+          <w:sz w:val="21"/>
+          <w:szCs w:val="21"/>
+          <w14:ligatures w14:val="none"/>
+        </w:rPr>
+        <w:t>探测器坐标轴</w:t>
+      </w:r>
+      <w:r>
+        <w:rPr>
+          <w:rFonts w:ascii="Segoe UI" w:hAnsi="Segoe UI" w:cs="Segoe UI" w:hint="eastAsia"/>
+          <w:color w:val="000000"/>
+          <w:kern w:val="0"/>
+          <w:sz w:val="21"/>
+          <w:szCs w:val="21"/>
+          <w14:ligatures w14:val="none"/>
+        </w:rPr>
+        <w:t xml:space="preserve"> (</w:t>
+      </w:r>
+      <w:r>
+        <w:rPr>
+          <w:rFonts w:ascii="Segoe UI" w:hAnsi="Segoe UI" w:cs="Segoe UI" w:hint="eastAsia"/>
+          <w:color w:val="000000"/>
+          <w:kern w:val="0"/>
+          <w:sz w:val="21"/>
+          <w:szCs w:val="21"/>
+          <w14:ligatures w14:val="none"/>
+        </w:rPr>
+        <w:t>用于插值映射</w:t>
+      </w:r>
+      <w:r>
+        <w:rPr>
+          <w:rFonts w:ascii="Segoe UI" w:hAnsi="Segoe UI" w:cs="Segoe UI" w:hint="eastAsia"/>
+          <w:color w:val="000000"/>
+          <w:kern w:val="0"/>
+          <w:sz w:val="21"/>
+          <w:szCs w:val="21"/>
+          <w14:ligatures w14:val="none"/>
+        </w:rPr>
+        <w:t>)</w:t>
+      </w:r>
+    </w:p>
+    <w:p>
+      <w:pPr>
+        <w:widowControl/>
+        <w:spacing w:line="240" w:lineRule="auto"/>
+        <w:ind w:firstLine="0"/>
+        <w:jc w:val="left"/>
+        <w:rPr>
+          <w:rFonts w:ascii="Segoe UI" w:hAnsi="Segoe UI" w:cs="Segoe UI"/>
+          <w:color w:val="000000"/>
+          <w:kern w:val="0"/>
+          <w:sz w:val="21"/>
+          <w:szCs w:val="21"/>
+          <w14:ligatures w14:val="none"/>
+        </w:rPr>
+      </w:pPr>
+      <w:r>
+        <w:rPr>
+          <w:rFonts w:ascii="Segoe UI" w:hAnsi="Segoe UI" w:cs="Segoe UI"/>
+          <w:color w:val="000000"/>
+          <w:kern w:val="0"/>
+          <w:sz w:val="21"/>
+          <w:szCs w:val="21"/>
+          <w14:ligatures w14:val="none"/>
+        </w:rPr>
+        <w:t xml:space="preserve">    det_coords = np.linspace(-num_detectors/2, num_detectors/2, num_detectors, endpoint=False)</w:t>
+      </w:r>
+    </w:p>
+    <w:p>
+      <w:pPr>
+        <w:widowControl/>
+        <w:spacing w:line="240" w:lineRule="auto"/>
+        <w:ind w:firstLine="0"/>
+        <w:jc w:val="left"/>
+        <w:rPr>
+          <w:rFonts w:ascii="Segoe UI" w:hAnsi="Segoe UI" w:cs="Segoe UI"/>
+          <w:color w:val="000000"/>
+          <w:kern w:val="0"/>
+          <w:sz w:val="21"/>
+          <w:szCs w:val="21"/>
+          <w14:ligatures w14:val="none"/>
+        </w:rPr>
+      </w:pPr>
+      <w:r>
+        <w:rPr>
+          <w:rFonts w:ascii="Segoe UI" w:hAnsi="Segoe UI" w:cs="Segoe UI" w:hint="eastAsia"/>
+          <w:color w:val="000000"/>
+          <w:kern w:val="0"/>
+          <w:sz w:val="21"/>
+          <w:szCs w:val="21"/>
+          <w14:ligatures w14:val="none"/>
+        </w:rPr>
+        <w:t xml:space="preserve">    # 3. </w:t>
+      </w:r>
+      <w:r>
+        <w:rPr>
+          <w:rFonts w:ascii="Segoe UI" w:hAnsi="Segoe UI" w:cs="Segoe UI" w:hint="eastAsia"/>
+          <w:color w:val="000000"/>
+          <w:kern w:val="0"/>
+          <w:sz w:val="21"/>
+          <w:szCs w:val="21"/>
+          <w14:ligatures w14:val="none"/>
+        </w:rPr>
+        <w:t>逐角度累加反投影</w:t>
+      </w:r>
+    </w:p>
+    <w:p>
+      <w:pPr>
+        <w:widowControl/>
+        <w:spacing w:line="240" w:lineRule="auto"/>
+        <w:ind w:firstLine="0"/>
+        <w:jc w:val="left"/>
+        <w:rPr>
+          <w:rFonts w:ascii="Segoe UI" w:hAnsi="Segoe UI" w:cs="Segoe UI"/>
+          <w:color w:val="000000"/>
+          <w:kern w:val="0"/>
+          <w:sz w:val="21"/>
+          <w:szCs w:val="21"/>
+          <w14:ligatures w14:val="none"/>
+        </w:rPr>
+      </w:pPr>
+      <w:r>
+        <w:rPr>
+          <w:rFonts w:ascii="Segoe UI" w:hAnsi="Segoe UI" w:cs="Segoe UI"/>
+          <w:color w:val="000000"/>
+          <w:kern w:val="0"/>
+          <w:sz w:val="21"/>
+          <w:szCs w:val="21"/>
+          <w14:ligatures w14:val="none"/>
+        </w:rPr>
+        <w:t xml:space="preserve">    for i, angle in enumerate(angles):</w:t>
+      </w:r>
+    </w:p>
+    <w:p>
+      <w:pPr>
+        <w:widowControl/>
+        <w:spacing w:line="240" w:lineRule="auto"/>
+        <w:ind w:firstLine="0"/>
+        <w:jc w:val="left"/>
+        <w:rPr>
+          <w:rFonts w:ascii="Segoe UI" w:hAnsi="Segoe UI" w:cs="Segoe UI"/>
+          <w:color w:val="000000"/>
+          <w:kern w:val="0"/>
+          <w:sz w:val="21"/>
+          <w:szCs w:val="21"/>
+          <w14:ligatures w14:val="none"/>
+        </w:rPr>
+      </w:pPr>
+      <w:r>
+        <w:rPr>
+          <w:rFonts w:ascii="Segoe UI" w:hAnsi="Segoe UI" w:cs="Segoe UI" w:hint="eastAsia"/>
+          <w:color w:val="000000"/>
+          <w:kern w:val="0"/>
+          <w:sz w:val="21"/>
+          <w:szCs w:val="21"/>
+          <w14:ligatures w14:val="none"/>
+        </w:rPr>
         <w:t xml:space="preserve">        # </w:t>
       </w:r>
       <w:r>
@@ -3917,7 +4859,51 @@
           <w:szCs w:val="21"/>
           <w14:ligatures w14:val="none"/>
         </w:rPr>
-        <w:t>叠加符合椭圆方程区域的灰度值</w:t>
+        <w:t>计算像素点在当前角度下投影到探测器上的位置</w:t>
+      </w:r>
+      <w:r>
+        <w:rPr>
+          <w:rFonts w:ascii="Segoe UI" w:hAnsi="Segoe UI" w:cs="Segoe UI" w:hint="eastAsia"/>
+          <w:color w:val="000000"/>
+          <w:kern w:val="0"/>
+          <w:sz w:val="21"/>
+          <w:szCs w:val="21"/>
+          <w14:ligatures w14:val="none"/>
+        </w:rPr>
+        <w:t xml:space="preserve"> t = x*cos</w:t>
+      </w:r>
+      <w:r>
+        <w:rPr>
+          <w:rFonts w:ascii="Segoe UI" w:hAnsi="Segoe UI" w:cs="Segoe UI" w:hint="eastAsia"/>
+          <w:color w:val="000000"/>
+          <w:kern w:val="0"/>
+          <w:sz w:val="21"/>
+          <w:szCs w:val="21"/>
+          <w14:ligatures w14:val="none"/>
+        </w:rPr>
+        <w:t>θ</w:t>
+      </w:r>
+      <w:r>
+        <w:rPr>
+          <w:rFonts w:ascii="Segoe UI" w:hAnsi="Segoe UI" w:cs="Segoe UI" w:hint="eastAsia"/>
+          <w:color w:val="000000"/>
+          <w:kern w:val="0"/>
+          <w:sz w:val="21"/>
+          <w:szCs w:val="21"/>
+          <w14:ligatures w14:val="none"/>
+        </w:rPr>
+        <w:t xml:space="preserve"> + y*sin</w:t>
+      </w:r>
+      <w:r>
+        <w:rPr>
+          <w:rFonts w:ascii="Segoe UI" w:hAnsi="Segoe UI" w:cs="Segoe UI" w:hint="eastAsia"/>
+          <w:color w:val="000000"/>
+          <w:kern w:val="0"/>
+          <w:sz w:val="21"/>
+          <w:szCs w:val="21"/>
+          <w14:ligatures w14:val="none"/>
+        </w:rPr>
+        <w:t>θ</w:t>
       </w:r>
     </w:p>
     <w:p>
@@ -3927,6 +4913,43 @@
         <w:ind w:firstLine="0"/>
         <w:jc w:val="left"/>
         <w:rPr>
+          <w:rFonts w:ascii="Segoe UI" w:hAnsi="Segoe UI" w:cs="Segoe UI"/>
+          <w:color w:val="000000"/>
+          <w:kern w:val="0"/>
+          <w:sz w:val="21"/>
+          <w:szCs w:val="21"/>
+          <w14:ligatures w14:val="none"/>
+        </w:rPr>
+      </w:pPr>
+      <w:r>
+        <w:rPr>
+          <w:rFonts w:ascii="Segoe UI" w:hAnsi="Segoe UI" w:cs="Segoe UI"/>
+          <w:color w:val="000000"/>
+          <w:kern w:val="0"/>
+          <w:sz w:val="21"/>
+          <w:szCs w:val="21"/>
+          <w14:ligatures w14:val="none"/>
+        </w:rPr>
+        <w:t xml:space="preserve">        proj_coords = x_grid * np.cos(angle) + y_grid * np.sin(angle)</w:t>
+      </w:r>
+    </w:p>
+    <w:p>
+      <w:pPr>
+        <w:widowControl/>
+        <w:spacing w:line="240" w:lineRule="auto"/>
+        <w:ind w:firstLine="0"/>
+        <w:jc w:val="left"/>
+        <w:rPr>
+          <w:rFonts w:ascii="Segoe UI" w:hAnsi="Segoe UI" w:cs="Segoe UI"/>
+          <w:color w:val="000000"/>
+          <w:kern w:val="0"/>
+          <w:sz w:val="21"/>
+          <w:szCs w:val="21"/>
+          <w14:ligatures w14:val="none"/>
+        </w:rPr>
+      </w:pPr>
+      <w:r>
+        <w:rPr>
           <w:rFonts w:ascii="Segoe UI" w:hAnsi="Segoe UI" w:cs="Segoe UI" w:hint="eastAsia"/>
           <w:color w:val="000000"/>
           <w:kern w:val="0"/>
@@ -3934,17 +4957,18 @@
           <w:szCs w:val="21"/>
           <w14:ligatures w14:val="none"/>
         </w:rPr>
-      </w:pPr>
-      <w:r>
-        <w:rPr>
-          <w:rFonts w:ascii="Segoe UI" w:hAnsi="Segoe UI" w:cs="Segoe UI"/>
-          <w:color w:val="000000"/>
-          <w:kern w:val="0"/>
-          <w:sz w:val="21"/>
-          <w:szCs w:val="21"/>
-          <w14:ligatures w14:val="none"/>
-        </w:rPr>
-        <w:t xml:space="preserve">        phantom[(xr / a) ** 2 + (yr / b) ** 2 &lt;= 1.0] += gray_val</w:t>
+        <w:t xml:space="preserve">        # </w:t>
+      </w:r>
+      <w:r>
+        <w:rPr>
+          <w:rFonts w:ascii="Segoe UI" w:hAnsi="Segoe UI" w:cs="Segoe UI" w:hint="eastAsia"/>
+          <w:color w:val="000000"/>
+          <w:kern w:val="0"/>
+          <w:sz w:val="21"/>
+          <w:szCs w:val="21"/>
+          <w14:ligatures w14:val="none"/>
+        </w:rPr>
+        <w:t>线性插值：获取投影曲线上对应位置的灰度值</w:t>
       </w:r>
     </w:p>
     <w:p>
@@ -3954,6 +4978,43 @@
         <w:ind w:firstLine="0"/>
         <w:jc w:val="left"/>
         <w:rPr>
+          <w:rFonts w:ascii="Segoe UI" w:hAnsi="Segoe UI" w:cs="Segoe UI"/>
+          <w:color w:val="000000"/>
+          <w:kern w:val="0"/>
+          <w:sz w:val="21"/>
+          <w:szCs w:val="21"/>
+          <w14:ligatures w14:val="none"/>
+        </w:rPr>
+      </w:pPr>
+      <w:r>
+        <w:rPr>
+          <w:rFonts w:ascii="Segoe UI" w:hAnsi="Segoe UI" w:cs="Segoe UI"/>
+          <w:color w:val="000000"/>
+          <w:kern w:val="0"/>
+          <w:sz w:val="21"/>
+          <w:szCs w:val="21"/>
+          <w14:ligatures w14:val="none"/>
+        </w:rPr>
+        <w:t xml:space="preserve">        interpolated_vals = np.interp(proj_coords, det_coords, sinogram[i], left=0, right=0)</w:t>
+      </w:r>
+    </w:p>
+    <w:p>
+      <w:pPr>
+        <w:widowControl/>
+        <w:spacing w:line="240" w:lineRule="auto"/>
+        <w:ind w:firstLine="0"/>
+        <w:jc w:val="left"/>
+        <w:rPr>
+          <w:rFonts w:ascii="Segoe UI" w:hAnsi="Segoe UI" w:cs="Segoe UI"/>
+          <w:color w:val="000000"/>
+          <w:kern w:val="0"/>
+          <w:sz w:val="21"/>
+          <w:szCs w:val="21"/>
+          <w14:ligatures w14:val="none"/>
+        </w:rPr>
+      </w:pPr>
+      <w:r>
+        <w:rPr>
           <w:rFonts w:ascii="Segoe UI" w:hAnsi="Segoe UI" w:cs="Segoe UI" w:hint="eastAsia"/>
           <w:color w:val="000000"/>
           <w:kern w:val="0"/>
@@ -3961,7 +5022,8 @@
           <w:szCs w:val="21"/>
           <w14:ligatures w14:val="none"/>
         </w:rPr>
-      </w:pPr>
+        <w:t xml:space="preserve">        # </w:t>
+      </w:r>
       <w:r>
         <w:rPr>
           <w:rFonts w:ascii="Segoe UI" w:hAnsi="Segoe UI" w:cs="Segoe UI" w:hint="eastAsia"/>
@@ -3971,6 +5033,60 @@
           <w:szCs w:val="21"/>
           <w14:ligatures w14:val="none"/>
         </w:rPr>
+        <w:t>累加回图像</w:t>
+      </w:r>
+    </w:p>
+    <w:p>
+      <w:pPr>
+        <w:widowControl/>
+        <w:spacing w:line="240" w:lineRule="auto"/>
+        <w:ind w:firstLine="0"/>
+        <w:jc w:val="left"/>
+        <w:rPr>
+          <w:rFonts w:ascii="Segoe UI" w:hAnsi="Segoe UI" w:cs="Segoe UI"/>
+          <w:color w:val="000000"/>
+          <w:kern w:val="0"/>
+          <w:sz w:val="21"/>
+          <w:szCs w:val="21"/>
+          <w14:ligatures w14:val="none"/>
+        </w:rPr>
+      </w:pPr>
+      <w:r>
+        <w:rPr>
+          <w:rFonts w:ascii="Segoe UI" w:hAnsi="Segoe UI" w:cs="Segoe UI"/>
+          <w:color w:val="000000"/>
+          <w:kern w:val="0"/>
+          <w:sz w:val="21"/>
+          <w:szCs w:val="21"/>
+          <w14:ligatures w14:val="none"/>
+        </w:rPr>
+        <w:t xml:space="preserve">        recon_img += interpolated_vals</w:t>
+      </w:r>
+    </w:p>
+    <w:p>
+      <w:pPr>
+        <w:widowControl/>
+        <w:spacing w:line="240" w:lineRule="auto"/>
+        <w:ind w:firstLine="0"/>
+        <w:jc w:val="left"/>
+        <w:rPr>
+          <w:rFonts w:ascii="Segoe UI" w:hAnsi="Segoe UI" w:cs="Segoe UI"/>
+          <w:color w:val="000000"/>
+          <w:kern w:val="0"/>
+          <w:sz w:val="21"/>
+          <w:szCs w:val="21"/>
+          <w14:ligatures w14:val="none"/>
+        </w:rPr>
+      </w:pPr>
+      <w:r>
+        <w:rPr>
+          <w:rFonts w:ascii="Segoe UI" w:hAnsi="Segoe UI" w:cs="Segoe UI" w:hint="eastAsia"/>
+          <w:color w:val="000000"/>
+          <w:kern w:val="0"/>
+          <w:sz w:val="21"/>
+          <w:szCs w:val="21"/>
+          <w14:ligatures w14:val="none"/>
+        </w:rPr>
         <w:t xml:space="preserve">    # 4. </w:t>
       </w:r>
       <w:r>
@@ -3982,18 +5098,7 @@
           <w:szCs w:val="21"/>
           <w14:ligatures w14:val="none"/>
         </w:rPr>
-        <w:t>归一化到</w:t>
-      </w:r>
-      <w:r>
-        <w:rPr>
-          <w:rFonts w:ascii="Segoe UI" w:hAnsi="Segoe UI" w:cs="Segoe UI" w:hint="eastAsia"/>
-          <w:color w:val="000000"/>
-          <w:kern w:val="0"/>
-          <w:sz w:val="21"/>
-          <w:szCs w:val="21"/>
-          <w14:ligatures w14:val="none"/>
-        </w:rPr>
-        <w:t xml:space="preserve"> 0-255</w:t>
+        <w:t>归一化处理</w:t>
       </w:r>
     </w:p>
     <w:p>
@@ -4020,7 +5125,7 @@
           <w:szCs w:val="21"/>
           <w14:ligatures w14:val="none"/>
         </w:rPr>
-        <w:t xml:space="preserve">    p_min, p_max = phantom.min(), phantom.max()</w:t>
+        <w:t xml:space="preserve">    recon_img *= (np.pi / (2 * num_angles))</w:t>
       </w:r>
     </w:p>
     <w:p>
@@ -4031,1108 +5136,6 @@
         <w:jc w:val="left"/>
         <w:rPr>
           <w:rFonts w:ascii="Segoe UI" w:hAnsi="Segoe UI" w:cs="Segoe UI"/>
-          <w:color w:val="000000"/>
-          <w:kern w:val="0"/>
-          <w:sz w:val="21"/>
-          <w:szCs w:val="21"/>
-          <w14:ligatures w14:val="none"/>
-        </w:rPr>
-      </w:pPr>
-      <w:r>
-        <w:rPr>
-          <w:rFonts w:ascii="Segoe UI" w:hAnsi="Segoe UI" w:cs="Segoe UI"/>
-          <w:color w:val="000000"/>
-          <w:kern w:val="0"/>
-          <w:sz w:val="21"/>
-          <w:szCs w:val="21"/>
-          <w14:ligatures w14:val="none"/>
-        </w:rPr>
-        <w:t xml:space="preserve">    if p_max - p_min &gt; 1e-6:</w:t>
-      </w:r>
-    </w:p>
-    <w:p>
-      <w:pPr>
-        <w:widowControl/>
-        <w:spacing w:line="240" w:lineRule="auto"/>
-        <w:ind w:firstLine="0"/>
-        <w:jc w:val="left"/>
-        <w:rPr>
-          <w:rFonts w:ascii="Segoe UI" w:hAnsi="Segoe UI" w:cs="Segoe UI" w:hint="eastAsia"/>
-          <w:color w:val="000000"/>
-          <w:kern w:val="0"/>
-          <w:sz w:val="21"/>
-          <w:szCs w:val="21"/>
-          <w14:ligatures w14:val="none"/>
-        </w:rPr>
-      </w:pPr>
-      <w:r>
-        <w:rPr>
-          <w:rFonts w:ascii="Segoe UI" w:hAnsi="Segoe UI" w:cs="Segoe UI"/>
-          <w:color w:val="000000"/>
-          <w:kern w:val="0"/>
-          <w:sz w:val="21"/>
-          <w:szCs w:val="21"/>
-          <w14:ligatures w14:val="none"/>
-        </w:rPr>
-        <w:t xml:space="preserve">        phantom = (phantom - p_min) / (p_max - p_min) * 255.0</w:t>
-      </w:r>
-    </w:p>
-    <w:p>
-      <w:pPr>
-        <w:widowControl/>
-        <w:spacing w:line="240" w:lineRule="auto"/>
-        <w:ind w:firstLine="0"/>
-        <w:jc w:val="left"/>
-        <w:rPr>
-          <w:rFonts w:ascii="Segoe UI" w:hAnsi="Segoe UI" w:cs="Segoe UI" w:hint="eastAsia"/>
-          <w:color w:val="000000"/>
-          <w:kern w:val="0"/>
-          <w:sz w:val="21"/>
-          <w:szCs w:val="21"/>
-          <w14:ligatures w14:val="none"/>
-        </w:rPr>
-      </w:pPr>
-      <w:r>
-        <w:rPr>
-          <w:rFonts w:ascii="Segoe UI" w:hAnsi="Segoe UI" w:cs="Segoe UI"/>
-          <w:color w:val="000000"/>
-          <w:kern w:val="0"/>
-          <w:sz w:val="21"/>
-          <w:szCs w:val="21"/>
-          <w14:ligatures w14:val="none"/>
-        </w:rPr>
-        <w:t xml:space="preserve">    return phantom</w:t>
-      </w:r>
-    </w:p>
-    <w:p>
-      <w:pPr>
-        <w:ind w:firstLine="0"/>
-      </w:pPr>
-      <w:r>
-        <w:rPr>
-          <w:rFonts w:hint="eastAsia"/>
-        </w:rPr>
-        <w:t>2.</w:t>
-      </w:r>
-      <w:r>
-        <w:rPr>
-          <w:rFonts w:hint="eastAsia"/>
-        </w:rPr>
-        <w:t xml:space="preserve"> </w:t>
-      </w:r>
-      <w:bookmarkStart w:id="1" w:name="OLE_LINK1"/>
-      <w:r>
-        <w:rPr>
-          <w:rFonts w:hint="eastAsia"/>
-        </w:rPr>
-        <w:t>产生反投影数据</w:t>
-      </w:r>
-      <w:r>
-        <w:rPr>
-          <w:rFonts w:hint="eastAsia"/>
-        </w:rPr>
-        <w:t>（投影线动画）</w:t>
-      </w:r>
-    </w:p>
-    <w:bookmarkEnd w:id="1"/>
-    <w:p>
-      <w:pPr>
-        <w:ind w:firstLine="0"/>
-      </w:pPr>
-    </w:p>
-    <w:p>
-      <w:pPr>
-        <w:ind w:firstLine="0"/>
-      </w:pPr>
-      <w:r>
-        <w:rPr>
-          <w:rFonts w:hint="eastAsia"/>
-        </w:rPr>
-        <w:t>3.</w:t>
-      </w:r>
-      <w:r>
-        <w:rPr>
-          <w:rFonts w:hint="eastAsia"/>
-        </w:rPr>
-        <w:t xml:space="preserve"> </w:t>
-      </w:r>
-      <w:r>
-        <w:rPr>
-          <w:rFonts w:hint="eastAsia"/>
-        </w:rPr>
-        <w:t>直接反投影</w:t>
-      </w:r>
-      <w:r>
-        <w:rPr>
-          <w:rFonts w:hint="eastAsia"/>
-        </w:rPr>
-        <w:t>函数</w:t>
-      </w:r>
-    </w:p>
-    <w:p>
-      <w:pPr>
-        <w:widowControl/>
-        <w:spacing w:line="240" w:lineRule="auto"/>
-        <w:ind w:firstLine="0"/>
-        <w:jc w:val="left"/>
-        <w:rPr>
-          <w:rFonts w:ascii="Segoe UI" w:hAnsi="Segoe UI" w:cs="Segoe UI"/>
-          <w:color w:val="000000"/>
-          <w:kern w:val="0"/>
-          <w:sz w:val="21"/>
-          <w:szCs w:val="21"/>
-          <w14:ligatures w14:val="none"/>
-        </w:rPr>
-      </w:pPr>
-      <w:r>
-        <w:rPr>
-          <w:rFonts w:ascii="Segoe UI" w:hAnsi="Segoe UI" w:cs="Segoe UI"/>
-          <w:color w:val="000000"/>
-          <w:kern w:val="0"/>
-          <w:sz w:val="21"/>
-          <w:szCs w:val="21"/>
-          <w14:ligatures w14:val="none"/>
-        </w:rPr>
-        <w:t>def direct_backprojection_core(sinogram, angles):</w:t>
-      </w:r>
-    </w:p>
-    <w:p>
-      <w:pPr>
-        <w:widowControl/>
-        <w:spacing w:line="240" w:lineRule="auto"/>
-        <w:ind w:firstLine="0"/>
-        <w:jc w:val="left"/>
-        <w:rPr>
-          <w:rFonts w:ascii="Segoe UI" w:hAnsi="Segoe UI" w:cs="Segoe UI"/>
-          <w:color w:val="000000"/>
-          <w:kern w:val="0"/>
-          <w:sz w:val="21"/>
-          <w:szCs w:val="21"/>
-          <w14:ligatures w14:val="none"/>
-        </w:rPr>
-      </w:pPr>
-      <w:r>
-        <w:rPr>
-          <w:rFonts w:ascii="Segoe UI" w:hAnsi="Segoe UI" w:cs="Segoe UI"/>
-          <w:color w:val="000000"/>
-          <w:kern w:val="0"/>
-          <w:sz w:val="21"/>
-          <w:szCs w:val="21"/>
-          <w14:ligatures w14:val="none"/>
-        </w:rPr>
-        <w:t xml:space="preserve">    """</w:t>
-      </w:r>
-    </w:p>
-    <w:p>
-      <w:pPr>
-        <w:widowControl/>
-        <w:spacing w:line="240" w:lineRule="auto"/>
-        <w:ind w:firstLine="0"/>
-        <w:jc w:val="left"/>
-        <w:rPr>
-          <w:rFonts w:ascii="Segoe UI" w:hAnsi="Segoe UI" w:cs="Segoe UI" w:hint="eastAsia"/>
-          <w:color w:val="000000"/>
-          <w:kern w:val="0"/>
-          <w:sz w:val="21"/>
-          <w:szCs w:val="21"/>
-          <w14:ligatures w14:val="none"/>
-        </w:rPr>
-      </w:pPr>
-      <w:r>
-        <w:rPr>
-          <w:rFonts w:ascii="Segoe UI" w:hAnsi="Segoe UI" w:cs="Segoe UI" w:hint="eastAsia"/>
-          <w:color w:val="000000"/>
-          <w:kern w:val="0"/>
-          <w:sz w:val="21"/>
-          <w:szCs w:val="21"/>
-          <w14:ligatures w14:val="none"/>
-        </w:rPr>
-        <w:t xml:space="preserve">    </w:t>
-      </w:r>
-      <w:r>
-        <w:rPr>
-          <w:rFonts w:ascii="Segoe UI" w:hAnsi="Segoe UI" w:cs="Segoe UI" w:hint="eastAsia"/>
-          <w:color w:val="000000"/>
-          <w:kern w:val="0"/>
-          <w:sz w:val="21"/>
-          <w:szCs w:val="21"/>
-          <w14:ligatures w14:val="none"/>
-        </w:rPr>
-        <w:t>直接反投影核心逻辑</w:t>
-      </w:r>
-    </w:p>
-    <w:p>
-      <w:pPr>
-        <w:widowControl/>
-        <w:spacing w:line="240" w:lineRule="auto"/>
-        <w:ind w:firstLine="0"/>
-        <w:jc w:val="left"/>
-        <w:rPr>
-          <w:rFonts w:ascii="Segoe UI" w:hAnsi="Segoe UI" w:cs="Segoe UI" w:hint="eastAsia"/>
-          <w:color w:val="000000"/>
-          <w:kern w:val="0"/>
-          <w:sz w:val="21"/>
-          <w:szCs w:val="21"/>
-          <w14:ligatures w14:val="none"/>
-        </w:rPr>
-      </w:pPr>
-      <w:r>
-        <w:rPr>
-          <w:rFonts w:ascii="Segoe UI" w:hAnsi="Segoe UI" w:cs="Segoe UI" w:hint="eastAsia"/>
-          <w:color w:val="000000"/>
-          <w:kern w:val="0"/>
-          <w:sz w:val="21"/>
-          <w:szCs w:val="21"/>
-          <w14:ligatures w14:val="none"/>
-        </w:rPr>
-        <w:t xml:space="preserve">    :param sinogram: </w:t>
-      </w:r>
-      <w:r>
-        <w:rPr>
-          <w:rFonts w:ascii="Segoe UI" w:hAnsi="Segoe UI" w:cs="Segoe UI" w:hint="eastAsia"/>
-          <w:color w:val="000000"/>
-          <w:kern w:val="0"/>
-          <w:sz w:val="21"/>
-          <w:szCs w:val="21"/>
-          <w14:ligatures w14:val="none"/>
-        </w:rPr>
-        <w:t>投影数据</w:t>
-      </w:r>
-      <w:r>
-        <w:rPr>
-          <w:rFonts w:ascii="Segoe UI" w:hAnsi="Segoe UI" w:cs="Segoe UI" w:hint="eastAsia"/>
-          <w:color w:val="000000"/>
-          <w:kern w:val="0"/>
-          <w:sz w:val="21"/>
-          <w:szCs w:val="21"/>
-          <w14:ligatures w14:val="none"/>
-        </w:rPr>
-        <w:t xml:space="preserve"> (</w:t>
-      </w:r>
-      <w:r>
-        <w:rPr>
-          <w:rFonts w:ascii="Segoe UI" w:hAnsi="Segoe UI" w:cs="Segoe UI" w:hint="eastAsia"/>
-          <w:color w:val="000000"/>
-          <w:kern w:val="0"/>
-          <w:sz w:val="21"/>
-          <w:szCs w:val="21"/>
-          <w14:ligatures w14:val="none"/>
-        </w:rPr>
-        <w:t>角度数</w:t>
-      </w:r>
-      <w:r>
-        <w:rPr>
-          <w:rFonts w:ascii="Segoe UI" w:hAnsi="Segoe UI" w:cs="Segoe UI" w:hint="eastAsia"/>
-          <w:color w:val="000000"/>
-          <w:kern w:val="0"/>
-          <w:sz w:val="21"/>
-          <w:szCs w:val="21"/>
-          <w14:ligatures w14:val="none"/>
-        </w:rPr>
-        <w:t xml:space="preserve">, </w:t>
-      </w:r>
-      <w:r>
-        <w:rPr>
-          <w:rFonts w:ascii="Segoe UI" w:hAnsi="Segoe UI" w:cs="Segoe UI" w:hint="eastAsia"/>
-          <w:color w:val="000000"/>
-          <w:kern w:val="0"/>
-          <w:sz w:val="21"/>
-          <w:szCs w:val="21"/>
-          <w14:ligatures w14:val="none"/>
-        </w:rPr>
-        <w:t>探测器数</w:t>
-      </w:r>
-      <w:r>
-        <w:rPr>
-          <w:rFonts w:ascii="Segoe UI" w:hAnsi="Segoe UI" w:cs="Segoe UI" w:hint="eastAsia"/>
-          <w:color w:val="000000"/>
-          <w:kern w:val="0"/>
-          <w:sz w:val="21"/>
-          <w:szCs w:val="21"/>
-          <w14:ligatures w14:val="none"/>
-        </w:rPr>
-        <w:t>)</w:t>
-      </w:r>
-    </w:p>
-    <w:p>
-      <w:pPr>
-        <w:widowControl/>
-        <w:spacing w:line="240" w:lineRule="auto"/>
-        <w:ind w:firstLine="0"/>
-        <w:jc w:val="left"/>
-        <w:rPr>
-          <w:rFonts w:ascii="Segoe UI" w:hAnsi="Segoe UI" w:cs="Segoe UI" w:hint="eastAsia"/>
-          <w:color w:val="000000"/>
-          <w:kern w:val="0"/>
-          <w:sz w:val="21"/>
-          <w:szCs w:val="21"/>
-          <w14:ligatures w14:val="none"/>
-        </w:rPr>
-      </w:pPr>
-      <w:r>
-        <w:rPr>
-          <w:rFonts w:ascii="Segoe UI" w:hAnsi="Segoe UI" w:cs="Segoe UI" w:hint="eastAsia"/>
-          <w:color w:val="000000"/>
-          <w:kern w:val="0"/>
-          <w:sz w:val="21"/>
-          <w:szCs w:val="21"/>
-          <w14:ligatures w14:val="none"/>
-        </w:rPr>
-        <w:t xml:space="preserve">    :param angles: </w:t>
-      </w:r>
-      <w:r>
-        <w:rPr>
-          <w:rFonts w:ascii="Segoe UI" w:hAnsi="Segoe UI" w:cs="Segoe UI" w:hint="eastAsia"/>
-          <w:color w:val="000000"/>
-          <w:kern w:val="0"/>
-          <w:sz w:val="21"/>
-          <w:szCs w:val="21"/>
-          <w14:ligatures w14:val="none"/>
-        </w:rPr>
-        <w:t>投影角度</w:t>
-      </w:r>
-      <w:r>
-        <w:rPr>
-          <w:rFonts w:ascii="Segoe UI" w:hAnsi="Segoe UI" w:cs="Segoe UI" w:hint="eastAsia"/>
-          <w:color w:val="000000"/>
-          <w:kern w:val="0"/>
-          <w:sz w:val="21"/>
-          <w:szCs w:val="21"/>
-          <w14:ligatures w14:val="none"/>
-        </w:rPr>
-        <w:t xml:space="preserve"> (</w:t>
-      </w:r>
-      <w:r>
-        <w:rPr>
-          <w:rFonts w:ascii="Segoe UI" w:hAnsi="Segoe UI" w:cs="Segoe UI" w:hint="eastAsia"/>
-          <w:color w:val="000000"/>
-          <w:kern w:val="0"/>
-          <w:sz w:val="21"/>
-          <w:szCs w:val="21"/>
-          <w14:ligatures w14:val="none"/>
-        </w:rPr>
-        <w:t>弧度</w:t>
-      </w:r>
-      <w:r>
-        <w:rPr>
-          <w:rFonts w:ascii="Segoe UI" w:hAnsi="Segoe UI" w:cs="Segoe UI" w:hint="eastAsia"/>
-          <w:color w:val="000000"/>
-          <w:kern w:val="0"/>
-          <w:sz w:val="21"/>
-          <w:szCs w:val="21"/>
-          <w14:ligatures w14:val="none"/>
-        </w:rPr>
-        <w:t>)</w:t>
-      </w:r>
-    </w:p>
-    <w:p>
-      <w:pPr>
-        <w:widowControl/>
-        <w:spacing w:line="240" w:lineRule="auto"/>
-        <w:ind w:firstLine="0"/>
-        <w:jc w:val="left"/>
-        <w:rPr>
-          <w:rFonts w:ascii="Segoe UI" w:hAnsi="Segoe UI" w:cs="Segoe UI"/>
-          <w:color w:val="000000"/>
-          <w:kern w:val="0"/>
-          <w:sz w:val="21"/>
-          <w:szCs w:val="21"/>
-          <w14:ligatures w14:val="none"/>
-        </w:rPr>
-      </w:pPr>
-      <w:r>
-        <w:rPr>
-          <w:rFonts w:ascii="Segoe UI" w:hAnsi="Segoe UI" w:cs="Segoe UI"/>
-          <w:color w:val="000000"/>
-          <w:kern w:val="0"/>
-          <w:sz w:val="21"/>
-          <w:szCs w:val="21"/>
-          <w14:ligatures w14:val="none"/>
-        </w:rPr>
-        <w:t xml:space="preserve">    """</w:t>
-      </w:r>
-    </w:p>
-    <w:p>
-      <w:pPr>
-        <w:widowControl/>
-        <w:spacing w:line="240" w:lineRule="auto"/>
-        <w:ind w:firstLine="0"/>
-        <w:jc w:val="left"/>
-        <w:rPr>
-          <w:rFonts w:ascii="Segoe UI" w:hAnsi="Segoe UI" w:cs="Segoe UI"/>
-          <w:color w:val="000000"/>
-          <w:kern w:val="0"/>
-          <w:sz w:val="21"/>
-          <w:szCs w:val="21"/>
-          <w14:ligatures w14:val="none"/>
-        </w:rPr>
-      </w:pPr>
-      <w:r>
-        <w:rPr>
-          <w:rFonts w:ascii="Segoe UI" w:hAnsi="Segoe UI" w:cs="Segoe UI"/>
-          <w:color w:val="000000"/>
-          <w:kern w:val="0"/>
-          <w:sz w:val="21"/>
-          <w:szCs w:val="21"/>
-          <w14:ligatures w14:val="none"/>
-        </w:rPr>
-        <w:t xml:space="preserve">    num_angles, num_detectors = sinogram.shape</w:t>
-      </w:r>
-    </w:p>
-    <w:p>
-      <w:pPr>
-        <w:widowControl/>
-        <w:spacing w:line="240" w:lineRule="auto"/>
-        <w:ind w:firstLine="0"/>
-        <w:jc w:val="left"/>
-        <w:rPr>
-          <w:rFonts w:ascii="Segoe UI" w:hAnsi="Segoe UI" w:cs="Segoe UI"/>
-          <w:color w:val="000000"/>
-          <w:kern w:val="0"/>
-          <w:sz w:val="21"/>
-          <w:szCs w:val="21"/>
-          <w14:ligatures w14:val="none"/>
-        </w:rPr>
-      </w:pPr>
-      <w:r>
-        <w:rPr>
-          <w:rFonts w:ascii="Segoe UI" w:hAnsi="Segoe UI" w:cs="Segoe UI"/>
-          <w:color w:val="000000"/>
-          <w:kern w:val="0"/>
-          <w:sz w:val="21"/>
-          <w:szCs w:val="21"/>
-          <w14:ligatures w14:val="none"/>
-        </w:rPr>
-        <w:t xml:space="preserve">    img_size = num_detectors</w:t>
-      </w:r>
-    </w:p>
-    <w:p>
-      <w:pPr>
-        <w:widowControl/>
-        <w:spacing w:line="240" w:lineRule="auto"/>
-        <w:ind w:firstLine="0"/>
-        <w:jc w:val="left"/>
-        <w:rPr>
-          <w:rFonts w:ascii="Segoe UI" w:hAnsi="Segoe UI" w:cs="Segoe UI"/>
-          <w:color w:val="000000"/>
-          <w:kern w:val="0"/>
-          <w:sz w:val="21"/>
-          <w:szCs w:val="21"/>
-          <w14:ligatures w14:val="none"/>
-        </w:rPr>
-      </w:pPr>
-      <w:r>
-        <w:rPr>
-          <w:rFonts w:ascii="Segoe UI" w:hAnsi="Segoe UI" w:cs="Segoe UI"/>
-          <w:color w:val="000000"/>
-          <w:kern w:val="0"/>
-          <w:sz w:val="21"/>
-          <w:szCs w:val="21"/>
-          <w14:ligatures w14:val="none"/>
-        </w:rPr>
-        <w:t xml:space="preserve">    recon_img = np.zeros((img_size, img_size), dtype=np.float32)</w:t>
-      </w:r>
-    </w:p>
-    <w:p>
-      <w:pPr>
-        <w:widowControl/>
-        <w:spacing w:line="240" w:lineRule="auto"/>
-        <w:ind w:firstLine="0"/>
-        <w:jc w:val="left"/>
-        <w:rPr>
-          <w:rFonts w:ascii="Segoe UI" w:hAnsi="Segoe UI" w:cs="Segoe UI" w:hint="eastAsia"/>
-          <w:color w:val="000000"/>
-          <w:kern w:val="0"/>
-          <w:sz w:val="21"/>
-          <w:szCs w:val="21"/>
-          <w14:ligatures w14:val="none"/>
-        </w:rPr>
-      </w:pPr>
-      <w:r>
-        <w:rPr>
-          <w:rFonts w:ascii="Segoe UI" w:hAnsi="Segoe UI" w:cs="Segoe UI" w:hint="eastAsia"/>
-          <w:color w:val="000000"/>
-          <w:kern w:val="0"/>
-          <w:sz w:val="21"/>
-          <w:szCs w:val="21"/>
-          <w14:ligatures w14:val="none"/>
-        </w:rPr>
-        <w:t xml:space="preserve">    # 1. </w:t>
-      </w:r>
-      <w:r>
-        <w:rPr>
-          <w:rFonts w:ascii="Segoe UI" w:hAnsi="Segoe UI" w:cs="Segoe UI" w:hint="eastAsia"/>
-          <w:color w:val="000000"/>
-          <w:kern w:val="0"/>
-          <w:sz w:val="21"/>
-          <w:szCs w:val="21"/>
-          <w14:ligatures w14:val="none"/>
-        </w:rPr>
-        <w:t>生成图像坐标网格</w:t>
-      </w:r>
-      <w:r>
-        <w:rPr>
-          <w:rFonts w:ascii="Segoe UI" w:hAnsi="Segoe UI" w:cs="Segoe UI" w:hint="eastAsia"/>
-          <w:color w:val="000000"/>
-          <w:kern w:val="0"/>
-          <w:sz w:val="21"/>
-          <w:szCs w:val="21"/>
-          <w14:ligatures w14:val="none"/>
-        </w:rPr>
-        <w:t xml:space="preserve"> (</w:t>
-      </w:r>
-      <w:r>
-        <w:rPr>
-          <w:rFonts w:ascii="Segoe UI" w:hAnsi="Segoe UI" w:cs="Segoe UI" w:hint="eastAsia"/>
-          <w:color w:val="000000"/>
-          <w:kern w:val="0"/>
-          <w:sz w:val="21"/>
-          <w:szCs w:val="21"/>
-          <w14:ligatures w14:val="none"/>
-        </w:rPr>
-        <w:t>中心为原点</w:t>
-      </w:r>
-      <w:r>
-        <w:rPr>
-          <w:rFonts w:ascii="Segoe UI" w:hAnsi="Segoe UI" w:cs="Segoe UI" w:hint="eastAsia"/>
-          <w:color w:val="000000"/>
-          <w:kern w:val="0"/>
-          <w:sz w:val="21"/>
-          <w:szCs w:val="21"/>
-          <w14:ligatures w14:val="none"/>
-        </w:rPr>
-        <w:t>)</w:t>
-      </w:r>
-    </w:p>
-    <w:p>
-      <w:pPr>
-        <w:widowControl/>
-        <w:spacing w:line="240" w:lineRule="auto"/>
-        <w:ind w:firstLine="0"/>
-        <w:jc w:val="left"/>
-        <w:rPr>
-          <w:rFonts w:ascii="Segoe UI" w:hAnsi="Segoe UI" w:cs="Segoe UI"/>
-          <w:color w:val="000000"/>
-          <w:kern w:val="0"/>
-          <w:sz w:val="21"/>
-          <w:szCs w:val="21"/>
-          <w14:ligatures w14:val="none"/>
-        </w:rPr>
-      </w:pPr>
-      <w:r>
-        <w:rPr>
-          <w:rFonts w:ascii="Segoe UI" w:hAnsi="Segoe UI" w:cs="Segoe UI"/>
-          <w:color w:val="000000"/>
-          <w:kern w:val="0"/>
-          <w:sz w:val="21"/>
-          <w:szCs w:val="21"/>
-          <w14:ligatures w14:val="none"/>
-        </w:rPr>
-        <w:t xml:space="preserve">    coords = np.arange(img_size) - img_size / 2</w:t>
-      </w:r>
-    </w:p>
-    <w:p>
-      <w:pPr>
-        <w:widowControl/>
-        <w:spacing w:line="240" w:lineRule="auto"/>
-        <w:ind w:firstLine="0"/>
-        <w:jc w:val="left"/>
-        <w:rPr>
-          <w:rFonts w:ascii="Segoe UI" w:hAnsi="Segoe UI" w:cs="Segoe UI"/>
-          <w:color w:val="000000"/>
-          <w:kern w:val="0"/>
-          <w:sz w:val="21"/>
-          <w:szCs w:val="21"/>
-          <w14:ligatures w14:val="none"/>
-        </w:rPr>
-      </w:pPr>
-      <w:r>
-        <w:rPr>
-          <w:rFonts w:ascii="Segoe UI" w:hAnsi="Segoe UI" w:cs="Segoe UI"/>
-          <w:color w:val="000000"/>
-          <w:kern w:val="0"/>
-          <w:sz w:val="21"/>
-          <w:szCs w:val="21"/>
-          <w14:ligatures w14:val="none"/>
-        </w:rPr>
-        <w:t xml:space="preserve">    x_grid, y_grid = np.meshgrid(coords, coords)</w:t>
-      </w:r>
-    </w:p>
-    <w:p>
-      <w:pPr>
-        <w:widowControl/>
-        <w:spacing w:line="240" w:lineRule="auto"/>
-        <w:ind w:firstLine="0"/>
-        <w:jc w:val="left"/>
-        <w:rPr>
-          <w:rFonts w:ascii="Segoe UI" w:hAnsi="Segoe UI" w:cs="Segoe UI" w:hint="eastAsia"/>
-          <w:color w:val="000000"/>
-          <w:kern w:val="0"/>
-          <w:sz w:val="21"/>
-          <w:szCs w:val="21"/>
-          <w14:ligatures w14:val="none"/>
-        </w:rPr>
-      </w:pPr>
-      <w:r>
-        <w:rPr>
-          <w:rFonts w:ascii="Segoe UI" w:hAnsi="Segoe UI" w:cs="Segoe UI" w:hint="eastAsia"/>
-          <w:color w:val="000000"/>
-          <w:kern w:val="0"/>
-          <w:sz w:val="21"/>
-          <w:szCs w:val="21"/>
-          <w14:ligatures w14:val="none"/>
-        </w:rPr>
-        <w:t xml:space="preserve">    # 2. </w:t>
-      </w:r>
-      <w:r>
-        <w:rPr>
-          <w:rFonts w:ascii="Segoe UI" w:hAnsi="Segoe UI" w:cs="Segoe UI" w:hint="eastAsia"/>
-          <w:color w:val="000000"/>
-          <w:kern w:val="0"/>
-          <w:sz w:val="21"/>
-          <w:szCs w:val="21"/>
-          <w14:ligatures w14:val="none"/>
-        </w:rPr>
-        <w:t>探测器坐标轴</w:t>
-      </w:r>
-      <w:r>
-        <w:rPr>
-          <w:rFonts w:ascii="Segoe UI" w:hAnsi="Segoe UI" w:cs="Segoe UI" w:hint="eastAsia"/>
-          <w:color w:val="000000"/>
-          <w:kern w:val="0"/>
-          <w:sz w:val="21"/>
-          <w:szCs w:val="21"/>
-          <w14:ligatures w14:val="none"/>
-        </w:rPr>
-        <w:t xml:space="preserve"> (</w:t>
-      </w:r>
-      <w:r>
-        <w:rPr>
-          <w:rFonts w:ascii="Segoe UI" w:hAnsi="Segoe UI" w:cs="Segoe UI" w:hint="eastAsia"/>
-          <w:color w:val="000000"/>
-          <w:kern w:val="0"/>
-          <w:sz w:val="21"/>
-          <w:szCs w:val="21"/>
-          <w14:ligatures w14:val="none"/>
-        </w:rPr>
-        <w:t>用于插值映射</w:t>
-      </w:r>
-      <w:r>
-        <w:rPr>
-          <w:rFonts w:ascii="Segoe UI" w:hAnsi="Segoe UI" w:cs="Segoe UI" w:hint="eastAsia"/>
-          <w:color w:val="000000"/>
-          <w:kern w:val="0"/>
-          <w:sz w:val="21"/>
-          <w:szCs w:val="21"/>
-          <w14:ligatures w14:val="none"/>
-        </w:rPr>
-        <w:t>)</w:t>
-      </w:r>
-    </w:p>
-    <w:p>
-      <w:pPr>
-        <w:widowControl/>
-        <w:spacing w:line="240" w:lineRule="auto"/>
-        <w:ind w:firstLine="0"/>
-        <w:jc w:val="left"/>
-        <w:rPr>
-          <w:rFonts w:ascii="Segoe UI" w:hAnsi="Segoe UI" w:cs="Segoe UI"/>
-          <w:color w:val="000000"/>
-          <w:kern w:val="0"/>
-          <w:sz w:val="21"/>
-          <w:szCs w:val="21"/>
-          <w14:ligatures w14:val="none"/>
-        </w:rPr>
-      </w:pPr>
-      <w:r>
-        <w:rPr>
-          <w:rFonts w:ascii="Segoe UI" w:hAnsi="Segoe UI" w:cs="Segoe UI"/>
-          <w:color w:val="000000"/>
-          <w:kern w:val="0"/>
-          <w:sz w:val="21"/>
-          <w:szCs w:val="21"/>
-          <w14:ligatures w14:val="none"/>
-        </w:rPr>
-        <w:t xml:space="preserve">    det_coords = np.linspace(-num_detectors/2, num_detectors/2, num_detectors, endpoint=False)</w:t>
-      </w:r>
-    </w:p>
-    <w:p>
-      <w:pPr>
-        <w:widowControl/>
-        <w:spacing w:line="240" w:lineRule="auto"/>
-        <w:ind w:firstLine="0"/>
-        <w:jc w:val="left"/>
-        <w:rPr>
-          <w:rFonts w:ascii="Segoe UI" w:hAnsi="Segoe UI" w:cs="Segoe UI" w:hint="eastAsia"/>
-          <w:color w:val="000000"/>
-          <w:kern w:val="0"/>
-          <w:sz w:val="21"/>
-          <w:szCs w:val="21"/>
-          <w14:ligatures w14:val="none"/>
-        </w:rPr>
-      </w:pPr>
-      <w:r>
-        <w:rPr>
-          <w:rFonts w:ascii="Segoe UI" w:hAnsi="Segoe UI" w:cs="Segoe UI" w:hint="eastAsia"/>
-          <w:color w:val="000000"/>
-          <w:kern w:val="0"/>
-          <w:sz w:val="21"/>
-          <w:szCs w:val="21"/>
-          <w14:ligatures w14:val="none"/>
-        </w:rPr>
-        <w:t xml:space="preserve">    # 3. </w:t>
-      </w:r>
-      <w:r>
-        <w:rPr>
-          <w:rFonts w:ascii="Segoe UI" w:hAnsi="Segoe UI" w:cs="Segoe UI" w:hint="eastAsia"/>
-          <w:color w:val="000000"/>
-          <w:kern w:val="0"/>
-          <w:sz w:val="21"/>
-          <w:szCs w:val="21"/>
-          <w14:ligatures w14:val="none"/>
-        </w:rPr>
-        <w:t>逐角度累加反投影</w:t>
-      </w:r>
-    </w:p>
-    <w:p>
-      <w:pPr>
-        <w:widowControl/>
-        <w:spacing w:line="240" w:lineRule="auto"/>
-        <w:ind w:firstLine="0"/>
-        <w:jc w:val="left"/>
-        <w:rPr>
-          <w:rFonts w:ascii="Segoe UI" w:hAnsi="Segoe UI" w:cs="Segoe UI"/>
-          <w:color w:val="000000"/>
-          <w:kern w:val="0"/>
-          <w:sz w:val="21"/>
-          <w:szCs w:val="21"/>
-          <w14:ligatures w14:val="none"/>
-        </w:rPr>
-      </w:pPr>
-      <w:r>
-        <w:rPr>
-          <w:rFonts w:ascii="Segoe UI" w:hAnsi="Segoe UI" w:cs="Segoe UI"/>
-          <w:color w:val="000000"/>
-          <w:kern w:val="0"/>
-          <w:sz w:val="21"/>
-          <w:szCs w:val="21"/>
-          <w14:ligatures w14:val="none"/>
-        </w:rPr>
-        <w:t xml:space="preserve">    for i, angle in enumerate(angles):</w:t>
-      </w:r>
-    </w:p>
-    <w:p>
-      <w:pPr>
-        <w:widowControl/>
-        <w:spacing w:line="240" w:lineRule="auto"/>
-        <w:ind w:firstLine="0"/>
-        <w:jc w:val="left"/>
-        <w:rPr>
-          <w:rFonts w:ascii="Segoe UI" w:hAnsi="Segoe UI" w:cs="Segoe UI" w:hint="eastAsia"/>
-          <w:color w:val="000000"/>
-          <w:kern w:val="0"/>
-          <w:sz w:val="21"/>
-          <w:szCs w:val="21"/>
-          <w14:ligatures w14:val="none"/>
-        </w:rPr>
-      </w:pPr>
-      <w:r>
-        <w:rPr>
-          <w:rFonts w:ascii="Segoe UI" w:hAnsi="Segoe UI" w:cs="Segoe UI" w:hint="eastAsia"/>
-          <w:color w:val="000000"/>
-          <w:kern w:val="0"/>
-          <w:sz w:val="21"/>
-          <w:szCs w:val="21"/>
-          <w14:ligatures w14:val="none"/>
-        </w:rPr>
-        <w:t xml:space="preserve">        # </w:t>
-      </w:r>
-      <w:r>
-        <w:rPr>
-          <w:rFonts w:ascii="Segoe UI" w:hAnsi="Segoe UI" w:cs="Segoe UI" w:hint="eastAsia"/>
-          <w:color w:val="000000"/>
-          <w:kern w:val="0"/>
-          <w:sz w:val="21"/>
-          <w:szCs w:val="21"/>
-          <w14:ligatures w14:val="none"/>
-        </w:rPr>
-        <w:t>计算像素点在当前角度下投影到探测器上的位置</w:t>
-      </w:r>
-      <w:r>
-        <w:rPr>
-          <w:rFonts w:ascii="Segoe UI" w:hAnsi="Segoe UI" w:cs="Segoe UI" w:hint="eastAsia"/>
-          <w:color w:val="000000"/>
-          <w:kern w:val="0"/>
-          <w:sz w:val="21"/>
-          <w:szCs w:val="21"/>
-          <w14:ligatures w14:val="none"/>
-        </w:rPr>
-        <w:t xml:space="preserve"> t = x*cos</w:t>
-      </w:r>
-      <w:r>
-        <w:rPr>
-          <w:rFonts w:ascii="Segoe UI" w:hAnsi="Segoe UI" w:cs="Segoe UI" w:hint="eastAsia"/>
-          <w:color w:val="000000"/>
-          <w:kern w:val="0"/>
-          <w:sz w:val="21"/>
-          <w:szCs w:val="21"/>
-          <w14:ligatures w14:val="none"/>
-        </w:rPr>
-        <w:t>θ</w:t>
-      </w:r>
-      <w:r>
-        <w:rPr>
-          <w:rFonts w:ascii="Segoe UI" w:hAnsi="Segoe UI" w:cs="Segoe UI" w:hint="eastAsia"/>
-          <w:color w:val="000000"/>
-          <w:kern w:val="0"/>
-          <w:sz w:val="21"/>
-          <w:szCs w:val="21"/>
-          <w14:ligatures w14:val="none"/>
-        </w:rPr>
-        <w:t xml:space="preserve"> + y*sin</w:t>
-      </w:r>
-      <w:r>
-        <w:rPr>
-          <w:rFonts w:ascii="Segoe UI" w:hAnsi="Segoe UI" w:cs="Segoe UI" w:hint="eastAsia"/>
-          <w:color w:val="000000"/>
-          <w:kern w:val="0"/>
-          <w:sz w:val="21"/>
-          <w:szCs w:val="21"/>
-          <w14:ligatures w14:val="none"/>
-        </w:rPr>
-        <w:t>θ</w:t>
-      </w:r>
-    </w:p>
-    <w:p>
-      <w:pPr>
-        <w:widowControl/>
-        <w:spacing w:line="240" w:lineRule="auto"/>
-        <w:ind w:firstLine="0"/>
-        <w:jc w:val="left"/>
-        <w:rPr>
-          <w:rFonts w:ascii="Segoe UI" w:hAnsi="Segoe UI" w:cs="Segoe UI" w:hint="eastAsia"/>
-          <w:color w:val="000000"/>
-          <w:kern w:val="0"/>
-          <w:sz w:val="21"/>
-          <w:szCs w:val="21"/>
-          <w14:ligatures w14:val="none"/>
-        </w:rPr>
-      </w:pPr>
-      <w:r>
-        <w:rPr>
-          <w:rFonts w:ascii="Segoe UI" w:hAnsi="Segoe UI" w:cs="Segoe UI"/>
-          <w:color w:val="000000"/>
-          <w:kern w:val="0"/>
-          <w:sz w:val="21"/>
-          <w:szCs w:val="21"/>
-          <w14:ligatures w14:val="none"/>
-        </w:rPr>
-        <w:t xml:space="preserve">        proj_coords = x_grid * np.cos(angle) + y_grid * np.sin(angle)</w:t>
-      </w:r>
-    </w:p>
-    <w:p>
-      <w:pPr>
-        <w:widowControl/>
-        <w:spacing w:line="240" w:lineRule="auto"/>
-        <w:ind w:firstLine="0"/>
-        <w:jc w:val="left"/>
-        <w:rPr>
-          <w:rFonts w:ascii="Segoe UI" w:hAnsi="Segoe UI" w:cs="Segoe UI" w:hint="eastAsia"/>
-          <w:color w:val="000000"/>
-          <w:kern w:val="0"/>
-          <w:sz w:val="21"/>
-          <w:szCs w:val="21"/>
-          <w14:ligatures w14:val="none"/>
-        </w:rPr>
-      </w:pPr>
-      <w:r>
-        <w:rPr>
-          <w:rFonts w:ascii="Segoe UI" w:hAnsi="Segoe UI" w:cs="Segoe UI" w:hint="eastAsia"/>
-          <w:color w:val="000000"/>
-          <w:kern w:val="0"/>
-          <w:sz w:val="21"/>
-          <w:szCs w:val="21"/>
-          <w14:ligatures w14:val="none"/>
-        </w:rPr>
-        <w:t xml:space="preserve">        # </w:t>
-      </w:r>
-      <w:r>
-        <w:rPr>
-          <w:rFonts w:ascii="Segoe UI" w:hAnsi="Segoe UI" w:cs="Segoe UI" w:hint="eastAsia"/>
-          <w:color w:val="000000"/>
-          <w:kern w:val="0"/>
-          <w:sz w:val="21"/>
-          <w:szCs w:val="21"/>
-          <w14:ligatures w14:val="none"/>
-        </w:rPr>
-        <w:t>线性插值：获取投影曲线上对应位置的灰度值</w:t>
-      </w:r>
-    </w:p>
-    <w:p>
-      <w:pPr>
-        <w:widowControl/>
-        <w:spacing w:line="240" w:lineRule="auto"/>
-        <w:ind w:firstLine="0"/>
-        <w:jc w:val="left"/>
-        <w:rPr>
-          <w:rFonts w:ascii="Segoe UI" w:hAnsi="Segoe UI" w:cs="Segoe UI"/>
-          <w:color w:val="000000"/>
-          <w:kern w:val="0"/>
-          <w:sz w:val="21"/>
-          <w:szCs w:val="21"/>
-          <w14:ligatures w14:val="none"/>
-        </w:rPr>
-      </w:pPr>
-      <w:r>
-        <w:rPr>
-          <w:rFonts w:ascii="Segoe UI" w:hAnsi="Segoe UI" w:cs="Segoe UI"/>
-          <w:color w:val="000000"/>
-          <w:kern w:val="0"/>
-          <w:sz w:val="21"/>
-          <w:szCs w:val="21"/>
-          <w14:ligatures w14:val="none"/>
-        </w:rPr>
-        <w:t xml:space="preserve">        interpolated_vals = np.interp(proj_coords, det_coords, sinogram[i], left=0, right=0)</w:t>
-      </w:r>
-    </w:p>
-    <w:p>
-      <w:pPr>
-        <w:widowControl/>
-        <w:spacing w:line="240" w:lineRule="auto"/>
-        <w:ind w:firstLine="0"/>
-        <w:jc w:val="left"/>
-        <w:rPr>
-          <w:rFonts w:ascii="Segoe UI" w:hAnsi="Segoe UI" w:cs="Segoe UI" w:hint="eastAsia"/>
-          <w:color w:val="000000"/>
-          <w:kern w:val="0"/>
-          <w:sz w:val="21"/>
-          <w:szCs w:val="21"/>
-          <w14:ligatures w14:val="none"/>
-        </w:rPr>
-      </w:pPr>
-      <w:r>
-        <w:rPr>
-          <w:rFonts w:ascii="Segoe UI" w:hAnsi="Segoe UI" w:cs="Segoe UI" w:hint="eastAsia"/>
-          <w:color w:val="000000"/>
-          <w:kern w:val="0"/>
-          <w:sz w:val="21"/>
-          <w:szCs w:val="21"/>
-          <w14:ligatures w14:val="none"/>
-        </w:rPr>
-        <w:t xml:space="preserve">        # </w:t>
-      </w:r>
-      <w:r>
-        <w:rPr>
-          <w:rFonts w:ascii="Segoe UI" w:hAnsi="Segoe UI" w:cs="Segoe UI" w:hint="eastAsia"/>
-          <w:color w:val="000000"/>
-          <w:kern w:val="0"/>
-          <w:sz w:val="21"/>
-          <w:szCs w:val="21"/>
-          <w14:ligatures w14:val="none"/>
-        </w:rPr>
-        <w:t>累加回图像</w:t>
-      </w:r>
-    </w:p>
-    <w:p>
-      <w:pPr>
-        <w:widowControl/>
-        <w:spacing w:line="240" w:lineRule="auto"/>
-        <w:ind w:firstLine="0"/>
-        <w:jc w:val="left"/>
-        <w:rPr>
-          <w:rFonts w:ascii="Segoe UI" w:hAnsi="Segoe UI" w:cs="Segoe UI" w:hint="eastAsia"/>
-          <w:color w:val="000000"/>
-          <w:kern w:val="0"/>
-          <w:sz w:val="21"/>
-          <w:szCs w:val="21"/>
-          <w14:ligatures w14:val="none"/>
-        </w:rPr>
-      </w:pPr>
-      <w:r>
-        <w:rPr>
-          <w:rFonts w:ascii="Segoe UI" w:hAnsi="Segoe UI" w:cs="Segoe UI"/>
-          <w:color w:val="000000"/>
-          <w:kern w:val="0"/>
-          <w:sz w:val="21"/>
-          <w:szCs w:val="21"/>
-          <w14:ligatures w14:val="none"/>
-        </w:rPr>
-        <w:t xml:space="preserve">        recon_img += interpolated_vals</w:t>
-      </w:r>
-    </w:p>
-    <w:p>
-      <w:pPr>
-        <w:widowControl/>
-        <w:spacing w:line="240" w:lineRule="auto"/>
-        <w:ind w:firstLine="0"/>
-        <w:jc w:val="left"/>
-        <w:rPr>
-          <w:rFonts w:ascii="Segoe UI" w:hAnsi="Segoe UI" w:cs="Segoe UI" w:hint="eastAsia"/>
-          <w:color w:val="000000"/>
-          <w:kern w:val="0"/>
-          <w:sz w:val="21"/>
-          <w:szCs w:val="21"/>
-          <w14:ligatures w14:val="none"/>
-        </w:rPr>
-      </w:pPr>
-      <w:r>
-        <w:rPr>
-          <w:rFonts w:ascii="Segoe UI" w:hAnsi="Segoe UI" w:cs="Segoe UI" w:hint="eastAsia"/>
-          <w:color w:val="000000"/>
-          <w:kern w:val="0"/>
-          <w:sz w:val="21"/>
-          <w:szCs w:val="21"/>
-          <w14:ligatures w14:val="none"/>
-        </w:rPr>
-        <w:t xml:space="preserve">    # 4. </w:t>
-      </w:r>
-      <w:r>
-        <w:rPr>
-          <w:rFonts w:ascii="Segoe UI" w:hAnsi="Segoe UI" w:cs="Segoe UI" w:hint="eastAsia"/>
-          <w:color w:val="000000"/>
-          <w:kern w:val="0"/>
-          <w:sz w:val="21"/>
-          <w:szCs w:val="21"/>
-          <w14:ligatures w14:val="none"/>
-        </w:rPr>
-        <w:t>归一化处理</w:t>
-      </w:r>
-    </w:p>
-    <w:p>
-      <w:pPr>
-        <w:widowControl/>
-        <w:spacing w:line="240" w:lineRule="auto"/>
-        <w:ind w:firstLine="0"/>
-        <w:jc w:val="left"/>
-        <w:rPr>
-          <w:rFonts w:ascii="Segoe UI" w:hAnsi="Segoe UI" w:cs="Segoe UI"/>
-          <w:color w:val="000000"/>
-          <w:kern w:val="0"/>
-          <w:sz w:val="21"/>
-          <w:szCs w:val="21"/>
-          <w14:ligatures w14:val="none"/>
-        </w:rPr>
-      </w:pPr>
-      <w:r>
-        <w:rPr>
-          <w:rFonts w:ascii="Segoe UI" w:hAnsi="Segoe UI" w:cs="Segoe UI"/>
-          <w:color w:val="000000"/>
-          <w:kern w:val="0"/>
-          <w:sz w:val="21"/>
-          <w:szCs w:val="21"/>
-          <w14:ligatures w14:val="none"/>
-        </w:rPr>
-        <w:t xml:space="preserve">    recon_img *= (np.pi / (2 * num_angles))</w:t>
-      </w:r>
-    </w:p>
-    <w:p>
-      <w:pPr>
-        <w:widowControl/>
-        <w:spacing w:line="240" w:lineRule="auto"/>
-        <w:ind w:firstLine="0"/>
-        <w:jc w:val="left"/>
-        <w:rPr>
-          <w:rFonts w:ascii="Segoe UI" w:hAnsi="Segoe UI" w:cs="Segoe UI" w:hint="eastAsia"/>
           <w:color w:val="000000"/>
           <w:kern w:val="0"/>
           <w:sz w:val="21"/>
@@ -6470,6 +6473,43 @@
       <w:pPr>
         <w:ind w:firstLine="420"/>
         <w:rPr>
+          <w:rFonts w:ascii="Segoe UI" w:hAnsi="Segoe UI" w:cs="Segoe UI"/>
+          <w:color w:val="000000"/>
+          <w:kern w:val="0"/>
+          <w:sz w:val="21"/>
+          <w:szCs w:val="21"/>
+          <w14:ligatures w14:val="none"/>
+        </w:rPr>
+      </w:pPr>
+    </w:p>
+    <w:p>
+      <w:pPr>
+        <w:widowControl/>
+        <w:spacing w:line="240" w:lineRule="auto"/>
+        <w:ind w:firstLine="0"/>
+        <w:jc w:val="left"/>
+        <w:rPr>
+          <w:rFonts w:ascii="Segoe UI" w:hAnsi="Segoe UI" w:cs="Segoe UI"/>
+          <w:color w:val="000000"/>
+          <w:kern w:val="0"/>
+          <w:sz w:val="21"/>
+          <w:szCs w:val="21"/>
+          <w14:ligatures w14:val="none"/>
+        </w:rPr>
+      </w:pPr>
+      <w:r>
+        <w:rPr>
+          <w:rFonts w:ascii="Segoe UI" w:hAnsi="Segoe UI" w:cs="Segoe UI"/>
+          <w:color w:val="000000"/>
+          <w:kern w:val="0"/>
+          <w:sz w:val="21"/>
+          <w:szCs w:val="21"/>
+          <w14:ligatures w14:val="none"/>
+        </w:rPr>
+        <w:t xml:space="preserve">def </w:t>
+      </w:r>
+      <w:r>
+        <w:rPr>
           <w:rFonts w:ascii="Segoe UI" w:hAnsi="Segoe UI" w:cs="Segoe UI" w:hint="eastAsia"/>
           <w:color w:val="000000"/>
           <w:kern w:val="0"/>
@@ -6477,7 +6517,19 @@
           <w:szCs w:val="21"/>
           <w14:ligatures w14:val="none"/>
         </w:rPr>
-      </w:pPr>
+        <w:t>s</w:t>
+      </w:r>
+      <w:r>
+        <w:rPr>
+          <w:rFonts w:ascii="Segoe UI" w:hAnsi="Segoe UI" w:cs="Segoe UI"/>
+          <w:color w:val="000000"/>
+          <w:kern w:val="0"/>
+          <w:sz w:val="21"/>
+          <w:szCs w:val="21"/>
+          <w14:ligatures w14:val="none"/>
+        </w:rPr>
+        <w:t>_l_filter(size):</w:t>
+      </w:r>
     </w:p>
     <w:p>
       <w:pPr>
@@ -6503,8 +6555,331 @@
           <w:szCs w:val="21"/>
           <w14:ligatures w14:val="none"/>
         </w:rPr>
-        <w:t xml:space="preserve">def </w:t>
-      </w:r>
+        <w:t xml:space="preserve">    n = np.arange(-size // 2, size // 2)</w:t>
+      </w:r>
+    </w:p>
+    <w:p>
+      <w:pPr>
+        <w:widowControl/>
+        <w:spacing w:line="240" w:lineRule="auto"/>
+        <w:ind w:firstLine="0"/>
+        <w:jc w:val="left"/>
+        <w:rPr>
+          <w:rFonts w:ascii="Segoe UI" w:hAnsi="Segoe UI" w:cs="Segoe UI"/>
+          <w:color w:val="000000"/>
+          <w:kern w:val="0"/>
+          <w:sz w:val="21"/>
+          <w:szCs w:val="21"/>
+          <w14:ligatures w14:val="none"/>
+        </w:rPr>
+      </w:pPr>
+      <w:r>
+        <w:rPr>
+          <w:rFonts w:ascii="Segoe UI" w:hAnsi="Segoe UI" w:cs="Segoe UI"/>
+          <w:color w:val="000000"/>
+          <w:kern w:val="0"/>
+          <w:sz w:val="21"/>
+          <w:szCs w:val="21"/>
+          <w14:ligatures w14:val="none"/>
+        </w:rPr>
+        <w:t xml:space="preserve">    filter = np.zeros(size)</w:t>
+      </w:r>
+    </w:p>
+    <w:p>
+      <w:pPr>
+        <w:widowControl/>
+        <w:spacing w:line="240" w:lineRule="auto"/>
+        <w:ind w:firstLine="0"/>
+        <w:jc w:val="left"/>
+        <w:rPr>
+          <w:rFonts w:ascii="Segoe UI" w:hAnsi="Segoe UI" w:cs="Segoe UI"/>
+          <w:color w:val="000000"/>
+          <w:kern w:val="0"/>
+          <w:sz w:val="21"/>
+          <w:szCs w:val="21"/>
+          <w14:ligatures w14:val="none"/>
+        </w:rPr>
+      </w:pPr>
+      <w:r>
+        <w:rPr>
+          <w:rFonts w:ascii="Segoe UI" w:hAnsi="Segoe UI" w:cs="Segoe UI"/>
+          <w:color w:val="000000"/>
+          <w:kern w:val="0"/>
+          <w:sz w:val="21"/>
+          <w:szCs w:val="21"/>
+          <w14:ligatures w14:val="none"/>
+        </w:rPr>
+        <w:t xml:space="preserve">    for i, freq in enumerate(n):</w:t>
+      </w:r>
+    </w:p>
+    <w:p>
+      <w:pPr>
+        <w:widowControl/>
+        <w:spacing w:line="240" w:lineRule="auto"/>
+        <w:ind w:firstLine="0"/>
+        <w:jc w:val="left"/>
+        <w:rPr>
+          <w:rFonts w:ascii="Segoe UI" w:hAnsi="Segoe UI" w:cs="Segoe UI"/>
+          <w:color w:val="000000"/>
+          <w:kern w:val="0"/>
+          <w:sz w:val="21"/>
+          <w:szCs w:val="21"/>
+          <w14:ligatures w14:val="none"/>
+        </w:rPr>
+      </w:pPr>
+      <w:r>
+        <w:rPr>
+          <w:rFonts w:ascii="Segoe UI" w:hAnsi="Segoe UI" w:cs="Segoe UI"/>
+          <w:color w:val="000000"/>
+          <w:kern w:val="0"/>
+          <w:sz w:val="21"/>
+          <w:szCs w:val="21"/>
+          <w14:ligatures w14:val="none"/>
+        </w:rPr>
+        <w:t xml:space="preserve">        abs_freq = np.abs(freq)</w:t>
+      </w:r>
+    </w:p>
+    <w:p>
+      <w:pPr>
+        <w:widowControl/>
+        <w:spacing w:line="240" w:lineRule="auto"/>
+        <w:ind w:firstLine="0"/>
+        <w:jc w:val="left"/>
+        <w:rPr>
+          <w:rFonts w:ascii="Segoe UI" w:hAnsi="Segoe UI" w:cs="Segoe UI"/>
+          <w:color w:val="000000"/>
+          <w:kern w:val="0"/>
+          <w:sz w:val="21"/>
+          <w:szCs w:val="21"/>
+          <w14:ligatures w14:val="none"/>
+        </w:rPr>
+      </w:pPr>
+      <w:r>
+        <w:rPr>
+          <w:rFonts w:ascii="Segoe UI" w:hAnsi="Segoe UI" w:cs="Segoe UI"/>
+          <w:color w:val="000000"/>
+          <w:kern w:val="0"/>
+          <w:sz w:val="21"/>
+          <w:szCs w:val="21"/>
+          <w14:ligatures w14:val="none"/>
+        </w:rPr>
+        <w:t xml:space="preserve">        if abs_freq == 0:</w:t>
+      </w:r>
+    </w:p>
+    <w:p>
+      <w:pPr>
+        <w:widowControl/>
+        <w:spacing w:line="240" w:lineRule="auto"/>
+        <w:ind w:firstLine="0"/>
+        <w:jc w:val="left"/>
+        <w:rPr>
+          <w:rFonts w:ascii="Segoe UI" w:hAnsi="Segoe UI" w:cs="Segoe UI"/>
+          <w:color w:val="000000"/>
+          <w:kern w:val="0"/>
+          <w:sz w:val="21"/>
+          <w:szCs w:val="21"/>
+          <w14:ligatures w14:val="none"/>
+        </w:rPr>
+      </w:pPr>
+      <w:r>
+        <w:rPr>
+          <w:rFonts w:ascii="Segoe UI" w:hAnsi="Segoe UI" w:cs="Segoe UI"/>
+          <w:color w:val="000000"/>
+          <w:kern w:val="0"/>
+          <w:sz w:val="21"/>
+          <w:szCs w:val="21"/>
+          <w14:ligatures w14:val="none"/>
+        </w:rPr>
+        <w:t xml:space="preserve">            filter[i] = 0</w:t>
+      </w:r>
+    </w:p>
+    <w:p>
+      <w:pPr>
+        <w:widowControl/>
+        <w:spacing w:line="240" w:lineRule="auto"/>
+        <w:ind w:firstLine="0"/>
+        <w:jc w:val="left"/>
+        <w:rPr>
+          <w:rFonts w:ascii="Segoe UI" w:hAnsi="Segoe UI" w:cs="Segoe UI"/>
+          <w:color w:val="000000"/>
+          <w:kern w:val="0"/>
+          <w:sz w:val="21"/>
+          <w:szCs w:val="21"/>
+          <w14:ligatures w14:val="none"/>
+        </w:rPr>
+      </w:pPr>
+      <w:r>
+        <w:rPr>
+          <w:rFonts w:ascii="Segoe UI" w:hAnsi="Segoe UI" w:cs="Segoe UI"/>
+          <w:color w:val="000000"/>
+          <w:kern w:val="0"/>
+          <w:sz w:val="21"/>
+          <w:szCs w:val="21"/>
+          <w14:ligatures w14:val="none"/>
+        </w:rPr>
+        <w:t xml:space="preserve">        else:</w:t>
+      </w:r>
+    </w:p>
+    <w:p>
+      <w:pPr>
+        <w:widowControl/>
+        <w:spacing w:line="240" w:lineRule="auto"/>
+        <w:ind w:firstLine="0"/>
+        <w:jc w:val="left"/>
+        <w:rPr>
+          <w:rFonts w:ascii="Segoe UI" w:hAnsi="Segoe UI" w:cs="Segoe UI"/>
+          <w:color w:val="000000"/>
+          <w:kern w:val="0"/>
+          <w:sz w:val="21"/>
+          <w:szCs w:val="21"/>
+          <w14:ligatures w14:val="none"/>
+        </w:rPr>
+      </w:pPr>
+      <w:r>
+        <w:rPr>
+          <w:rFonts w:ascii="Segoe UI" w:hAnsi="Segoe UI" w:cs="Segoe UI"/>
+          <w:color w:val="000000"/>
+          <w:kern w:val="0"/>
+          <w:sz w:val="21"/>
+          <w:szCs w:val="21"/>
+          <w14:ligatures w14:val="none"/>
+        </w:rPr>
+        <w:t xml:space="preserve">            filter[i] = -1 / (np.pi ** 2 * abs_freq ** 2) * np.sin(np.pi * abs_freq) / abs_freq</w:t>
+      </w:r>
+    </w:p>
+    <w:p>
+      <w:pPr>
+        <w:ind w:firstLine="420"/>
+        <w:rPr>
+          <w:rFonts w:ascii="Segoe UI" w:hAnsi="Segoe UI" w:cs="Segoe UI"/>
+          <w:color w:val="000000"/>
+          <w:kern w:val="0"/>
+          <w:sz w:val="21"/>
+          <w:szCs w:val="21"/>
+          <w14:ligatures w14:val="none"/>
+        </w:rPr>
+      </w:pPr>
+      <w:r>
+        <w:rPr>
+          <w:rFonts w:ascii="Segoe UI" w:hAnsi="Segoe UI" w:cs="Segoe UI"/>
+          <w:color w:val="000000"/>
+          <w:kern w:val="0"/>
+          <w:sz w:val="21"/>
+          <w:szCs w:val="21"/>
+          <w14:ligatures w14:val="none"/>
+        </w:rPr>
+        <w:t>return filter</w:t>
+      </w:r>
+    </w:p>
+    <w:p>
+      <w:pPr>
+        <w:ind w:firstLine="0"/>
+      </w:pPr>
+    </w:p>
+    <w:p>
+      <w:pPr>
+        <w:ind w:firstLine="0"/>
+      </w:pPr>
+      <w:r>
+        <w:rPr>
+          <w:rFonts w:hint="eastAsia"/>
+        </w:rPr>
+        <w:t>5.</w:t>
+      </w:r>
+      <w:r>
+        <w:rPr>
+          <w:rFonts w:hint="eastAsia"/>
+        </w:rPr>
+        <w:t xml:space="preserve"> </w:t>
+      </w:r>
+      <w:r>
+        <w:rPr>
+          <w:rFonts w:hint="eastAsia"/>
+        </w:rPr>
+        <w:t>坐标变换函数（</w:t>
+      </w:r>
+      <w:r>
+        <w:rPr>
+          <w:rFonts w:hint="eastAsia"/>
+        </w:rPr>
+        <w:t>傅里叶</w:t>
+      </w:r>
+      <w:r>
+        <w:rPr>
+          <w:rFonts w:hint="eastAsia"/>
+        </w:rPr>
+        <w:t>重建）</w:t>
+      </w:r>
+    </w:p>
+    <w:p>
+      <w:pPr>
+        <w:widowControl/>
+        <w:spacing w:line="240" w:lineRule="auto"/>
+        <w:ind w:firstLine="0"/>
+        <w:jc w:val="left"/>
+        <w:rPr>
+          <w:rFonts w:ascii="Segoe UI" w:hAnsi="Segoe UI" w:cs="Segoe UI"/>
+          <w:color w:val="000000"/>
+          <w:kern w:val="0"/>
+          <w:sz w:val="21"/>
+          <w:szCs w:val="21"/>
+          <w14:ligatures w14:val="none"/>
+        </w:rPr>
+      </w:pPr>
+      <w:r>
+        <w:rPr>
+          <w:rFonts w:ascii="Segoe UI" w:hAnsi="Segoe UI" w:cs="Segoe UI"/>
+          <w:color w:val="000000"/>
+          <w:kern w:val="0"/>
+          <w:sz w:val="21"/>
+          <w:szCs w:val="21"/>
+          <w14:ligatures w14:val="none"/>
+        </w:rPr>
+        <w:t>def fourier_recon_core(sinogram, angles_deg, image_size):</w:t>
+      </w:r>
+    </w:p>
+    <w:p>
+      <w:pPr>
+        <w:widowControl/>
+        <w:spacing w:line="240" w:lineRule="auto"/>
+        <w:ind w:firstLine="0"/>
+        <w:jc w:val="left"/>
+        <w:rPr>
+          <w:rFonts w:ascii="Segoe UI" w:hAnsi="Segoe UI" w:cs="Segoe UI"/>
+          <w:color w:val="000000"/>
+          <w:kern w:val="0"/>
+          <w:sz w:val="21"/>
+          <w:szCs w:val="21"/>
+          <w14:ligatures w14:val="none"/>
+        </w:rPr>
+      </w:pPr>
+      <w:r>
+        <w:rPr>
+          <w:rFonts w:ascii="Segoe UI" w:hAnsi="Segoe UI" w:cs="Segoe UI"/>
+          <w:color w:val="000000"/>
+          <w:kern w:val="0"/>
+          <w:sz w:val="21"/>
+          <w:szCs w:val="21"/>
+          <w14:ligatures w14:val="none"/>
+        </w:rPr>
+        <w:t xml:space="preserve">    """</w:t>
+      </w:r>
+    </w:p>
+    <w:p>
+      <w:pPr>
+        <w:widowControl/>
+        <w:spacing w:line="240" w:lineRule="auto"/>
+        <w:ind w:firstLine="0"/>
+        <w:jc w:val="left"/>
+        <w:rPr>
+          <w:rFonts w:ascii="Segoe UI" w:hAnsi="Segoe UI" w:cs="Segoe UI"/>
+          <w:color w:val="000000"/>
+          <w:kern w:val="0"/>
+          <w:sz w:val="21"/>
+          <w:szCs w:val="21"/>
+          <w14:ligatures w14:val="none"/>
+        </w:rPr>
+      </w:pPr>
       <w:r>
         <w:rPr>
           <w:rFonts w:ascii="Segoe UI" w:hAnsi="Segoe UI" w:cs="Segoe UI" w:hint="eastAsia"/>
@@ -6514,18 +6889,51 @@
           <w:szCs w:val="21"/>
           <w14:ligatures w14:val="none"/>
         </w:rPr>
-        <w:t>s</w:t>
-      </w:r>
-      <w:r>
-        <w:rPr>
-          <w:rFonts w:ascii="Segoe UI" w:hAnsi="Segoe UI" w:cs="Segoe UI"/>
-          <w:color w:val="000000"/>
-          <w:kern w:val="0"/>
-          <w:sz w:val="21"/>
-          <w:szCs w:val="21"/>
-          <w14:ligatures w14:val="none"/>
-        </w:rPr>
-        <w:t>_l_filter(size):</w:t>
+        <w:t xml:space="preserve">    </w:t>
+      </w:r>
+      <w:r>
+        <w:rPr>
+          <w:rFonts w:ascii="Segoe UI" w:hAnsi="Segoe UI" w:cs="Segoe UI" w:hint="eastAsia"/>
+          <w:color w:val="000000"/>
+          <w:kern w:val="0"/>
+          <w:sz w:val="21"/>
+          <w:szCs w:val="21"/>
+          <w14:ligatures w14:val="none"/>
+        </w:rPr>
+        <w:t>傅里叶重建核心逻辑</w:t>
+      </w:r>
+      <w:r>
+        <w:rPr>
+          <w:rFonts w:ascii="Segoe UI" w:hAnsi="Segoe UI" w:cs="Segoe UI" w:hint="eastAsia"/>
+          <w:color w:val="000000"/>
+          <w:kern w:val="0"/>
+          <w:sz w:val="21"/>
+          <w:szCs w:val="21"/>
+          <w14:ligatures w14:val="none"/>
+        </w:rPr>
+        <w:t xml:space="preserve"> (</w:t>
+      </w:r>
+      <w:r>
+        <w:rPr>
+          <w:rFonts w:ascii="Segoe UI" w:hAnsi="Segoe UI" w:cs="Segoe UI" w:hint="eastAsia"/>
+          <w:color w:val="000000"/>
+          <w:kern w:val="0"/>
+          <w:sz w:val="21"/>
+          <w:szCs w:val="21"/>
+          <w14:ligatures w14:val="none"/>
+        </w:rPr>
+        <w:t>基于中央切片定理</w:t>
+      </w:r>
+      <w:r>
+        <w:rPr>
+          <w:rFonts w:ascii="Segoe UI" w:hAnsi="Segoe UI" w:cs="Segoe UI" w:hint="eastAsia"/>
+          <w:color w:val="000000"/>
+          <w:kern w:val="0"/>
+          <w:sz w:val="21"/>
+          <w:szCs w:val="21"/>
+          <w14:ligatures w14:val="none"/>
+        </w:rPr>
+        <w:t>)</w:t>
       </w:r>
     </w:p>
     <w:p>
@@ -6545,14 +6953,80 @@
       </w:pPr>
       <w:r>
         <w:rPr>
-          <w:rFonts w:ascii="Segoe UI" w:hAnsi="Segoe UI" w:cs="Segoe UI"/>
-          <w:color w:val="000000"/>
-          <w:kern w:val="0"/>
-          <w:sz w:val="21"/>
-          <w:szCs w:val="21"/>
-          <w14:ligatures w14:val="none"/>
-        </w:rPr>
-        <w:t xml:space="preserve">    n = np.arange(-size // 2, size // 2)</w:t>
+          <w:rFonts w:ascii="Segoe UI" w:hAnsi="Segoe UI" w:cs="Segoe UI" w:hint="eastAsia"/>
+          <w:color w:val="000000"/>
+          <w:kern w:val="0"/>
+          <w:sz w:val="21"/>
+          <w:szCs w:val="21"/>
+          <w14:ligatures w14:val="none"/>
+        </w:rPr>
+        <w:t xml:space="preserve">    :param sinogram: </w:t>
+      </w:r>
+      <w:r>
+        <w:rPr>
+          <w:rFonts w:ascii="Segoe UI" w:hAnsi="Segoe UI" w:cs="Segoe UI" w:hint="eastAsia"/>
+          <w:color w:val="000000"/>
+          <w:kern w:val="0"/>
+          <w:sz w:val="21"/>
+          <w:szCs w:val="21"/>
+          <w14:ligatures w14:val="none"/>
+        </w:rPr>
+        <w:t>投影数据</w:t>
+      </w:r>
+      <w:r>
+        <w:rPr>
+          <w:rFonts w:ascii="Segoe UI" w:hAnsi="Segoe UI" w:cs="Segoe UI" w:hint="eastAsia"/>
+          <w:color w:val="000000"/>
+          <w:kern w:val="0"/>
+          <w:sz w:val="21"/>
+          <w:szCs w:val="21"/>
+          <w14:ligatures w14:val="none"/>
+        </w:rPr>
+        <w:t xml:space="preserve"> (</w:t>
+      </w:r>
+      <w:r>
+        <w:rPr>
+          <w:rFonts w:ascii="Segoe UI" w:hAnsi="Segoe UI" w:cs="Segoe UI" w:hint="eastAsia"/>
+          <w:color w:val="000000"/>
+          <w:kern w:val="0"/>
+          <w:sz w:val="21"/>
+          <w:szCs w:val="21"/>
+          <w14:ligatures w14:val="none"/>
+        </w:rPr>
+        <w:t>探测器数</w:t>
+      </w:r>
+      <w:r>
+        <w:rPr>
+          <w:rFonts w:ascii="Segoe UI" w:hAnsi="Segoe UI" w:cs="Segoe UI" w:hint="eastAsia"/>
+          <w:color w:val="000000"/>
+          <w:kern w:val="0"/>
+          <w:sz w:val="21"/>
+          <w:szCs w:val="21"/>
+          <w14:ligatures w14:val="none"/>
+        </w:rPr>
+        <w:t xml:space="preserve">, </w:t>
+      </w:r>
+      <w:r>
+        <w:rPr>
+          <w:rFonts w:ascii="Segoe UI" w:hAnsi="Segoe UI" w:cs="Segoe UI" w:hint="eastAsia"/>
+          <w:color w:val="000000"/>
+          <w:kern w:val="0"/>
+          <w:sz w:val="21"/>
+          <w:szCs w:val="21"/>
+          <w14:ligatures w14:val="none"/>
+        </w:rPr>
+        <w:t>角度数</w:t>
+      </w:r>
+      <w:r>
+        <w:rPr>
+          <w:rFonts w:ascii="Segoe UI" w:hAnsi="Segoe UI" w:cs="Segoe UI" w:hint="eastAsia"/>
+          <w:color w:val="000000"/>
+          <w:kern w:val="0"/>
+          <w:sz w:val="21"/>
+          <w:szCs w:val="21"/>
+          <w14:ligatures w14:val="none"/>
+        </w:rPr>
+        <w:t>)</w:t>
       </w:r>
     </w:p>
     <w:p>
@@ -6572,14 +7046,58 @@
       </w:pPr>
       <w:r>
         <w:rPr>
-          <w:rFonts w:ascii="Segoe UI" w:hAnsi="Segoe UI" w:cs="Segoe UI"/>
-          <w:color w:val="000000"/>
-          <w:kern w:val="0"/>
-          <w:sz w:val="21"/>
-          <w:szCs w:val="21"/>
-          <w14:ligatures w14:val="none"/>
-        </w:rPr>
-        <w:t xml:space="preserve">    filter = np.zeros(size)</w:t>
+          <w:rFonts w:ascii="Segoe UI" w:hAnsi="Segoe UI" w:cs="Segoe UI" w:hint="eastAsia"/>
+          <w:color w:val="000000"/>
+          <w:kern w:val="0"/>
+          <w:sz w:val="21"/>
+          <w:szCs w:val="21"/>
+          <w14:ligatures w14:val="none"/>
+        </w:rPr>
+        <w:t xml:space="preserve">    :param angles_deg: </w:t>
+      </w:r>
+      <w:r>
+        <w:rPr>
+          <w:rFonts w:ascii="Segoe UI" w:hAnsi="Segoe UI" w:cs="Segoe UI" w:hint="eastAsia"/>
+          <w:color w:val="000000"/>
+          <w:kern w:val="0"/>
+          <w:sz w:val="21"/>
+          <w:szCs w:val="21"/>
+          <w14:ligatures w14:val="none"/>
+        </w:rPr>
+        <w:t>投影角度</w:t>
+      </w:r>
+      <w:r>
+        <w:rPr>
+          <w:rFonts w:ascii="Segoe UI" w:hAnsi="Segoe UI" w:cs="Segoe UI" w:hint="eastAsia"/>
+          <w:color w:val="000000"/>
+          <w:kern w:val="0"/>
+          <w:sz w:val="21"/>
+          <w:szCs w:val="21"/>
+          <w14:ligatures w14:val="none"/>
+        </w:rPr>
+        <w:t xml:space="preserve"> (</w:t>
+      </w:r>
+      <w:r>
+        <w:rPr>
+          <w:rFonts w:ascii="Segoe UI" w:hAnsi="Segoe UI" w:cs="Segoe UI" w:hint="eastAsia"/>
+          <w:color w:val="000000"/>
+          <w:kern w:val="0"/>
+          <w:sz w:val="21"/>
+          <w:szCs w:val="21"/>
+          <w14:ligatures w14:val="none"/>
+        </w:rPr>
+        <w:t>角度制</w:t>
+      </w:r>
+      <w:r>
+        <w:rPr>
+          <w:rFonts w:ascii="Segoe UI" w:hAnsi="Segoe UI" w:cs="Segoe UI" w:hint="eastAsia"/>
+          <w:color w:val="000000"/>
+          <w:kern w:val="0"/>
+          <w:sz w:val="21"/>
+          <w:szCs w:val="21"/>
+          <w14:ligatures w14:val="none"/>
+        </w:rPr>
+        <w:t>)</w:t>
       </w:r>
     </w:p>
     <w:p>
@@ -6606,7 +7124,7 @@
           <w:szCs w:val="21"/>
           <w14:ligatures w14:val="none"/>
         </w:rPr>
-        <w:t xml:space="preserve">    for i, freq in enumerate(n):</w:t>
+        <w:t xml:space="preserve">    """</w:t>
       </w:r>
     </w:p>
     <w:p>
@@ -6633,7 +7151,7 @@
           <w:szCs w:val="21"/>
           <w14:ligatures w14:val="none"/>
         </w:rPr>
-        <w:t xml:space="preserve">        abs_freq = np.abs(freq)</w:t>
+        <w:t xml:space="preserve">    N_d, num_angles = sinogram.shape</w:t>
       </w:r>
     </w:p>
     <w:p>
@@ -6660,7 +7178,7 @@
           <w:szCs w:val="21"/>
           <w14:ligatures w14:val="none"/>
         </w:rPr>
-        <w:t xml:space="preserve">        if abs_freq == 0:</w:t>
+        <w:t xml:space="preserve">    angles_rad = np.deg2rad(angles_deg)</w:t>
       </w:r>
     </w:p>
     <w:p>
@@ -6680,14 +7198,25 @@
       </w:pPr>
       <w:r>
         <w:rPr>
-          <w:rFonts w:ascii="Segoe UI" w:hAnsi="Segoe UI" w:cs="Segoe UI"/>
-          <w:color w:val="000000"/>
-          <w:kern w:val="0"/>
-          <w:sz w:val="21"/>
-          <w:szCs w:val="21"/>
-          <w14:ligatures w14:val="none"/>
-        </w:rPr>
-        <w:t xml:space="preserve">            filter[i] = 0</w:t>
+          <w:rFonts w:ascii="Segoe UI" w:hAnsi="Segoe UI" w:cs="Segoe UI" w:hint="eastAsia"/>
+          <w:color w:val="000000"/>
+          <w:kern w:val="0"/>
+          <w:sz w:val="21"/>
+          <w:szCs w:val="21"/>
+          <w14:ligatures w14:val="none"/>
+        </w:rPr>
+        <w:t xml:space="preserve">    # 1. 1D FFT: </w:t>
+      </w:r>
+      <w:r>
+        <w:rPr>
+          <w:rFonts w:ascii="Segoe UI" w:hAnsi="Segoe UI" w:cs="Segoe UI" w:hint="eastAsia"/>
+          <w:color w:val="000000"/>
+          <w:kern w:val="0"/>
+          <w:sz w:val="21"/>
+          <w:szCs w:val="21"/>
+          <w14:ligatures w14:val="none"/>
+        </w:rPr>
+        <w:t>将每个角度的投影转换到频域</w:t>
       </w:r>
     </w:p>
     <w:p>
@@ -6707,14 +7236,91 @@
       </w:pPr>
       <w:r>
         <w:rPr>
-          <w:rFonts w:ascii="Segoe UI" w:hAnsi="Segoe UI" w:cs="Segoe UI"/>
-          <w:color w:val="000000"/>
-          <w:kern w:val="0"/>
-          <w:sz w:val="21"/>
-          <w:szCs w:val="21"/>
-          <w14:ligatures w14:val="none"/>
-        </w:rPr>
-        <w:t xml:space="preserve">        else:</w:t>
+          <w:rFonts w:ascii="Segoe UI" w:hAnsi="Segoe UI" w:cs="Segoe UI" w:hint="eastAsia"/>
+          <w:color w:val="000000"/>
+          <w:kern w:val="0"/>
+          <w:sz w:val="21"/>
+          <w:szCs w:val="21"/>
+          <w14:ligatures w14:val="none"/>
+        </w:rPr>
+        <w:t xml:space="preserve">    # </w:t>
+      </w:r>
+      <w:r>
+        <w:rPr>
+          <w:rFonts w:ascii="Segoe UI" w:hAnsi="Segoe UI" w:cs="Segoe UI" w:hint="eastAsia"/>
+          <w:color w:val="000000"/>
+          <w:kern w:val="0"/>
+          <w:sz w:val="21"/>
+          <w:szCs w:val="21"/>
+          <w14:ligatures w14:val="none"/>
+        </w:rPr>
+        <w:t>先</w:t>
+      </w:r>
+      <w:r>
+        <w:rPr>
+          <w:rFonts w:ascii="Segoe UI" w:hAnsi="Segoe UI" w:cs="Segoe UI" w:hint="eastAsia"/>
+          <w:color w:val="000000"/>
+          <w:kern w:val="0"/>
+          <w:sz w:val="21"/>
+          <w:szCs w:val="21"/>
+          <w14:ligatures w14:val="none"/>
+        </w:rPr>
+        <w:t xml:space="preserve"> ifftshift </w:t>
+      </w:r>
+      <w:r>
+        <w:rPr>
+          <w:rFonts w:ascii="Segoe UI" w:hAnsi="Segoe UI" w:cs="Segoe UI" w:hint="eastAsia"/>
+          <w:color w:val="000000"/>
+          <w:kern w:val="0"/>
+          <w:sz w:val="21"/>
+          <w:szCs w:val="21"/>
+          <w14:ligatures w14:val="none"/>
+        </w:rPr>
+        <w:t>保证零频在中心，</w:t>
+      </w:r>
+      <w:r>
+        <w:rPr>
+          <w:rFonts w:ascii="Segoe UI" w:hAnsi="Segoe UI" w:cs="Segoe UI" w:hint="eastAsia"/>
+          <w:color w:val="000000"/>
+          <w:kern w:val="0"/>
+          <w:sz w:val="21"/>
+          <w:szCs w:val="21"/>
+          <w14:ligatures w14:val="none"/>
+        </w:rPr>
+        <w:t xml:space="preserve">FFT </w:t>
+      </w:r>
+      <w:r>
+        <w:rPr>
+          <w:rFonts w:ascii="Segoe UI" w:hAnsi="Segoe UI" w:cs="Segoe UI" w:hint="eastAsia"/>
+          <w:color w:val="000000"/>
+          <w:kern w:val="0"/>
+          <w:sz w:val="21"/>
+          <w:szCs w:val="21"/>
+          <w14:ligatures w14:val="none"/>
+        </w:rPr>
+        <w:t>后再</w:t>
+      </w:r>
+      <w:r>
+        <w:rPr>
+          <w:rFonts w:ascii="Segoe UI" w:hAnsi="Segoe UI" w:cs="Segoe UI" w:hint="eastAsia"/>
+          <w:color w:val="000000"/>
+          <w:kern w:val="0"/>
+          <w:sz w:val="21"/>
+          <w:szCs w:val="21"/>
+          <w14:ligatures w14:val="none"/>
+        </w:rPr>
+        <w:t xml:space="preserve"> fftshift </w:t>
+      </w:r>
+      <w:r>
+        <w:rPr>
+          <w:rFonts w:ascii="Segoe UI" w:hAnsi="Segoe UI" w:cs="Segoe UI" w:hint="eastAsia"/>
+          <w:color w:val="000000"/>
+          <w:kern w:val="0"/>
+          <w:sz w:val="21"/>
+          <w:szCs w:val="21"/>
+          <w14:ligatures w14:val="none"/>
+        </w:rPr>
+        <w:t>得到中心对称频谱</w:t>
       </w:r>
     </w:p>
     <w:p>
@@ -6741,71 +7347,7 @@
           <w:szCs w:val="21"/>
           <w14:ligatures w14:val="none"/>
         </w:rPr>
-        <w:t xml:space="preserve">            filter[i] = -1 / (np.pi ** 2 * abs_freq ** 2) * np.sin(np.pi * abs_freq) / abs_freq</w:t>
-      </w:r>
-    </w:p>
-    <w:p>
-      <w:pPr>
-        <w:ind w:firstLine="420"/>
-        <w:rPr>
-          <w:rFonts w:ascii="Segoe UI" w:hAnsi="Segoe UI" w:cs="Segoe UI"/>
-          <w:color w:val="000000"/>
-          <w:kern w:val="0"/>
-          <w:sz w:val="21"/>
-          <w:szCs w:val="21"/>
-          <w14:ligatures w14:val="none"/>
-        </w:rPr>
-      </w:pPr>
-      <w:r>
-        <w:rPr>
-          <w:rFonts w:ascii="Segoe UI" w:hAnsi="Segoe UI" w:cs="Segoe UI"/>
-          <w:color w:val="000000"/>
-          <w:kern w:val="0"/>
-          <w:sz w:val="21"/>
-          <w:szCs w:val="21"/>
-          <w14:ligatures w14:val="none"/>
-        </w:rPr>
-        <w:t>return filter</w:t>
-      </w:r>
-    </w:p>
-    <w:p>
-      <w:pPr>
-        <w:ind w:firstLine="0"/>
-      </w:pPr>
-    </w:p>
-    <w:p>
-      <w:pPr>
-        <w:ind w:firstLine="0"/>
-      </w:pPr>
-      <w:r>
-        <w:rPr>
-          <w:rFonts w:hint="eastAsia"/>
-        </w:rPr>
-        <w:t>5.</w:t>
-      </w:r>
-      <w:r>
-        <w:rPr>
-          <w:rFonts w:hint="eastAsia"/>
-        </w:rPr>
-        <w:t xml:space="preserve"> </w:t>
-      </w:r>
-      <w:r>
-        <w:rPr>
-          <w:rFonts w:hint="eastAsia"/>
-        </w:rPr>
-        <w:t>坐标变换函数（</w:t>
-      </w:r>
-      <w:r>
-        <w:rPr>
-          <w:rFonts w:hint="eastAsia"/>
-        </w:rPr>
-        <w:t>傅里叶</w:t>
-      </w:r>
-      <w:r>
-        <w:rPr>
-          <w:rFonts w:hint="eastAsia"/>
-        </w:rPr>
-        <w:t>重建）</w:t>
+        <w:t xml:space="preserve">    F_proj = np.fft.fftshift(np.fft.fft(np.fft.ifftshift(sinogram, axes=0), axis=0), axes=0)</w:t>
       </w:r>
     </w:p>
     <w:p>
@@ -6825,14 +7367,36 @@
       </w:pPr>
       <w:r>
         <w:rPr>
-          <w:rFonts w:ascii="Segoe UI" w:hAnsi="Segoe UI" w:cs="Segoe UI"/>
-          <w:color w:val="000000"/>
-          <w:kern w:val="0"/>
-          <w:sz w:val="21"/>
-          <w:szCs w:val="21"/>
-          <w14:ligatures w14:val="none"/>
-        </w:rPr>
-        <w:t>def fourier_recon_core(sinogram, angles_deg, image_size):</w:t>
+          <w:rFonts w:ascii="Segoe UI" w:hAnsi="Segoe UI" w:cs="Segoe UI" w:hint="eastAsia"/>
+          <w:color w:val="000000"/>
+          <w:kern w:val="0"/>
+          <w:sz w:val="21"/>
+          <w:szCs w:val="21"/>
+          <w14:ligatures w14:val="none"/>
+        </w:rPr>
+        <w:t xml:space="preserve">    # 2. </w:t>
+      </w:r>
+      <w:r>
+        <w:rPr>
+          <w:rFonts w:ascii="Segoe UI" w:hAnsi="Segoe UI" w:cs="Segoe UI" w:hint="eastAsia"/>
+          <w:color w:val="000000"/>
+          <w:kern w:val="0"/>
+          <w:sz w:val="21"/>
+          <w:szCs w:val="21"/>
+          <w14:ligatures w14:val="none"/>
+        </w:rPr>
+        <w:t>构建极坐标频域点</w:t>
+      </w:r>
+      <w:r>
+        <w:rPr>
+          <w:rFonts w:ascii="Segoe UI" w:hAnsi="Segoe UI" w:cs="Segoe UI" w:hint="eastAsia"/>
+          <w:color w:val="000000"/>
+          <w:kern w:val="0"/>
+          <w:sz w:val="21"/>
+          <w:szCs w:val="21"/>
+          <w14:ligatures w14:val="none"/>
+        </w:rPr>
+        <w:t xml:space="preserve"> (fx, fy)</w:t>
       </w:r>
     </w:p>
     <w:p>
@@ -6859,7 +7423,7 @@
           <w:szCs w:val="21"/>
           <w14:ligatures w14:val="none"/>
         </w:rPr>
-        <w:t xml:space="preserve">    """</w:t>
+        <w:t xml:space="preserve">    freqs = np.fft.fftshift(np.fft.fftfreq(N_d))</w:t>
       </w:r>
     </w:p>
     <w:p>
@@ -6869,6 +7433,70 @@
         <w:ind w:firstLine="0"/>
         <w:jc w:val="left"/>
         <w:rPr>
+          <w:rFonts w:ascii="Segoe UI" w:hAnsi="Segoe UI" w:cs="Segoe UI"/>
+          <w:color w:val="000000"/>
+          <w:kern w:val="0"/>
+          <w:sz w:val="21"/>
+          <w:szCs w:val="21"/>
+          <w14:ligatures w14:val="none"/>
+        </w:rPr>
+      </w:pPr>
+      <w:r>
+        <w:rPr>
+          <w:rFonts w:ascii="Segoe UI" w:hAnsi="Segoe UI" w:cs="Segoe UI"/>
+          <w:color w:val="000000"/>
+          <w:kern w:val="0"/>
+          <w:sz w:val="21"/>
+          <w:szCs w:val="21"/>
+          <w14:ligatures w14:val="none"/>
+        </w:rPr>
+        <w:t xml:space="preserve">    fx_list, fy_list = [], []</w:t>
+      </w:r>
+    </w:p>
+    <w:p>
+      <w:pPr>
+        <w:widowControl/>
+        <w:spacing w:line="240" w:lineRule="auto"/>
+        <w:ind w:firstLine="0"/>
+        <w:jc w:val="left"/>
+        <w:rPr>
+          <w:rFonts w:ascii="Segoe UI" w:hAnsi="Segoe UI" w:cs="Segoe UI"/>
+          <w:color w:val="000000"/>
+          <w:kern w:val="0"/>
+          <w:sz w:val="21"/>
+          <w:szCs w:val="21"/>
+          <w14:ligatures w14:val="none"/>
+        </w:rPr>
+      </w:pPr>
+      <w:r>
+        <w:rPr>
+          <w:rFonts w:ascii="Segoe UI" w:hAnsi="Segoe UI" w:cs="Segoe UI"/>
+          <w:color w:val="000000"/>
+          <w:kern w:val="0"/>
+          <w:sz w:val="21"/>
+          <w:szCs w:val="21"/>
+          <w14:ligatures w14:val="none"/>
+        </w:rPr>
+        <w:t xml:space="preserve">    for i in range(num_angles):</w:t>
+      </w:r>
+    </w:p>
+    <w:p>
+      <w:pPr>
+        <w:widowControl/>
+        <w:spacing w:line="240" w:lineRule="auto"/>
+        <w:ind w:firstLine="0"/>
+        <w:jc w:val="left"/>
+        <w:rPr>
+          <w:rFonts w:ascii="Segoe UI" w:hAnsi="Segoe UI" w:cs="Segoe UI"/>
+          <w:color w:val="000000"/>
+          <w:kern w:val="0"/>
+          <w:sz w:val="21"/>
+          <w:szCs w:val="21"/>
+          <w14:ligatures w14:val="none"/>
+        </w:rPr>
+      </w:pPr>
+      <w:r>
+        <w:rPr>
           <w:rFonts w:ascii="Segoe UI" w:hAnsi="Segoe UI" w:cs="Segoe UI" w:hint="eastAsia"/>
           <w:color w:val="000000"/>
           <w:kern w:val="0"/>
@@ -6876,7 +7504,8 @@
           <w:szCs w:val="21"/>
           <w14:ligatures w14:val="none"/>
         </w:rPr>
-      </w:pPr>
+        <w:t xml:space="preserve">        # </w:t>
+      </w:r>
       <w:r>
         <w:rPr>
           <w:rFonts w:ascii="Segoe UI" w:hAnsi="Segoe UI" w:cs="Segoe UI" w:hint="eastAsia"/>
@@ -6886,7 +7515,7 @@
           <w:szCs w:val="21"/>
           <w14:ligatures w14:val="none"/>
         </w:rPr>
-        <w:t xml:space="preserve">    </w:t>
+        <w:t>中央切片定理：投影的</w:t>
       </w:r>
       <w:r>
         <w:rPr>
@@ -6897,7 +7526,7 @@
           <w:szCs w:val="21"/>
           <w14:ligatures w14:val="none"/>
         </w:rPr>
-        <w:t>傅里叶重建核心逻辑</w:t>
+        <w:t xml:space="preserve"> 1D FFT </w:t>
       </w:r>
       <w:r>
         <w:rPr>
@@ -6908,7 +7537,7 @@
           <w:szCs w:val="21"/>
           <w14:ligatures w14:val="none"/>
         </w:rPr>
-        <w:t xml:space="preserve"> (</w:t>
+        <w:t>是图像</w:t>
       </w:r>
       <w:r>
         <w:rPr>
@@ -6919,7 +7548,7 @@
           <w:szCs w:val="21"/>
           <w14:ligatures w14:val="none"/>
         </w:rPr>
-        <w:t>基于中央切片定理</w:t>
+        <w:t xml:space="preserve"> 2D FFT </w:t>
       </w:r>
       <w:r>
         <w:rPr>
@@ -6930,7 +7559,7 @@
           <w:szCs w:val="21"/>
           <w14:ligatures w14:val="none"/>
         </w:rPr>
-        <w:t>)</w:t>
+        <w:t>在对应角度穿过原点的切片</w:t>
       </w:r>
     </w:p>
     <w:p>
@@ -6940,6 +7569,97 @@
         <w:ind w:firstLine="0"/>
         <w:jc w:val="left"/>
         <w:rPr>
+          <w:rFonts w:ascii="Segoe UI" w:hAnsi="Segoe UI" w:cs="Segoe UI"/>
+          <w:color w:val="000000"/>
+          <w:kern w:val="0"/>
+          <w:sz w:val="21"/>
+          <w:szCs w:val="21"/>
+          <w14:ligatures w14:val="none"/>
+        </w:rPr>
+      </w:pPr>
+      <w:r>
+        <w:rPr>
+          <w:rFonts w:ascii="Segoe UI" w:hAnsi="Segoe UI" w:cs="Segoe UI"/>
+          <w:color w:val="000000"/>
+          <w:kern w:val="0"/>
+          <w:sz w:val="21"/>
+          <w:szCs w:val="21"/>
+          <w14:ligatures w14:val="none"/>
+        </w:rPr>
+        <w:t xml:space="preserve">        fx_list.append(freqs * np.cos(angles_rad[i]))</w:t>
+      </w:r>
+    </w:p>
+    <w:p>
+      <w:pPr>
+        <w:widowControl/>
+        <w:spacing w:line="240" w:lineRule="auto"/>
+        <w:ind w:firstLine="0"/>
+        <w:jc w:val="left"/>
+        <w:rPr>
+          <w:rFonts w:ascii="Segoe UI" w:hAnsi="Segoe UI" w:cs="Segoe UI"/>
+          <w:color w:val="000000"/>
+          <w:kern w:val="0"/>
+          <w:sz w:val="21"/>
+          <w:szCs w:val="21"/>
+          <w14:ligatures w14:val="none"/>
+        </w:rPr>
+      </w:pPr>
+      <w:r>
+        <w:rPr>
+          <w:rFonts w:ascii="Segoe UI" w:hAnsi="Segoe UI" w:cs="Segoe UI"/>
+          <w:color w:val="000000"/>
+          <w:kern w:val="0"/>
+          <w:sz w:val="21"/>
+          <w:szCs w:val="21"/>
+          <w14:ligatures w14:val="none"/>
+        </w:rPr>
+        <w:t xml:space="preserve">        fy_list.append(freqs * np.sin(angles_rad[i]))</w:t>
+      </w:r>
+    </w:p>
+    <w:p>
+      <w:pPr>
+        <w:widowControl/>
+        <w:spacing w:line="240" w:lineRule="auto"/>
+        <w:ind w:firstLine="0"/>
+        <w:jc w:val="left"/>
+        <w:rPr>
+          <w:rFonts w:ascii="Segoe UI" w:hAnsi="Segoe UI" w:cs="Segoe UI"/>
+          <w:color w:val="000000"/>
+          <w:kern w:val="0"/>
+          <w:sz w:val="21"/>
+          <w:szCs w:val="21"/>
+          <w14:ligatures w14:val="none"/>
+        </w:rPr>
+      </w:pPr>
+      <w:r>
+        <w:rPr>
+          <w:rFonts w:ascii="Segoe UI" w:hAnsi="Segoe UI" w:cs="Segoe UI"/>
+          <w:color w:val="000000"/>
+          <w:kern w:val="0"/>
+          <w:sz w:val="21"/>
+          <w:szCs w:val="21"/>
+          <w14:ligatures w14:val="none"/>
+        </w:rPr>
+        <w:t xml:space="preserve">    points = np.column_stack((np.concatenate(fx_list), np.concatenate(fy_list)))</w:t>
+      </w:r>
+    </w:p>
+    <w:p>
+      <w:pPr>
+        <w:widowControl/>
+        <w:spacing w:line="240" w:lineRule="auto"/>
+        <w:ind w:firstLine="0"/>
+        <w:jc w:val="left"/>
+        <w:rPr>
+          <w:rFonts w:ascii="Segoe UI" w:hAnsi="Segoe UI" w:cs="Segoe UI"/>
+          <w:color w:val="000000"/>
+          <w:kern w:val="0"/>
+          <w:sz w:val="21"/>
+          <w:szCs w:val="21"/>
+          <w14:ligatures w14:val="none"/>
+        </w:rPr>
+      </w:pPr>
+      <w:r>
+        <w:rPr>
           <w:rFonts w:ascii="Segoe UI" w:hAnsi="Segoe UI" w:cs="Segoe UI" w:hint="eastAsia"/>
           <w:color w:val="000000"/>
           <w:kern w:val="0"/>
@@ -6947,7 +7667,8 @@
           <w:szCs w:val="21"/>
           <w14:ligatures w14:val="none"/>
         </w:rPr>
-      </w:pPr>
+        <w:t xml:space="preserve">    values = F_proj.flatten(order='F') # </w:t>
+      </w:r>
       <w:r>
         <w:rPr>
           <w:rFonts w:ascii="Segoe UI" w:hAnsi="Segoe UI" w:cs="Segoe UI" w:hint="eastAsia"/>
@@ -6957,8 +7678,24 @@
           <w:szCs w:val="21"/>
           <w14:ligatures w14:val="none"/>
         </w:rPr>
-        <w:t xml:space="preserve">    :param sinogram: </w:t>
-      </w:r>
+        <w:t>对应频域响应值</w:t>
+      </w:r>
+    </w:p>
+    <w:p>
+      <w:pPr>
+        <w:widowControl/>
+        <w:spacing w:line="240" w:lineRule="auto"/>
+        <w:ind w:firstLine="0"/>
+        <w:jc w:val="left"/>
+        <w:rPr>
+          <w:rFonts w:ascii="Segoe UI" w:hAnsi="Segoe UI" w:cs="Segoe UI"/>
+          <w:color w:val="000000"/>
+          <w:kern w:val="0"/>
+          <w:sz w:val="21"/>
+          <w:szCs w:val="21"/>
+          <w14:ligatures w14:val="none"/>
+        </w:rPr>
+      </w:pPr>
       <w:r>
         <w:rPr>
           <w:rFonts w:ascii="Segoe UI" w:hAnsi="Segoe UI" w:cs="Segoe UI" w:hint="eastAsia"/>
@@ -6968,7 +7705,7 @@
           <w:szCs w:val="21"/>
           <w14:ligatures w14:val="none"/>
         </w:rPr>
-        <w:t>投影数据</w:t>
+        <w:t xml:space="preserve">    # 3. 2D </w:t>
       </w:r>
       <w:r>
         <w:rPr>
@@ -6979,51 +7716,7 @@
           <w:szCs w:val="21"/>
           <w14:ligatures w14:val="none"/>
         </w:rPr>
-        <w:t xml:space="preserve"> (</w:t>
-      </w:r>
-      <w:r>
-        <w:rPr>
-          <w:rFonts w:ascii="Segoe UI" w:hAnsi="Segoe UI" w:cs="Segoe UI" w:hint="eastAsia"/>
-          <w:color w:val="000000"/>
-          <w:kern w:val="0"/>
-          <w:sz w:val="21"/>
-          <w:szCs w:val="21"/>
-          <w14:ligatures w14:val="none"/>
-        </w:rPr>
-        <w:t>探测器数</w:t>
-      </w:r>
-      <w:r>
-        <w:rPr>
-          <w:rFonts w:ascii="Segoe UI" w:hAnsi="Segoe UI" w:cs="Segoe UI" w:hint="eastAsia"/>
-          <w:color w:val="000000"/>
-          <w:kern w:val="0"/>
-          <w:sz w:val="21"/>
-          <w:szCs w:val="21"/>
-          <w14:ligatures w14:val="none"/>
-        </w:rPr>
-        <w:t xml:space="preserve">, </w:t>
-      </w:r>
-      <w:r>
-        <w:rPr>
-          <w:rFonts w:ascii="Segoe UI" w:hAnsi="Segoe UI" w:cs="Segoe UI" w:hint="eastAsia"/>
-          <w:color w:val="000000"/>
-          <w:kern w:val="0"/>
-          <w:sz w:val="21"/>
-          <w:szCs w:val="21"/>
-          <w14:ligatures w14:val="none"/>
-        </w:rPr>
-        <w:t>角度数</w:t>
-      </w:r>
-      <w:r>
-        <w:rPr>
-          <w:rFonts w:ascii="Segoe UI" w:hAnsi="Segoe UI" w:cs="Segoe UI" w:hint="eastAsia"/>
-          <w:color w:val="000000"/>
-          <w:kern w:val="0"/>
-          <w:sz w:val="21"/>
-          <w:szCs w:val="21"/>
-          <w14:ligatures w14:val="none"/>
-        </w:rPr>
-        <w:t>)</w:t>
+        <w:t>插值：将极坐标频域点插值到规则的笛卡尔网格</w:t>
       </w:r>
     </w:p>
     <w:p>
@@ -7033,68 +7726,24 @@
         <w:ind w:firstLine="0"/>
         <w:jc w:val="left"/>
         <w:rPr>
-          <w:rFonts w:ascii="Segoe UI" w:hAnsi="Segoe UI" w:cs="Segoe UI" w:hint="eastAsia"/>
-          <w:color w:val="000000"/>
-          <w:kern w:val="0"/>
-          <w:sz w:val="21"/>
-          <w:szCs w:val="21"/>
-          <w14:ligatures w14:val="none"/>
-        </w:rPr>
-      </w:pPr>
-      <w:r>
-        <w:rPr>
-          <w:rFonts w:ascii="Segoe UI" w:hAnsi="Segoe UI" w:cs="Segoe UI" w:hint="eastAsia"/>
-          <w:color w:val="000000"/>
-          <w:kern w:val="0"/>
-          <w:sz w:val="21"/>
-          <w:szCs w:val="21"/>
-          <w14:ligatures w14:val="none"/>
-        </w:rPr>
-        <w:t xml:space="preserve">    :param angles_deg: </w:t>
-      </w:r>
-      <w:r>
-        <w:rPr>
-          <w:rFonts w:ascii="Segoe UI" w:hAnsi="Segoe UI" w:cs="Segoe UI" w:hint="eastAsia"/>
-          <w:color w:val="000000"/>
-          <w:kern w:val="0"/>
-          <w:sz w:val="21"/>
-          <w:szCs w:val="21"/>
-          <w14:ligatures w14:val="none"/>
-        </w:rPr>
-        <w:t>投影角度</w:t>
-      </w:r>
-      <w:r>
-        <w:rPr>
-          <w:rFonts w:ascii="Segoe UI" w:hAnsi="Segoe UI" w:cs="Segoe UI" w:hint="eastAsia"/>
-          <w:color w:val="000000"/>
-          <w:kern w:val="0"/>
-          <w:sz w:val="21"/>
-          <w:szCs w:val="21"/>
-          <w14:ligatures w14:val="none"/>
-        </w:rPr>
-        <w:t xml:space="preserve"> (</w:t>
-      </w:r>
-      <w:r>
-        <w:rPr>
-          <w:rFonts w:ascii="Segoe UI" w:hAnsi="Segoe UI" w:cs="Segoe UI" w:hint="eastAsia"/>
-          <w:color w:val="000000"/>
-          <w:kern w:val="0"/>
-          <w:sz w:val="21"/>
-          <w:szCs w:val="21"/>
-          <w14:ligatures w14:val="none"/>
-        </w:rPr>
-        <w:t>角度制</w:t>
-      </w:r>
-      <w:r>
-        <w:rPr>
-          <w:rFonts w:ascii="Segoe UI" w:hAnsi="Segoe UI" w:cs="Segoe UI" w:hint="eastAsia"/>
-          <w:color w:val="000000"/>
-          <w:kern w:val="0"/>
-          <w:sz w:val="21"/>
-          <w:szCs w:val="21"/>
-          <w14:ligatures w14:val="none"/>
-        </w:rPr>
-        <w:t>)</w:t>
+          <w:rFonts w:ascii="Segoe UI" w:hAnsi="Segoe UI" w:cs="Segoe UI"/>
+          <w:color w:val="000000"/>
+          <w:kern w:val="0"/>
+          <w:sz w:val="21"/>
+          <w:szCs w:val="21"/>
+          <w14:ligatures w14:val="none"/>
+        </w:rPr>
+      </w:pPr>
+      <w:r>
+        <w:rPr>
+          <w:rFonts w:ascii="Segoe UI" w:hAnsi="Segoe UI" w:cs="Segoe UI"/>
+          <w:color w:val="000000"/>
+          <w:kern w:val="0"/>
+          <w:sz w:val="21"/>
+          <w:szCs w:val="21"/>
+          <w14:ligatures w14:val="none"/>
+        </w:rPr>
+        <w:t xml:space="preserve">    grid_coords = np.linspace(-0.5, 0.5, image_size, endpoint=False)</w:t>
       </w:r>
     </w:p>
     <w:p>
@@ -7121,7 +7770,7 @@
           <w:szCs w:val="21"/>
           <w14:ligatures w14:val="none"/>
         </w:rPr>
-        <w:t xml:space="preserve">    """</w:t>
+        <w:t xml:space="preserve">    X, Y = np.meshgrid(grid_coords, grid_coords)</w:t>
       </w:r>
     </w:p>
     <w:p>
@@ -7148,7 +7797,7 @@
           <w:szCs w:val="21"/>
           <w14:ligatures w14:val="none"/>
         </w:rPr>
-        <w:t xml:space="preserve">    N_d, num_angles = sinogram.shape</w:t>
+        <w:t xml:space="preserve">    F_2d = griddata(points, values, (X, Y), method='linear', fill_value=0)</w:t>
       </w:r>
     </w:p>
     <w:p>
@@ -7159,652 +7808,6 @@
         <w:jc w:val="left"/>
         <w:rPr>
           <w:rFonts w:ascii="Segoe UI" w:hAnsi="Segoe UI" w:cs="Segoe UI"/>
-          <w:color w:val="000000"/>
-          <w:kern w:val="0"/>
-          <w:sz w:val="21"/>
-          <w:szCs w:val="21"/>
-          <w14:ligatures w14:val="none"/>
-        </w:rPr>
-      </w:pPr>
-      <w:r>
-        <w:rPr>
-          <w:rFonts w:ascii="Segoe UI" w:hAnsi="Segoe UI" w:cs="Segoe UI"/>
-          <w:color w:val="000000"/>
-          <w:kern w:val="0"/>
-          <w:sz w:val="21"/>
-          <w:szCs w:val="21"/>
-          <w14:ligatures w14:val="none"/>
-        </w:rPr>
-        <w:t xml:space="preserve">    angles_rad = np.deg2rad(angles_deg)</w:t>
-      </w:r>
-    </w:p>
-    <w:p>
-      <w:pPr>
-        <w:widowControl/>
-        <w:spacing w:line="240" w:lineRule="auto"/>
-        <w:ind w:firstLine="0"/>
-        <w:jc w:val="left"/>
-        <w:rPr>
-          <w:rFonts w:ascii="Segoe UI" w:hAnsi="Segoe UI" w:cs="Segoe UI" w:hint="eastAsia"/>
-          <w:color w:val="000000"/>
-          <w:kern w:val="0"/>
-          <w:sz w:val="21"/>
-          <w:szCs w:val="21"/>
-          <w14:ligatures w14:val="none"/>
-        </w:rPr>
-      </w:pPr>
-      <w:r>
-        <w:rPr>
-          <w:rFonts w:ascii="Segoe UI" w:hAnsi="Segoe UI" w:cs="Segoe UI" w:hint="eastAsia"/>
-          <w:color w:val="000000"/>
-          <w:kern w:val="0"/>
-          <w:sz w:val="21"/>
-          <w:szCs w:val="21"/>
-          <w14:ligatures w14:val="none"/>
-        </w:rPr>
-        <w:t xml:space="preserve">    # 1. 1D FFT: </w:t>
-      </w:r>
-      <w:r>
-        <w:rPr>
-          <w:rFonts w:ascii="Segoe UI" w:hAnsi="Segoe UI" w:cs="Segoe UI" w:hint="eastAsia"/>
-          <w:color w:val="000000"/>
-          <w:kern w:val="0"/>
-          <w:sz w:val="21"/>
-          <w:szCs w:val="21"/>
-          <w14:ligatures w14:val="none"/>
-        </w:rPr>
-        <w:t>将每个角度的投影转换到频域</w:t>
-      </w:r>
-    </w:p>
-    <w:p>
-      <w:pPr>
-        <w:widowControl/>
-        <w:spacing w:line="240" w:lineRule="auto"/>
-        <w:ind w:firstLine="0"/>
-        <w:jc w:val="left"/>
-        <w:rPr>
-          <w:rFonts w:ascii="Segoe UI" w:hAnsi="Segoe UI" w:cs="Segoe UI" w:hint="eastAsia"/>
-          <w:color w:val="000000"/>
-          <w:kern w:val="0"/>
-          <w:sz w:val="21"/>
-          <w:szCs w:val="21"/>
-          <w14:ligatures w14:val="none"/>
-        </w:rPr>
-      </w:pPr>
-      <w:r>
-        <w:rPr>
-          <w:rFonts w:ascii="Segoe UI" w:hAnsi="Segoe UI" w:cs="Segoe UI" w:hint="eastAsia"/>
-          <w:color w:val="000000"/>
-          <w:kern w:val="0"/>
-          <w:sz w:val="21"/>
-          <w:szCs w:val="21"/>
-          <w14:ligatures w14:val="none"/>
-        </w:rPr>
-        <w:t xml:space="preserve">    # </w:t>
-      </w:r>
-      <w:r>
-        <w:rPr>
-          <w:rFonts w:ascii="Segoe UI" w:hAnsi="Segoe UI" w:cs="Segoe UI" w:hint="eastAsia"/>
-          <w:color w:val="000000"/>
-          <w:kern w:val="0"/>
-          <w:sz w:val="21"/>
-          <w:szCs w:val="21"/>
-          <w14:ligatures w14:val="none"/>
-        </w:rPr>
-        <w:t>先</w:t>
-      </w:r>
-      <w:r>
-        <w:rPr>
-          <w:rFonts w:ascii="Segoe UI" w:hAnsi="Segoe UI" w:cs="Segoe UI" w:hint="eastAsia"/>
-          <w:color w:val="000000"/>
-          <w:kern w:val="0"/>
-          <w:sz w:val="21"/>
-          <w:szCs w:val="21"/>
-          <w14:ligatures w14:val="none"/>
-        </w:rPr>
-        <w:t xml:space="preserve"> ifftshift </w:t>
-      </w:r>
-      <w:r>
-        <w:rPr>
-          <w:rFonts w:ascii="Segoe UI" w:hAnsi="Segoe UI" w:cs="Segoe UI" w:hint="eastAsia"/>
-          <w:color w:val="000000"/>
-          <w:kern w:val="0"/>
-          <w:sz w:val="21"/>
-          <w:szCs w:val="21"/>
-          <w14:ligatures w14:val="none"/>
-        </w:rPr>
-        <w:t>保证零频在中心，</w:t>
-      </w:r>
-      <w:r>
-        <w:rPr>
-          <w:rFonts w:ascii="Segoe UI" w:hAnsi="Segoe UI" w:cs="Segoe UI" w:hint="eastAsia"/>
-          <w:color w:val="000000"/>
-          <w:kern w:val="0"/>
-          <w:sz w:val="21"/>
-          <w:szCs w:val="21"/>
-          <w14:ligatures w14:val="none"/>
-        </w:rPr>
-        <w:t xml:space="preserve">FFT </w:t>
-      </w:r>
-      <w:r>
-        <w:rPr>
-          <w:rFonts w:ascii="Segoe UI" w:hAnsi="Segoe UI" w:cs="Segoe UI" w:hint="eastAsia"/>
-          <w:color w:val="000000"/>
-          <w:kern w:val="0"/>
-          <w:sz w:val="21"/>
-          <w:szCs w:val="21"/>
-          <w14:ligatures w14:val="none"/>
-        </w:rPr>
-        <w:t>后再</w:t>
-      </w:r>
-      <w:r>
-        <w:rPr>
-          <w:rFonts w:ascii="Segoe UI" w:hAnsi="Segoe UI" w:cs="Segoe UI" w:hint="eastAsia"/>
-          <w:color w:val="000000"/>
-          <w:kern w:val="0"/>
-          <w:sz w:val="21"/>
-          <w:szCs w:val="21"/>
-          <w14:ligatures w14:val="none"/>
-        </w:rPr>
-        <w:t xml:space="preserve"> fftshift </w:t>
-      </w:r>
-      <w:r>
-        <w:rPr>
-          <w:rFonts w:ascii="Segoe UI" w:hAnsi="Segoe UI" w:cs="Segoe UI" w:hint="eastAsia"/>
-          <w:color w:val="000000"/>
-          <w:kern w:val="0"/>
-          <w:sz w:val="21"/>
-          <w:szCs w:val="21"/>
-          <w14:ligatures w14:val="none"/>
-        </w:rPr>
-        <w:t>得到中心对称频谱</w:t>
-      </w:r>
-    </w:p>
-    <w:p>
-      <w:pPr>
-        <w:widowControl/>
-        <w:spacing w:line="240" w:lineRule="auto"/>
-        <w:ind w:firstLine="0"/>
-        <w:jc w:val="left"/>
-        <w:rPr>
-          <w:rFonts w:ascii="Segoe UI" w:hAnsi="Segoe UI" w:cs="Segoe UI"/>
-          <w:color w:val="000000"/>
-          <w:kern w:val="0"/>
-          <w:sz w:val="21"/>
-          <w:szCs w:val="21"/>
-          <w14:ligatures w14:val="none"/>
-        </w:rPr>
-      </w:pPr>
-      <w:r>
-        <w:rPr>
-          <w:rFonts w:ascii="Segoe UI" w:hAnsi="Segoe UI" w:cs="Segoe UI"/>
-          <w:color w:val="000000"/>
-          <w:kern w:val="0"/>
-          <w:sz w:val="21"/>
-          <w:szCs w:val="21"/>
-          <w14:ligatures w14:val="none"/>
-        </w:rPr>
-        <w:t xml:space="preserve">    F_proj = np.fft.fftshift(np.fft.fft(np.fft.ifftshift(sinogram, axes=0), axis=0), axes=0)</w:t>
-      </w:r>
-    </w:p>
-    <w:p>
-      <w:pPr>
-        <w:widowControl/>
-        <w:spacing w:line="240" w:lineRule="auto"/>
-        <w:ind w:firstLine="0"/>
-        <w:jc w:val="left"/>
-        <w:rPr>
-          <w:rFonts w:ascii="Segoe UI" w:hAnsi="Segoe UI" w:cs="Segoe UI" w:hint="eastAsia"/>
-          <w:color w:val="000000"/>
-          <w:kern w:val="0"/>
-          <w:sz w:val="21"/>
-          <w:szCs w:val="21"/>
-          <w14:ligatures w14:val="none"/>
-        </w:rPr>
-      </w:pPr>
-      <w:r>
-        <w:rPr>
-          <w:rFonts w:ascii="Segoe UI" w:hAnsi="Segoe UI" w:cs="Segoe UI" w:hint="eastAsia"/>
-          <w:color w:val="000000"/>
-          <w:kern w:val="0"/>
-          <w:sz w:val="21"/>
-          <w:szCs w:val="21"/>
-          <w14:ligatures w14:val="none"/>
-        </w:rPr>
-        <w:t xml:space="preserve">    # 2. </w:t>
-      </w:r>
-      <w:r>
-        <w:rPr>
-          <w:rFonts w:ascii="Segoe UI" w:hAnsi="Segoe UI" w:cs="Segoe UI" w:hint="eastAsia"/>
-          <w:color w:val="000000"/>
-          <w:kern w:val="0"/>
-          <w:sz w:val="21"/>
-          <w:szCs w:val="21"/>
-          <w14:ligatures w14:val="none"/>
-        </w:rPr>
-        <w:t>构建极坐标频域点</w:t>
-      </w:r>
-      <w:r>
-        <w:rPr>
-          <w:rFonts w:ascii="Segoe UI" w:hAnsi="Segoe UI" w:cs="Segoe UI" w:hint="eastAsia"/>
-          <w:color w:val="000000"/>
-          <w:kern w:val="0"/>
-          <w:sz w:val="21"/>
-          <w:szCs w:val="21"/>
-          <w14:ligatures w14:val="none"/>
-        </w:rPr>
-        <w:t xml:space="preserve"> (fx, fy)</w:t>
-      </w:r>
-    </w:p>
-    <w:p>
-      <w:pPr>
-        <w:widowControl/>
-        <w:spacing w:line="240" w:lineRule="auto"/>
-        <w:ind w:firstLine="0"/>
-        <w:jc w:val="left"/>
-        <w:rPr>
-          <w:rFonts w:ascii="Segoe UI" w:hAnsi="Segoe UI" w:cs="Segoe UI"/>
-          <w:color w:val="000000"/>
-          <w:kern w:val="0"/>
-          <w:sz w:val="21"/>
-          <w:szCs w:val="21"/>
-          <w14:ligatures w14:val="none"/>
-        </w:rPr>
-      </w:pPr>
-      <w:r>
-        <w:rPr>
-          <w:rFonts w:ascii="Segoe UI" w:hAnsi="Segoe UI" w:cs="Segoe UI"/>
-          <w:color w:val="000000"/>
-          <w:kern w:val="0"/>
-          <w:sz w:val="21"/>
-          <w:szCs w:val="21"/>
-          <w14:ligatures w14:val="none"/>
-        </w:rPr>
-        <w:t xml:space="preserve">    freqs = np.fft.fftshift(np.fft.fftfreq(N_d))</w:t>
-      </w:r>
-    </w:p>
-    <w:p>
-      <w:pPr>
-        <w:widowControl/>
-        <w:spacing w:line="240" w:lineRule="auto"/>
-        <w:ind w:firstLine="0"/>
-        <w:jc w:val="left"/>
-        <w:rPr>
-          <w:rFonts w:ascii="Segoe UI" w:hAnsi="Segoe UI" w:cs="Segoe UI"/>
-          <w:color w:val="000000"/>
-          <w:kern w:val="0"/>
-          <w:sz w:val="21"/>
-          <w:szCs w:val="21"/>
-          <w14:ligatures w14:val="none"/>
-        </w:rPr>
-      </w:pPr>
-      <w:r>
-        <w:rPr>
-          <w:rFonts w:ascii="Segoe UI" w:hAnsi="Segoe UI" w:cs="Segoe UI"/>
-          <w:color w:val="000000"/>
-          <w:kern w:val="0"/>
-          <w:sz w:val="21"/>
-          <w:szCs w:val="21"/>
-          <w14:ligatures w14:val="none"/>
-        </w:rPr>
-        <w:t xml:space="preserve">    fx_list, fy_list = [], []</w:t>
-      </w:r>
-    </w:p>
-    <w:p>
-      <w:pPr>
-        <w:widowControl/>
-        <w:spacing w:line="240" w:lineRule="auto"/>
-        <w:ind w:firstLine="0"/>
-        <w:jc w:val="left"/>
-        <w:rPr>
-          <w:rFonts w:ascii="Segoe UI" w:hAnsi="Segoe UI" w:cs="Segoe UI"/>
-          <w:color w:val="000000"/>
-          <w:kern w:val="0"/>
-          <w:sz w:val="21"/>
-          <w:szCs w:val="21"/>
-          <w14:ligatures w14:val="none"/>
-        </w:rPr>
-      </w:pPr>
-      <w:r>
-        <w:rPr>
-          <w:rFonts w:ascii="Segoe UI" w:hAnsi="Segoe UI" w:cs="Segoe UI"/>
-          <w:color w:val="000000"/>
-          <w:kern w:val="0"/>
-          <w:sz w:val="21"/>
-          <w:szCs w:val="21"/>
-          <w14:ligatures w14:val="none"/>
-        </w:rPr>
-        <w:t xml:space="preserve">    for i in range(num_angles):</w:t>
-      </w:r>
-    </w:p>
-    <w:p>
-      <w:pPr>
-        <w:widowControl/>
-        <w:spacing w:line="240" w:lineRule="auto"/>
-        <w:ind w:firstLine="0"/>
-        <w:jc w:val="left"/>
-        <w:rPr>
-          <w:rFonts w:ascii="Segoe UI" w:hAnsi="Segoe UI" w:cs="Segoe UI" w:hint="eastAsia"/>
-          <w:color w:val="000000"/>
-          <w:kern w:val="0"/>
-          <w:sz w:val="21"/>
-          <w:szCs w:val="21"/>
-          <w14:ligatures w14:val="none"/>
-        </w:rPr>
-      </w:pPr>
-      <w:r>
-        <w:rPr>
-          <w:rFonts w:ascii="Segoe UI" w:hAnsi="Segoe UI" w:cs="Segoe UI" w:hint="eastAsia"/>
-          <w:color w:val="000000"/>
-          <w:kern w:val="0"/>
-          <w:sz w:val="21"/>
-          <w:szCs w:val="21"/>
-          <w14:ligatures w14:val="none"/>
-        </w:rPr>
-        <w:t xml:space="preserve">        # </w:t>
-      </w:r>
-      <w:r>
-        <w:rPr>
-          <w:rFonts w:ascii="Segoe UI" w:hAnsi="Segoe UI" w:cs="Segoe UI" w:hint="eastAsia"/>
-          <w:color w:val="000000"/>
-          <w:kern w:val="0"/>
-          <w:sz w:val="21"/>
-          <w:szCs w:val="21"/>
-          <w14:ligatures w14:val="none"/>
-        </w:rPr>
-        <w:t>中央切片定理：投影的</w:t>
-      </w:r>
-      <w:r>
-        <w:rPr>
-          <w:rFonts w:ascii="Segoe UI" w:hAnsi="Segoe UI" w:cs="Segoe UI" w:hint="eastAsia"/>
-          <w:color w:val="000000"/>
-          <w:kern w:val="0"/>
-          <w:sz w:val="21"/>
-          <w:szCs w:val="21"/>
-          <w14:ligatures w14:val="none"/>
-        </w:rPr>
-        <w:t xml:space="preserve"> 1D FFT </w:t>
-      </w:r>
-      <w:r>
-        <w:rPr>
-          <w:rFonts w:ascii="Segoe UI" w:hAnsi="Segoe UI" w:cs="Segoe UI" w:hint="eastAsia"/>
-          <w:color w:val="000000"/>
-          <w:kern w:val="0"/>
-          <w:sz w:val="21"/>
-          <w:szCs w:val="21"/>
-          <w14:ligatures w14:val="none"/>
-        </w:rPr>
-        <w:t>是图像</w:t>
-      </w:r>
-      <w:r>
-        <w:rPr>
-          <w:rFonts w:ascii="Segoe UI" w:hAnsi="Segoe UI" w:cs="Segoe UI" w:hint="eastAsia"/>
-          <w:color w:val="000000"/>
-          <w:kern w:val="0"/>
-          <w:sz w:val="21"/>
-          <w:szCs w:val="21"/>
-          <w14:ligatures w14:val="none"/>
-        </w:rPr>
-        <w:t xml:space="preserve"> 2D FFT </w:t>
-      </w:r>
-      <w:r>
-        <w:rPr>
-          <w:rFonts w:ascii="Segoe UI" w:hAnsi="Segoe UI" w:cs="Segoe UI" w:hint="eastAsia"/>
-          <w:color w:val="000000"/>
-          <w:kern w:val="0"/>
-          <w:sz w:val="21"/>
-          <w:szCs w:val="21"/>
-          <w14:ligatures w14:val="none"/>
-        </w:rPr>
-        <w:t>在对应角度穿过原点的切片</w:t>
-      </w:r>
-    </w:p>
-    <w:p>
-      <w:pPr>
-        <w:widowControl/>
-        <w:spacing w:line="240" w:lineRule="auto"/>
-        <w:ind w:firstLine="0"/>
-        <w:jc w:val="left"/>
-        <w:rPr>
-          <w:rFonts w:ascii="Segoe UI" w:hAnsi="Segoe UI" w:cs="Segoe UI"/>
-          <w:color w:val="000000"/>
-          <w:kern w:val="0"/>
-          <w:sz w:val="21"/>
-          <w:szCs w:val="21"/>
-          <w14:ligatures w14:val="none"/>
-        </w:rPr>
-      </w:pPr>
-      <w:r>
-        <w:rPr>
-          <w:rFonts w:ascii="Segoe UI" w:hAnsi="Segoe UI" w:cs="Segoe UI"/>
-          <w:color w:val="000000"/>
-          <w:kern w:val="0"/>
-          <w:sz w:val="21"/>
-          <w:szCs w:val="21"/>
-          <w14:ligatures w14:val="none"/>
-        </w:rPr>
-        <w:t xml:space="preserve">        fx_list.append(freqs * np.cos(angles_rad[i]))</w:t>
-      </w:r>
-    </w:p>
-    <w:p>
-      <w:pPr>
-        <w:widowControl/>
-        <w:spacing w:line="240" w:lineRule="auto"/>
-        <w:ind w:firstLine="0"/>
-        <w:jc w:val="left"/>
-        <w:rPr>
-          <w:rFonts w:ascii="Segoe UI" w:hAnsi="Segoe UI" w:cs="Segoe UI"/>
-          <w:color w:val="000000"/>
-          <w:kern w:val="0"/>
-          <w:sz w:val="21"/>
-          <w:szCs w:val="21"/>
-          <w14:ligatures w14:val="none"/>
-        </w:rPr>
-      </w:pPr>
-      <w:r>
-        <w:rPr>
-          <w:rFonts w:ascii="Segoe UI" w:hAnsi="Segoe UI" w:cs="Segoe UI"/>
-          <w:color w:val="000000"/>
-          <w:kern w:val="0"/>
-          <w:sz w:val="21"/>
-          <w:szCs w:val="21"/>
-          <w14:ligatures w14:val="none"/>
-        </w:rPr>
-        <w:t xml:space="preserve">        fy_list.append(freqs * np.sin(angles_rad[i]))</w:t>
-      </w:r>
-    </w:p>
-    <w:p>
-      <w:pPr>
-        <w:widowControl/>
-        <w:spacing w:line="240" w:lineRule="auto"/>
-        <w:ind w:firstLine="0"/>
-        <w:jc w:val="left"/>
-        <w:rPr>
-          <w:rFonts w:ascii="Segoe UI" w:hAnsi="Segoe UI" w:cs="Segoe UI"/>
-          <w:color w:val="000000"/>
-          <w:kern w:val="0"/>
-          <w:sz w:val="21"/>
-          <w:szCs w:val="21"/>
-          <w14:ligatures w14:val="none"/>
-        </w:rPr>
-      </w:pPr>
-      <w:r>
-        <w:rPr>
-          <w:rFonts w:ascii="Segoe UI" w:hAnsi="Segoe UI" w:cs="Segoe UI"/>
-          <w:color w:val="000000"/>
-          <w:kern w:val="0"/>
-          <w:sz w:val="21"/>
-          <w:szCs w:val="21"/>
-          <w14:ligatures w14:val="none"/>
-        </w:rPr>
-        <w:t xml:space="preserve">    points = np.column_stack((np.concatenate(fx_list), np.concatenate(fy_list)))</w:t>
-      </w:r>
-    </w:p>
-    <w:p>
-      <w:pPr>
-        <w:widowControl/>
-        <w:spacing w:line="240" w:lineRule="auto"/>
-        <w:ind w:firstLine="0"/>
-        <w:jc w:val="left"/>
-        <w:rPr>
-          <w:rFonts w:ascii="Segoe UI" w:hAnsi="Segoe UI" w:cs="Segoe UI" w:hint="eastAsia"/>
-          <w:color w:val="000000"/>
-          <w:kern w:val="0"/>
-          <w:sz w:val="21"/>
-          <w:szCs w:val="21"/>
-          <w14:ligatures w14:val="none"/>
-        </w:rPr>
-      </w:pPr>
-      <w:r>
-        <w:rPr>
-          <w:rFonts w:ascii="Segoe UI" w:hAnsi="Segoe UI" w:cs="Segoe UI" w:hint="eastAsia"/>
-          <w:color w:val="000000"/>
-          <w:kern w:val="0"/>
-          <w:sz w:val="21"/>
-          <w:szCs w:val="21"/>
-          <w14:ligatures w14:val="none"/>
-        </w:rPr>
-        <w:t xml:space="preserve">    values = F_proj.flatten(order='F') # </w:t>
-      </w:r>
-      <w:r>
-        <w:rPr>
-          <w:rFonts w:ascii="Segoe UI" w:hAnsi="Segoe UI" w:cs="Segoe UI" w:hint="eastAsia"/>
-          <w:color w:val="000000"/>
-          <w:kern w:val="0"/>
-          <w:sz w:val="21"/>
-          <w:szCs w:val="21"/>
-          <w14:ligatures w14:val="none"/>
-        </w:rPr>
-        <w:t>对应频域响应值</w:t>
-      </w:r>
-    </w:p>
-    <w:p>
-      <w:pPr>
-        <w:widowControl/>
-        <w:spacing w:line="240" w:lineRule="auto"/>
-        <w:ind w:firstLine="0"/>
-        <w:jc w:val="left"/>
-        <w:rPr>
-          <w:rFonts w:ascii="Segoe UI" w:hAnsi="Segoe UI" w:cs="Segoe UI" w:hint="eastAsia"/>
-          <w:color w:val="000000"/>
-          <w:kern w:val="0"/>
-          <w:sz w:val="21"/>
-          <w:szCs w:val="21"/>
-          <w14:ligatures w14:val="none"/>
-        </w:rPr>
-      </w:pPr>
-      <w:r>
-        <w:rPr>
-          <w:rFonts w:ascii="Segoe UI" w:hAnsi="Segoe UI" w:cs="Segoe UI" w:hint="eastAsia"/>
-          <w:color w:val="000000"/>
-          <w:kern w:val="0"/>
-          <w:sz w:val="21"/>
-          <w:szCs w:val="21"/>
-          <w14:ligatures w14:val="none"/>
-        </w:rPr>
-        <w:t xml:space="preserve">    # 3. 2D </w:t>
-      </w:r>
-      <w:r>
-        <w:rPr>
-          <w:rFonts w:ascii="Segoe UI" w:hAnsi="Segoe UI" w:cs="Segoe UI" w:hint="eastAsia"/>
-          <w:color w:val="000000"/>
-          <w:kern w:val="0"/>
-          <w:sz w:val="21"/>
-          <w:szCs w:val="21"/>
-          <w14:ligatures w14:val="none"/>
-        </w:rPr>
-        <w:t>插值：将极坐标频域点插值到规则的笛卡尔网格</w:t>
-      </w:r>
-    </w:p>
-    <w:p>
-      <w:pPr>
-        <w:widowControl/>
-        <w:spacing w:line="240" w:lineRule="auto"/>
-        <w:ind w:firstLine="0"/>
-        <w:jc w:val="left"/>
-        <w:rPr>
-          <w:rFonts w:ascii="Segoe UI" w:hAnsi="Segoe UI" w:cs="Segoe UI"/>
-          <w:color w:val="000000"/>
-          <w:kern w:val="0"/>
-          <w:sz w:val="21"/>
-          <w:szCs w:val="21"/>
-          <w14:ligatures w14:val="none"/>
-        </w:rPr>
-      </w:pPr>
-      <w:r>
-        <w:rPr>
-          <w:rFonts w:ascii="Segoe UI" w:hAnsi="Segoe UI" w:cs="Segoe UI"/>
-          <w:color w:val="000000"/>
-          <w:kern w:val="0"/>
-          <w:sz w:val="21"/>
-          <w:szCs w:val="21"/>
-          <w14:ligatures w14:val="none"/>
-        </w:rPr>
-        <w:t xml:space="preserve">    grid_coords = np.linspace(-0.5, 0.5, image_size, endpoint=False)</w:t>
-      </w:r>
-    </w:p>
-    <w:p>
-      <w:pPr>
-        <w:widowControl/>
-        <w:spacing w:line="240" w:lineRule="auto"/>
-        <w:ind w:firstLine="0"/>
-        <w:jc w:val="left"/>
-        <w:rPr>
-          <w:rFonts w:ascii="Segoe UI" w:hAnsi="Segoe UI" w:cs="Segoe UI"/>
-          <w:color w:val="000000"/>
-          <w:kern w:val="0"/>
-          <w:sz w:val="21"/>
-          <w:szCs w:val="21"/>
-          <w14:ligatures w14:val="none"/>
-        </w:rPr>
-      </w:pPr>
-      <w:r>
-        <w:rPr>
-          <w:rFonts w:ascii="Segoe UI" w:hAnsi="Segoe UI" w:cs="Segoe UI"/>
-          <w:color w:val="000000"/>
-          <w:kern w:val="0"/>
-          <w:sz w:val="21"/>
-          <w:szCs w:val="21"/>
-          <w14:ligatures w14:val="none"/>
-        </w:rPr>
-        <w:t xml:space="preserve">    X, Y = np.meshgrid(grid_coords, grid_coords)</w:t>
-      </w:r>
-    </w:p>
-    <w:p>
-      <w:pPr>
-        <w:widowControl/>
-        <w:spacing w:line="240" w:lineRule="auto"/>
-        <w:ind w:firstLine="0"/>
-        <w:jc w:val="left"/>
-        <w:rPr>
-          <w:rFonts w:ascii="Segoe UI" w:hAnsi="Segoe UI" w:cs="Segoe UI"/>
-          <w:color w:val="000000"/>
-          <w:kern w:val="0"/>
-          <w:sz w:val="21"/>
-          <w:szCs w:val="21"/>
-          <w14:ligatures w14:val="none"/>
-        </w:rPr>
-      </w:pPr>
-      <w:r>
-        <w:rPr>
-          <w:rFonts w:ascii="Segoe UI" w:hAnsi="Segoe UI" w:cs="Segoe UI"/>
-          <w:color w:val="000000"/>
-          <w:kern w:val="0"/>
-          <w:sz w:val="21"/>
-          <w:szCs w:val="21"/>
-          <w14:ligatures w14:val="none"/>
-        </w:rPr>
-        <w:t xml:space="preserve">    F_2d = griddata(points, values, (X, Y), method='linear', fill_value=0)</w:t>
-      </w:r>
-    </w:p>
-    <w:p>
-      <w:pPr>
-        <w:widowControl/>
-        <w:spacing w:line="240" w:lineRule="auto"/>
-        <w:ind w:firstLine="0"/>
-        <w:jc w:val="left"/>
-        <w:rPr>
-          <w:rFonts w:ascii="Segoe UI" w:hAnsi="Segoe UI" w:cs="Segoe UI" w:hint="eastAsia"/>
           <w:color w:val="000000"/>
           <w:kern w:val="0"/>
           <w:sz w:val="21"/>
@@ -7897,7 +7900,7 @@
         <w:ind w:firstLine="0"/>
         <w:jc w:val="left"/>
         <w:rPr>
-          <w:rFonts w:ascii="Segoe UI" w:hAnsi="Segoe UI" w:cs="Segoe UI" w:hint="eastAsia"/>
+          <w:rFonts w:ascii="Segoe UI" w:hAnsi="Segoe UI" w:cs="Segoe UI"/>
           <w:color w:val="000000"/>
           <w:kern w:val="0"/>
           <w:sz w:val="21"/>
@@ -8098,9 +8101,6 @@
     <w:p>
       <w:pPr>
         <w:ind w:firstLine="0"/>
-        <w:rPr>
-          <w:rFonts w:hint="eastAsia"/>
-        </w:rPr>
       </w:pPr>
       <w:r>
         <w:rPr>
@@ -8112,9 +8112,6 @@
     <w:p>
       <w:pPr>
         <w:ind w:firstLine="420"/>
-        <w:rPr>
-          <w:rFonts w:hint="eastAsia"/>
-        </w:rPr>
       </w:pPr>
       <w:r>
         <w:rPr>
@@ -8150,9 +8147,6 @@
     <w:p>
       <w:pPr>
         <w:ind w:firstLine="420"/>
-        <w:rPr>
-          <w:rFonts w:hint="eastAsia"/>
-        </w:rPr>
       </w:pPr>
       <w:r>
         <w:rPr>
@@ -8365,21 +8359,12 @@
         <w:rPr>
           <w:rFonts w:hint="eastAsia"/>
         </w:rPr>
-        <w:t>。</w:t>
-      </w:r>
-      <w:r>
-        <w:rPr>
-          <w:rFonts w:hint="eastAsia"/>
-        </w:rPr>
-        <w:t>投影数据的傅里叶变换在频域是不均匀分布的，而图像的二维傅里叶变换需要规则的网格采样点。为了完成这种转换，必须对频域数据进行插值处理。插值算法的精度和频域数据的密度会直接影响重建效果。在图像四角区域，频域数据的覆盖密度相对较低，插值过程中对高频信息的估计误差更大，这些误差在逆傅里叶变换后会表现为图像四角的伪影。</w:t>
-      </w:r>
-    </w:p>
-    <w:p>
-      <w:pPr>
-        <w:ind w:firstLine="0"/>
-        <w:rPr>
-          <w:rFonts w:hint="eastAsia"/>
-        </w:rPr>
+        <w:t>。投影数据的傅里叶变换在频域是不均匀分布的，而图像的二维傅里叶变换需要规则的网格采样点。为了完成这种转换，必须对频域数据进行插值处理。插值算法的精度和频域数据的密度会直接影响重建效果。在图像四角区域，频域数据的覆盖密度相对较低，插值过程中对高频信息的估计误差更大，这些误差在逆傅里叶变换后会表现为图像四角的伪影。</w:t>
+      </w:r>
+    </w:p>
+    <w:p>
+      <w:pPr>
+        <w:ind w:firstLine="0"/>
       </w:pPr>
     </w:p>
     <w:p>
@@ -8738,9 +8723,6 @@
     <w:p>
       <w:pPr>
         <w:pStyle w:val="af"/>
-        <w:rPr>
-          <w:rFonts w:hint="eastAsia"/>
-        </w:rPr>
       </w:pPr>
       <w:r>
         <w:rPr>
@@ -8868,9 +8850,6 @@
     <w:p>
       <w:pPr>
         <w:pStyle w:val="af"/>
-        <w:rPr>
-          <w:rFonts w:hint="eastAsia"/>
-        </w:rPr>
       </w:pPr>
       <w:r>
         <w:rPr>
@@ -9137,17 +9116,11 @@
     <w:p>
       <w:pPr>
         <w:ind w:firstLine="0"/>
-        <w:rPr>
-          <w:rFonts w:hint="eastAsia"/>
-        </w:rPr>
-      </w:pPr>
-    </w:p>
-    <w:p>
-      <w:pPr>
-        <w:ind w:firstLine="0"/>
-        <w:rPr>
-          <w:rFonts w:hint="eastAsia"/>
-        </w:rPr>
+      </w:pPr>
+    </w:p>
+    <w:p>
+      <w:pPr>
+        <w:ind w:firstLine="0"/>
       </w:pPr>
       <w:r>
         <w:rPr>
@@ -9222,9 +9195,6 @@
     <w:p>
       <w:pPr>
         <w:pStyle w:val="af"/>
-        <w:rPr>
-          <w:rFonts w:hint="eastAsia"/>
-        </w:rPr>
       </w:pPr>
       <w:r>
         <w:rPr>
@@ -9287,19 +9257,7 @@
         <w:rPr>
           <w:rFonts w:hint="eastAsia"/>
         </w:rPr>
-        <w:t>滤波</w:t>
-      </w:r>
-      <w:r>
-        <w:rPr>
-          <w:rFonts w:hint="eastAsia"/>
-        </w:rPr>
-        <w:t>反投影</w:t>
-      </w:r>
-      <w:r>
-        <w:rPr>
-          <w:rFonts w:hint="eastAsia"/>
-        </w:rPr>
-        <w:t>重建算法（</w:t>
+        <w:t>滤波反投影重建算法（</w:t>
       </w:r>
       <w:r>
         <w:rPr>
@@ -10001,9 +9959,6 @@
     <w:p>
       <w:pPr>
         <w:ind w:firstLine="420"/>
-        <w:rPr>
-          <w:rFonts w:hint="eastAsia"/>
-        </w:rPr>
       </w:pPr>
       <w:r>
         <w:t>本次实验在模型生成、算法实现与程序集成阶段均遇到技术问题，通过理论分析与实践调试，最终达成预期效果，具体问题与解决方法如下：</w:t>
@@ -10013,7 +9968,6 @@
       <w:pPr>
         <w:ind w:firstLine="0"/>
         <w:rPr>
-          <w:rFonts w:hint="eastAsia"/>
           <w:b/>
           <w:bCs/>
         </w:rPr>
@@ -10056,23 +10010,43 @@
           <w:b/>
           <w:bCs/>
         </w:rPr>
-        <w:t>模型对比度</w:t>
-      </w:r>
+        <w:t>模型对比度低</w:t>
+      </w:r>
+    </w:p>
+    <w:p>
+      <w:pPr>
+        <w:ind w:firstLine="0"/>
+      </w:pPr>
       <w:r>
         <w:rPr>
           <w:rFonts w:hint="eastAsia"/>
           <w:b/>
           <w:bCs/>
         </w:rPr>
-        <w:t>低</w:t>
-      </w:r>
-    </w:p>
-    <w:p>
-      <w:pPr>
-        <w:ind w:firstLine="0"/>
-        <w:rPr>
-          <w:rFonts w:hint="eastAsia"/>
-        </w:rPr>
+        <w:t>问题描述：</w:t>
+      </w:r>
+      <w:r>
+        <w:rPr>
+          <w:rFonts w:hint="eastAsia"/>
+        </w:rPr>
+        <w:t>初始生成的</w:t>
+      </w:r>
+      <w:r>
+        <w:rPr>
+          <w:rFonts w:hint="eastAsia"/>
+        </w:rPr>
+        <w:t xml:space="preserve"> Shepp-Logan </w:t>
+      </w:r>
+      <w:r>
+        <w:rPr>
+          <w:rFonts w:hint="eastAsia"/>
+        </w:rPr>
+        <w:t>模型中，不同椭圆区域的灰度差异不明显，模型内部结构层次感弱，无法清晰区分各模拟组织区域，影响后续重建结果的对比分析。</w:t>
+      </w:r>
+    </w:p>
+    <w:p>
+      <w:pPr>
+        <w:ind w:firstLine="0"/>
       </w:pPr>
       <w:r>
         <w:rPr>
@@ -10080,33 +10054,30 @@
           <w:b/>
           <w:bCs/>
         </w:rPr>
-        <w:t>问题描述：</w:t>
-      </w:r>
-      <w:r>
-        <w:rPr>
-          <w:rFonts w:hint="eastAsia"/>
-        </w:rPr>
-        <w:t>初始生成的</w:t>
-      </w:r>
-      <w:r>
-        <w:rPr>
-          <w:rFonts w:hint="eastAsia"/>
-        </w:rPr>
-        <w:t xml:space="preserve"> Shepp-Logan </w:t>
-      </w:r>
-      <w:r>
-        <w:rPr>
-          <w:rFonts w:hint="eastAsia"/>
-        </w:rPr>
-        <w:t>模型中，不同椭圆区域的灰度差异不明显，模型内部结构层次感弱，无法清晰区分各模拟组织区域，影响后续重建结果的对比分析。</w:t>
-      </w:r>
-    </w:p>
-    <w:p>
-      <w:pPr>
-        <w:ind w:firstLine="0"/>
-        <w:rPr>
-          <w:rFonts w:hint="eastAsia"/>
-        </w:rPr>
+        <w:t>原因分析：</w:t>
+      </w:r>
+      <w:r>
+        <w:rPr>
+          <w:rFonts w:hint="eastAsia"/>
+        </w:rPr>
+        <w:t>代码中椭圆参数的灰度值设置过于接近（如部分椭圆灰度值仅相差</w:t>
+      </w:r>
+      <w:r>
+        <w:rPr>
+          <w:rFonts w:hint="eastAsia"/>
+        </w:rPr>
+        <w:t xml:space="preserve"> 0.05</w:t>
+      </w:r>
+      <w:r>
+        <w:rPr>
+          <w:rFonts w:hint="eastAsia"/>
+        </w:rPr>
+        <w:t>），且未对生成后的模型灰度进行归一化处理，导致整体对比度偏低。</w:t>
+      </w:r>
+    </w:p>
+    <w:p>
+      <w:pPr>
+        <w:ind w:firstLine="0"/>
       </w:pPr>
       <w:r>
         <w:rPr>
@@ -10114,89 +10085,62 @@
           <w:b/>
           <w:bCs/>
         </w:rPr>
-        <w:t>原因分析：</w:t>
-      </w:r>
-      <w:r>
-        <w:rPr>
-          <w:rFonts w:hint="eastAsia"/>
-        </w:rPr>
-        <w:t>代码中椭圆参数的灰度值设置过于接近（如部分椭圆灰度值仅相差</w:t>
-      </w:r>
-      <w:r>
-        <w:rPr>
-          <w:rFonts w:hint="eastAsia"/>
-        </w:rPr>
-        <w:t xml:space="preserve"> 0.05</w:t>
-      </w:r>
-      <w:r>
-        <w:rPr>
-          <w:rFonts w:hint="eastAsia"/>
-        </w:rPr>
-        <w:t>），且未对生成后的模型灰度进行归一化处理，导致整体对比度偏低。</w:t>
-      </w:r>
-    </w:p>
-    <w:p>
-      <w:pPr>
-        <w:ind w:firstLine="0"/>
-        <w:rPr>
-          <w:rFonts w:hint="eastAsia"/>
-        </w:rPr>
-      </w:pPr>
-      <w:r>
-        <w:rPr>
-          <w:rFonts w:hint="eastAsia"/>
+        <w:t>解决方法：</w:t>
+      </w:r>
+      <w:r>
+        <w:rPr>
+          <w:rFonts w:hint="eastAsia"/>
+        </w:rPr>
+        <w:t>查阅标准</w:t>
+      </w:r>
+      <w:r>
+        <w:rPr>
+          <w:rFonts w:hint="eastAsia"/>
+        </w:rPr>
+        <w:t xml:space="preserve"> Shepp-Logan </w:t>
+      </w:r>
+      <w:r>
+        <w:rPr>
+          <w:rFonts w:hint="eastAsia"/>
+        </w:rPr>
+        <w:t>模型参数，手动调整各椭圆的灰度值差异，扩大灰度区间；同时在模型生成后添加灰度归一化代码，将像素值映射至</w:t>
+      </w:r>
+      <w:r>
+        <w:rPr>
+          <w:rFonts w:hint="eastAsia"/>
+        </w:rPr>
+        <w:t xml:space="preserve"> [0,1] </w:t>
+      </w:r>
+      <w:r>
+        <w:rPr>
+          <w:rFonts w:hint="eastAsia"/>
+        </w:rPr>
+        <w:t>范围，最终生成的模型对比度显著提升，各结构区域清晰可辨。</w:t>
+      </w:r>
+    </w:p>
+    <w:p>
+      <w:pPr>
+        <w:ind w:firstLine="0"/>
+        <w:rPr>
           <w:b/>
           <w:bCs/>
         </w:rPr>
-        <w:t>解决方法：</w:t>
-      </w:r>
-      <w:r>
-        <w:rPr>
-          <w:rFonts w:hint="eastAsia"/>
-        </w:rPr>
-        <w:t>查阅标准</w:t>
-      </w:r>
-      <w:r>
-        <w:rPr>
-          <w:rFonts w:hint="eastAsia"/>
-        </w:rPr>
-        <w:t xml:space="preserve"> Shepp-Logan </w:t>
-      </w:r>
-      <w:r>
-        <w:rPr>
-          <w:rFonts w:hint="eastAsia"/>
-        </w:rPr>
-        <w:t>模型参数，手动调整各椭圆的灰度值差异，扩大灰度区间；同时在模型生成后添加灰度归一化代码，将像素值映射至</w:t>
-      </w:r>
-      <w:r>
-        <w:rPr>
-          <w:rFonts w:hint="eastAsia"/>
-        </w:rPr>
-        <w:t xml:space="preserve"> [0,1] </w:t>
-      </w:r>
-      <w:r>
-        <w:rPr>
-          <w:rFonts w:hint="eastAsia"/>
-        </w:rPr>
-        <w:t>范围，最终生成的模型对比度显著提升，各结构区域清晰可辨。</w:t>
-      </w:r>
-    </w:p>
-    <w:p>
-      <w:pPr>
-        <w:ind w:firstLine="0"/>
+      </w:pPr>
+      <w:r>
         <w:rPr>
           <w:rFonts w:hint="eastAsia"/>
           <w:b/>
           <w:bCs/>
         </w:rPr>
-      </w:pPr>
+        <w:t>（</w:t>
+      </w:r>
       <w:r>
         <w:rPr>
           <w:rFonts w:hint="eastAsia"/>
           <w:b/>
           <w:bCs/>
         </w:rPr>
-        <w:t>（</w:t>
+        <w:t>2</w:t>
       </w:r>
       <w:r>
         <w:rPr>
@@ -10204,7 +10148,7 @@
           <w:b/>
           <w:bCs/>
         </w:rPr>
-        <w:t>2</w:t>
+        <w:t>）</w:t>
       </w:r>
       <w:r>
         <w:rPr>
@@ -10212,7 +10156,7 @@
           <w:b/>
           <w:bCs/>
         </w:rPr>
-        <w:t>）</w:t>
+        <w:t xml:space="preserve"> </w:t>
       </w:r>
       <w:r>
         <w:rPr>
@@ -10220,23 +10164,31 @@
           <w:b/>
           <w:bCs/>
         </w:rPr>
-        <w:t xml:space="preserve"> </w:t>
-      </w:r>
+        <w:t>傅里叶重建图像分割问题</w:t>
+      </w:r>
+    </w:p>
+    <w:p>
+      <w:pPr>
+        <w:ind w:firstLine="0"/>
+      </w:pPr>
       <w:r>
         <w:rPr>
           <w:rFonts w:hint="eastAsia"/>
           <w:b/>
           <w:bCs/>
         </w:rPr>
-        <w:t>傅里叶重建图像分割问题</w:t>
-      </w:r>
-    </w:p>
-    <w:p>
-      <w:pPr>
-        <w:ind w:firstLine="0"/>
-        <w:rPr>
-          <w:rFonts w:hint="eastAsia"/>
-        </w:rPr>
+        <w:t>问题描述：</w:t>
+      </w:r>
+      <w:r>
+        <w:rPr>
+          <w:rFonts w:hint="eastAsia"/>
+        </w:rPr>
+        <w:t>初步测试时，我们发现傅里叶重建程序输出的图像未呈现完整结构，而是被分割成四份，分别分布在图像的四个角上，与预期的完整重建结果不符，无法进行后续效果分析。</w:t>
+      </w:r>
+    </w:p>
+    <w:p>
+      <w:pPr>
+        <w:ind w:firstLine="0"/>
       </w:pPr>
       <w:r>
         <w:rPr>
@@ -10244,27 +10196,90 @@
           <w:b/>
           <w:bCs/>
         </w:rPr>
-        <w:t>问题描述：</w:t>
-      </w:r>
-      <w:r>
-        <w:rPr>
-          <w:rFonts w:hint="eastAsia"/>
-        </w:rPr>
-        <w:t>初步测试时，我们发现</w:t>
-      </w:r>
-      <w:r>
-        <w:rPr>
-          <w:rFonts w:hint="eastAsia"/>
-        </w:rPr>
-        <w:t>傅里叶重建程序输出的图像未呈现完整结构，而是被分割成四份，分别分布在图像的四个角上，与预期的完整重建结果不符，无法进行后续效果分析。</w:t>
-      </w:r>
-    </w:p>
-    <w:p>
-      <w:pPr>
-        <w:ind w:firstLine="0"/>
-        <w:rPr>
-          <w:rFonts w:hint="eastAsia"/>
-        </w:rPr>
+        <w:t>原因分析：</w:t>
+      </w:r>
+      <w:r>
+        <w:rPr>
+          <w:rFonts w:hint="eastAsia"/>
+        </w:rPr>
+        <w:t>在傅里叶重建的频域处理环节，未正确执行二维傅里叶变换（</w:t>
+      </w:r>
+      <w:r>
+        <w:rPr>
+          <w:rFonts w:hint="eastAsia"/>
+        </w:rPr>
+        <w:t>FFT</w:t>
+      </w:r>
+      <w:r>
+        <w:rPr>
+          <w:rFonts w:hint="eastAsia"/>
+        </w:rPr>
+        <w:t>）与逆变换（</w:t>
+      </w:r>
+      <w:r>
+        <w:rPr>
+          <w:rFonts w:hint="eastAsia"/>
+        </w:rPr>
+        <w:t>IFT</w:t>
+      </w:r>
+      <w:r>
+        <w:rPr>
+          <w:rFonts w:hint="eastAsia"/>
+        </w:rPr>
+        <w:t>）的移中操作</w:t>
+      </w:r>
+      <w:r>
+        <w:rPr>
+          <w:rFonts w:hint="eastAsia"/>
+        </w:rPr>
+        <w:t xml:space="preserve"> </w:t>
+      </w:r>
+      <w:r>
+        <w:rPr>
+          <w:rFonts w:hint="eastAsia"/>
+        </w:rPr>
+        <w:t>——</w:t>
+      </w:r>
+      <w:r>
+        <w:rPr>
+          <w:rFonts w:hint="eastAsia"/>
+        </w:rPr>
+        <w:t xml:space="preserve"> </w:t>
+      </w:r>
+      <w:r>
+        <w:rPr>
+          <w:rFonts w:hint="eastAsia"/>
+        </w:rPr>
+        <w:t>仅对二维</w:t>
+      </w:r>
+      <w:r>
+        <w:rPr>
+          <w:rFonts w:hint="eastAsia"/>
+        </w:rPr>
+        <w:t xml:space="preserve"> FFT </w:t>
+      </w:r>
+      <w:r>
+        <w:rPr>
+          <w:rFonts w:hint="eastAsia"/>
+        </w:rPr>
+        <w:t>结果进行了移中，未对</w:t>
+      </w:r>
+      <w:r>
+        <w:rPr>
+          <w:rFonts w:hint="eastAsia"/>
+        </w:rPr>
+        <w:t xml:space="preserve"> IFT </w:t>
+      </w:r>
+      <w:r>
+        <w:rPr>
+          <w:rFonts w:hint="eastAsia"/>
+        </w:rPr>
+        <w:t>前的频域数据进行逆移中，导致频域网格与空域坐标不匹配，最终重建图像出现分割错位。</w:t>
+      </w:r>
+    </w:p>
+    <w:p>
+      <w:pPr>
+        <w:ind w:firstLine="0"/>
       </w:pPr>
       <w:r>
         <w:rPr>
@@ -10272,37 +10287,14 @@
           <w:b/>
           <w:bCs/>
         </w:rPr>
-        <w:t>原因分析：</w:t>
-      </w:r>
-      <w:r>
-        <w:rPr>
-          <w:rFonts w:hint="eastAsia"/>
-        </w:rPr>
-        <w:t>在傅里叶重建的频域处理环节，未正确执行二维傅里叶变换（</w:t>
-      </w:r>
-      <w:r>
-        <w:rPr>
-          <w:rFonts w:hint="eastAsia"/>
-        </w:rPr>
-        <w:t>FFT</w:t>
-      </w:r>
-      <w:r>
-        <w:rPr>
-          <w:rFonts w:hint="eastAsia"/>
-        </w:rPr>
-        <w:t>）与逆变换（</w:t>
-      </w:r>
-      <w:r>
-        <w:rPr>
-          <w:rFonts w:hint="eastAsia"/>
-        </w:rPr>
-        <w:t>IFT</w:t>
-      </w:r>
-      <w:r>
-        <w:rPr>
-          <w:rFonts w:hint="eastAsia"/>
-        </w:rPr>
-        <w:t>）的移中操作</w:t>
+        <w:lastRenderedPageBreak/>
+        <w:t>解决方法：</w:t>
+      </w:r>
+      <w:r>
+        <w:rPr>
+          <w:rFonts w:hint="eastAsia"/>
+        </w:rPr>
+        <w:t>修正频域处理代码逻辑，在</w:t>
       </w:r>
       <w:r>
         <w:rPr>
@@ -10314,7 +10306,31 @@
         <w:rPr>
           <w:rFonts w:hint="eastAsia"/>
         </w:rPr>
-        <w:t>——</w:t>
+        <w:t>“二维</w:t>
+      </w:r>
+      <w:r>
+        <w:rPr>
+          <w:rFonts w:hint="eastAsia"/>
+        </w:rPr>
+        <w:t xml:space="preserve"> FFT</w:t>
+      </w:r>
+      <w:r>
+        <w:rPr>
+          <w:rFonts w:hint="eastAsia"/>
+        </w:rPr>
+        <w:t>→频域插值→二维</w:t>
+      </w:r>
+      <w:r>
+        <w:rPr>
+          <w:rFonts w:hint="eastAsia"/>
+        </w:rPr>
+        <w:t xml:space="preserve"> IFT</w:t>
+      </w:r>
+      <w:r>
+        <w:rPr>
+          <w:rFonts w:hint="eastAsia"/>
+        </w:rPr>
+        <w:t>”</w:t>
       </w:r>
       <w:r>
         <w:rPr>
@@ -10326,7 +10342,55 @@
         <w:rPr>
           <w:rFonts w:hint="eastAsia"/>
         </w:rPr>
-        <w:t>仅对二维</w:t>
+        <w:t>的流程中，补充</w:t>
+      </w:r>
+      <w:r>
+        <w:rPr>
+          <w:rFonts w:hint="eastAsia"/>
+        </w:rPr>
+        <w:t xml:space="preserve"> </w:t>
+      </w:r>
+      <w:r>
+        <w:rPr>
+          <w:rFonts w:hint="eastAsia"/>
+        </w:rPr>
+        <w:t>“</w:t>
+      </w:r>
+      <w:r>
+        <w:rPr>
+          <w:rFonts w:hint="eastAsia"/>
+        </w:rPr>
+        <w:t xml:space="preserve">IFT </w:t>
+      </w:r>
+      <w:r>
+        <w:rPr>
+          <w:rFonts w:hint="eastAsia"/>
+        </w:rPr>
+        <w:t>前逆移中”</w:t>
+      </w:r>
+      <w:r>
+        <w:rPr>
+          <w:rFonts w:hint="eastAsia"/>
+        </w:rPr>
+        <w:t xml:space="preserve"> </w:t>
+      </w:r>
+      <w:r>
+        <w:rPr>
+          <w:rFonts w:hint="eastAsia"/>
+        </w:rPr>
+        <w:t>步骤：先通过</w:t>
+      </w:r>
+      <w:r>
+        <w:rPr>
+          <w:rFonts w:hint="eastAsia"/>
+        </w:rPr>
+        <w:t>np.fft.fftshift()</w:t>
+      </w:r>
+      <w:r>
+        <w:rPr>
+          <w:rFonts w:hint="eastAsia"/>
+        </w:rPr>
+        <w:t>对投影数据的一维</w:t>
       </w:r>
       <w:r>
         <w:rPr>
@@ -10338,189 +10402,56 @@
         <w:rPr>
           <w:rFonts w:hint="eastAsia"/>
         </w:rPr>
-        <w:t>结果进行了移中，未对</w:t>
-      </w:r>
-      <w:r>
-        <w:rPr>
-          <w:rFonts w:hint="eastAsia"/>
-        </w:rPr>
-        <w:t xml:space="preserve"> IFT </w:t>
-      </w:r>
-      <w:r>
-        <w:rPr>
-          <w:rFonts w:hint="eastAsia"/>
-        </w:rPr>
-        <w:t>前的频域数据进行逆移中，导致频域网格与空域坐标不匹配，最终重建图像出现分割错位。</w:t>
-      </w:r>
-    </w:p>
-    <w:p>
-      <w:pPr>
-        <w:ind w:firstLine="0"/>
-      </w:pPr>
-      <w:r>
-        <w:rPr>
-          <w:rFonts w:hint="eastAsia"/>
+        <w:t>结果进行移中，完成频域插值后，再通过</w:t>
+      </w:r>
+      <w:r>
+        <w:rPr>
+          <w:rFonts w:hint="eastAsia"/>
+        </w:rPr>
+        <w:t>np.fft.ifftshift()</w:t>
+      </w:r>
+      <w:r>
+        <w:rPr>
+          <w:rFonts w:hint="eastAsia"/>
+        </w:rPr>
+        <w:t>将频域数据恢复至原始位置，最后执行二维</w:t>
+      </w:r>
+      <w:r>
+        <w:rPr>
+          <w:rFonts w:hint="eastAsia"/>
+        </w:rPr>
+        <w:t xml:space="preserve"> IFT</w:t>
+      </w:r>
+      <w:r>
+        <w:rPr>
+          <w:rFonts w:hint="eastAsia"/>
+        </w:rPr>
+        <w:t>。调整后，重建图像不再分割，结构完整且与原始模型匹配度高。</w:t>
+      </w:r>
+    </w:p>
+    <w:p>
+      <w:pPr>
+        <w:ind w:firstLine="0"/>
+        <w:rPr>
           <w:b/>
           <w:bCs/>
         </w:rPr>
-        <w:lastRenderedPageBreak/>
-        <w:t>解决方法：</w:t>
-      </w:r>
-      <w:r>
-        <w:rPr>
-          <w:rFonts w:hint="eastAsia"/>
-        </w:rPr>
-        <w:t>修正频域处理代码逻辑，在</w:t>
-      </w:r>
-      <w:r>
-        <w:rPr>
-          <w:rFonts w:hint="eastAsia"/>
-        </w:rPr>
-        <w:t xml:space="preserve"> </w:t>
-      </w:r>
-      <w:r>
-        <w:rPr>
-          <w:rFonts w:hint="eastAsia"/>
-        </w:rPr>
-        <w:t>“二维</w:t>
-      </w:r>
-      <w:r>
-        <w:rPr>
-          <w:rFonts w:hint="eastAsia"/>
-        </w:rPr>
-        <w:t xml:space="preserve"> FFT</w:t>
-      </w:r>
-      <w:r>
-        <w:rPr>
-          <w:rFonts w:hint="eastAsia"/>
-        </w:rPr>
-        <w:t>→频域插值→二维</w:t>
-      </w:r>
-      <w:r>
-        <w:rPr>
-          <w:rFonts w:hint="eastAsia"/>
-        </w:rPr>
-        <w:t xml:space="preserve"> IFT</w:t>
-      </w:r>
-      <w:r>
-        <w:rPr>
-          <w:rFonts w:hint="eastAsia"/>
-        </w:rPr>
-        <w:t>”</w:t>
-      </w:r>
-      <w:r>
-        <w:rPr>
-          <w:rFonts w:hint="eastAsia"/>
-        </w:rPr>
-        <w:t xml:space="preserve"> </w:t>
-      </w:r>
-      <w:r>
-        <w:rPr>
-          <w:rFonts w:hint="eastAsia"/>
-        </w:rPr>
-        <w:t>的流程中，补充</w:t>
-      </w:r>
-      <w:r>
-        <w:rPr>
-          <w:rFonts w:hint="eastAsia"/>
-        </w:rPr>
-        <w:t xml:space="preserve"> </w:t>
-      </w:r>
-      <w:r>
-        <w:rPr>
-          <w:rFonts w:hint="eastAsia"/>
-        </w:rPr>
-        <w:t>“</w:t>
-      </w:r>
-      <w:r>
-        <w:rPr>
-          <w:rFonts w:hint="eastAsia"/>
-        </w:rPr>
-        <w:t xml:space="preserve">IFT </w:t>
-      </w:r>
-      <w:r>
-        <w:rPr>
-          <w:rFonts w:hint="eastAsia"/>
-        </w:rPr>
-        <w:t>前逆移中”</w:t>
-      </w:r>
-      <w:r>
-        <w:rPr>
-          <w:rFonts w:hint="eastAsia"/>
-        </w:rPr>
-        <w:t xml:space="preserve"> </w:t>
-      </w:r>
-      <w:r>
-        <w:rPr>
-          <w:rFonts w:hint="eastAsia"/>
-        </w:rPr>
-        <w:t>步骤：先通过</w:t>
-      </w:r>
-      <w:r>
-        <w:rPr>
-          <w:rFonts w:hint="eastAsia"/>
-        </w:rPr>
-        <w:t>np.fft.fftshift()</w:t>
-      </w:r>
-      <w:r>
-        <w:rPr>
-          <w:rFonts w:hint="eastAsia"/>
-        </w:rPr>
-        <w:t>对投影数据的一维</w:t>
-      </w:r>
-      <w:r>
-        <w:rPr>
-          <w:rFonts w:hint="eastAsia"/>
-        </w:rPr>
-        <w:t xml:space="preserve"> FFT </w:t>
-      </w:r>
-      <w:r>
-        <w:rPr>
-          <w:rFonts w:hint="eastAsia"/>
-        </w:rPr>
-        <w:t>结果进行移中，完成频域插值后，再通过</w:t>
-      </w:r>
-      <w:r>
-        <w:rPr>
-          <w:rFonts w:hint="eastAsia"/>
-        </w:rPr>
-        <w:t>np.fft.ifftshift()</w:t>
-      </w:r>
-      <w:r>
-        <w:rPr>
-          <w:rFonts w:hint="eastAsia"/>
-        </w:rPr>
-        <w:t>将频域数据恢复至原始位置，最后执行二维</w:t>
-      </w:r>
-      <w:r>
-        <w:rPr>
-          <w:rFonts w:hint="eastAsia"/>
-        </w:rPr>
-        <w:t xml:space="preserve"> IFT</w:t>
-      </w:r>
-      <w:r>
-        <w:rPr>
-          <w:rFonts w:hint="eastAsia"/>
-        </w:rPr>
-        <w:t>。调整后，重建图像不再分割，结构完整且与原始模型匹配度高。</w:t>
-      </w:r>
-    </w:p>
-    <w:p>
-      <w:pPr>
-        <w:ind w:firstLine="0"/>
+      </w:pPr>
+      <w:r>
         <w:rPr>
           <w:rFonts w:hint="eastAsia"/>
           <w:b/>
           <w:bCs/>
         </w:rPr>
-      </w:pPr>
+        <w:t>（</w:t>
+      </w:r>
       <w:r>
         <w:rPr>
           <w:rFonts w:hint="eastAsia"/>
           <w:b/>
           <w:bCs/>
         </w:rPr>
-        <w:t>（</w:t>
+        <w:t>3</w:t>
       </w:r>
       <w:r>
         <w:rPr>
@@ -10528,7 +10459,7 @@
           <w:b/>
           <w:bCs/>
         </w:rPr>
-        <w:t>3</w:t>
+        <w:t>）</w:t>
       </w:r>
       <w:r>
         <w:rPr>
@@ -10536,7 +10467,7 @@
           <w:b/>
           <w:bCs/>
         </w:rPr>
-        <w:t>）</w:t>
+        <w:t xml:space="preserve"> </w:t>
       </w:r>
       <w:r>
         <w:rPr>
@@ -10544,23 +10475,31 @@
           <w:b/>
           <w:bCs/>
         </w:rPr>
-        <w:t xml:space="preserve"> </w:t>
-      </w:r>
+        <w:t>程序集成与兼容性问题</w:t>
+      </w:r>
+    </w:p>
+    <w:p>
+      <w:pPr>
+        <w:ind w:firstLine="0"/>
+      </w:pPr>
       <w:r>
         <w:rPr>
           <w:rFonts w:hint="eastAsia"/>
           <w:b/>
           <w:bCs/>
         </w:rPr>
-        <w:t>程序集成与兼容性问题</w:t>
-      </w:r>
-    </w:p>
-    <w:p>
-      <w:pPr>
-        <w:ind w:firstLine="0"/>
-        <w:rPr>
-          <w:rFonts w:hint="eastAsia"/>
-        </w:rPr>
+        <w:t>问题描述：</w:t>
+      </w:r>
+      <w:r>
+        <w:rPr>
+          <w:rFonts w:hint="eastAsia"/>
+        </w:rPr>
+        <w:t>实验初期，各组员分别编写直接反投影、傅里叶重建、滤波反投影的独立程序，在集成时出现代码兼容性问题，且缺乏交互界面，无法便捷地切换算法、调整参数与查看结果。</w:t>
+      </w:r>
+    </w:p>
+    <w:p>
+      <w:pPr>
+        <w:ind w:firstLine="0"/>
       </w:pPr>
       <w:r>
         <w:rPr>
@@ -10568,21 +10507,18 @@
           <w:b/>
           <w:bCs/>
         </w:rPr>
-        <w:t>问题描述：</w:t>
-      </w:r>
-      <w:r>
-        <w:rPr>
-          <w:rFonts w:hint="eastAsia"/>
-        </w:rPr>
-        <w:t>实验初期，各组员分别编写直接反投影、傅里叶重建、滤波反投影的独立程序，在集成时出现代码兼容性问题，且缺乏交互界面，无法便捷地切换算法、调整参数与查看结果。</w:t>
-      </w:r>
-    </w:p>
-    <w:p>
-      <w:pPr>
-        <w:ind w:firstLine="0"/>
-        <w:rPr>
-          <w:rFonts w:hint="eastAsia"/>
-        </w:rPr>
+        <w:t>原因分析：</w:t>
+      </w:r>
+      <w:r>
+        <w:rPr>
+          <w:rFonts w:hint="eastAsia"/>
+        </w:rPr>
+        <w:t>前期未制定统一的代码规范，各程序的函数命名、输入输出数据类型（如数组维度、数据类型）存在差异；同时未设计集成化的控制模块，导致各算法模块无法协同工作。</w:t>
+      </w:r>
+    </w:p>
+    <w:p>
+      <w:pPr>
+        <w:ind w:firstLine="0"/>
       </w:pPr>
       <w:r>
         <w:rPr>
@@ -10590,28 +10526,6 @@
           <w:b/>
           <w:bCs/>
         </w:rPr>
-        <w:t>原因分析：</w:t>
-      </w:r>
-      <w:r>
-        <w:rPr>
-          <w:rFonts w:hint="eastAsia"/>
-        </w:rPr>
-        <w:t>前期未制定统一的代码规范，各程序的函数命名、输入输出数据类型（如数组维度、数据类型）存在差异；同时未设计集成化的控制模块，导致各算法模块无法协同工作。</w:t>
-      </w:r>
-    </w:p>
-    <w:p>
-      <w:pPr>
-        <w:ind w:firstLine="0"/>
-        <w:rPr>
-          <w:rFonts w:hint="eastAsia"/>
-        </w:rPr>
-      </w:pPr>
-      <w:r>
-        <w:rPr>
-          <w:rFonts w:hint="eastAsia"/>
-          <w:b/>
-          <w:bCs/>
-        </w:rPr>
         <w:t>解决方法：</w:t>
       </w:r>
       <w:r>
@@ -10697,7 +10611,6 @@
       <w:pPr>
         <w:ind w:firstLine="0"/>
         <w:rPr>
-          <w:rFonts w:hint="eastAsia"/>
           <w:b/>
           <w:bCs/>
         </w:rPr>
